--- a/05-数字电路/03-单片机及嵌入式接口/按键检测电路/按键检测电路.docx
+++ b/05-数字电路/03-单片机及嵌入式接口/按键检测电路/按键检测电路.docx
@@ -2140,6 +2140,20 @@
     </w:p>
     <w:bookmarkEnd w:id="26"/>
     <w:bookmarkEnd w:id="27"/>
+    <w:p>
+      <w:pPr>
+        <w:spacing w:before="360"/>
+        <w:jc w:val="center"/>
+      </w:pPr>
+      <w:r>
+        <w:rPr>
+          <w:rFonts w:ascii="Times New Roman" w:hAnsi="Times New Roman"/>
+          <w:color w:val="555555"/>
+          <w:sz w:val="21"/>
+        </w:rPr>
+        <w:t>材料收集者：杜文杰</w:t>
+      </w:r>
+    </w:p>
     <w:sectPr>
       <w:headerReference r:id="rId9" w:type="default"/>
       <w:footerReference r:id="rId10" w:type="default"/>

--- a/05-数字电路/03-单片机及嵌入式接口/按键检测电路/按键检测电路.docx
+++ b/05-数字电路/03-单片机及嵌入式接口/按键检测电路/按键检测电路.docx
@@ -1,6 +1,6 @@
 
 <file path=word/document.xml><?xml version="1.0" encoding="utf-8"?>
-<w:document xmlns:w="http://schemas.openxmlformats.org/wordprocessingml/2006/main" xmlns:m="http://schemas.openxmlformats.org/officeDocument/2006/math" xmlns:r="http://schemas.openxmlformats.org/officeDocument/2006/relationships" xmlns:o="urn:schemas-microsoft-com:office:office" xmlns:v="urn:schemas-microsoft-com:vml" xmlns:w10="urn:schemas-microsoft-com:office:word" xmlns:a="http://schemas.openxmlformats.org/drawingml/2006/main" xmlns:pic="http://schemas.openxmlformats.org/drawingml/2006/picture" xmlns:wp="http://schemas.openxmlformats.org/drawingml/2006/wordprocessingDrawing">
+<w:document xmlns:m="http://schemas.openxmlformats.org/officeDocument/2006/math" xmlns:r="http://schemas.openxmlformats.org/officeDocument/2006/relationships" xmlns:w="http://schemas.openxmlformats.org/wordprocessingml/2006/main" xmlns:o="urn:schemas-microsoft-com:office:office" xmlns:v="urn:schemas-microsoft-com:vml" xmlns:w10="urn:schemas-microsoft-com:office:word" xmlns:a="http://schemas.openxmlformats.org/drawingml/2006/main" xmlns:pic="http://schemas.openxmlformats.org/drawingml/2006/picture" xmlns:wp="http://schemas.openxmlformats.org/drawingml/2006/wordprocessingDrawing">
   <w:body>
     <w:bookmarkStart w:id="27" w:name="按键检测电路"/>
     <w:p>
@@ -9,7 +9,7 @@
       </w:pPr>
       <w:r>
         <w:rPr>
-          <w:rFonts w:hint="eastAsia"/>
+          <w:rFonts w:hint="eastAsia" w:eastAsia="黑体"/>
         </w:rPr>
         <w:t xml:space="preserve">按键检测电路</w:t>
       </w:r>
@@ -21,7 +21,7 @@
       </w:pPr>
       <w:r>
         <w:rPr>
-          <w:rFonts w:hint="eastAsia"/>
+          <w:rFonts w:hint="eastAsia" w:eastAsia="黑体"/>
         </w:rPr>
         <w:t xml:space="preserve">拓扑描述</w:t>
       </w:r>
@@ -32,27 +32,33 @@
       </w:pPr>
       <w:r>
         <w:rPr>
-          <w:rFonts w:hint="eastAsia"/>
+          <w:rFonts w:hint="eastAsia" w:eastAsia="黑体"/>
         </w:rPr>
         <w:t xml:space="preserve">由</w:t>
       </w:r>
       <w:r>
+        <w:rPr>
+          <w:rFonts w:eastAsia="黑体"/>
+        </w:rPr>
         <w:t xml:space="preserve"> </w:t>
       </w:r>
       <w:r>
         <w:rPr>
-          <w:rFonts w:hint="eastAsia"/>
+          <w:rFonts w:hint="eastAsia" w:eastAsia="黑体"/>
           <w:b/>
           <w:bCs/>
         </w:rPr>
         <w:t xml:space="preserve">机械按键（轻触开关）S1</w:t>
       </w:r>
       <w:r>
+        <w:rPr>
+          <w:rFonts w:eastAsia="黑体"/>
+        </w:rPr>
         <w:t xml:space="preserve">、</w:t>
       </w:r>
       <w:r>
         <w:rPr>
-          <w:rFonts w:hint="eastAsia"/>
+          <w:rFonts w:hint="eastAsia" w:eastAsia="黑体"/>
           <w:b/>
           <w:bCs/>
         </w:rPr>
@@ -60,6 +66,7 @@
       </w:r>
       <w:r>
         <w:rPr>
+          <w:rFonts w:eastAsia="黑体"/>
           <w:b/>
           <w:bCs/>
         </w:rPr>
@@ -89,19 +96,26 @@
         </m:sSub>
       </m:oMath>
       <w:r>
+        <w:rPr>
+          <w:rFonts w:eastAsia="黑体"/>
+        </w:rPr>
         <w:t xml:space="preserve"> </w:t>
       </w:r>
       <w:r>
         <w:rPr>
-          <w:rFonts w:hint="eastAsia"/>
+          <w:rFonts w:hint="eastAsia" w:eastAsia="黑体"/>
         </w:rPr>
         <w:t xml:space="preserve">与</w:t>
       </w:r>
       <w:r>
+        <w:rPr>
+          <w:rFonts w:eastAsia="黑体"/>
+        </w:rPr>
         <w:t xml:space="preserve"> </w:t>
       </w:r>
       <w:r>
         <w:rPr>
+          <w:rFonts w:eastAsia="黑体"/>
           <w:b/>
           <w:bCs/>
         </w:rPr>
@@ -109,51 +123,63 @@
       </w:r>
       <w:r>
         <w:rPr>
-          <w:rFonts w:hint="eastAsia"/>
+          <w:rFonts w:hint="eastAsia" w:eastAsia="黑体"/>
           <w:b/>
           <w:bCs/>
         </w:rPr>
         <w:t xml:space="preserve">输入引脚（GPIO）</w:t>
       </w:r>
       <w:r>
+        <w:rPr>
+          <w:rFonts w:eastAsia="黑体"/>
+        </w:rPr>
         <w:t xml:space="preserve"> </w:t>
       </w:r>
       <w:r>
         <w:rPr>
-          <w:rFonts w:hint="eastAsia"/>
+          <w:rFonts w:hint="eastAsia" w:eastAsia="黑体"/>
         </w:rPr>
         <w:t xml:space="preserve">组成，按键一端接地或接电源，另一端经电阻接</w:t>
       </w:r>
       <w:r>
+        <w:rPr>
+          <w:rFonts w:eastAsia="黑体"/>
+        </w:rPr>
         <w:t xml:space="preserve"> MCU </w:t>
       </w:r>
       <w:r>
         <w:rPr>
-          <w:rFonts w:hint="eastAsia"/>
+          <w:rFonts w:hint="eastAsia" w:eastAsia="黑体"/>
         </w:rPr>
         <w:t xml:space="preserve">引脚，常并联用于抑制抖动的电容</w:t>
       </w:r>
       <w:r>
+        <w:rPr>
+          <w:rFonts w:eastAsia="黑体"/>
+        </w:rPr>
         <w:t xml:space="preserve"> </w:t>
       </w:r>
       <w:r>
         <w:rPr>
-          <w:rFonts w:hint="eastAsia"/>
+          <w:rFonts w:hint="eastAsia" w:eastAsia="黑体"/>
         </w:rPr>
         <w:t xml:space="preserve">C（或依靠软件消抖）。电路共有</w:t>
       </w:r>
       <w:r>
+        <w:rPr>
+          <w:rFonts w:eastAsia="黑体"/>
+        </w:rPr>
         <w:t xml:space="preserve"> 4 </w:t>
       </w:r>
       <w:r>
         <w:rPr>
-          <w:rFonts w:hint="eastAsia"/>
+          <w:rFonts w:hint="eastAsia" w:eastAsia="黑体"/>
         </w:rPr>
         <w:t xml:space="preserve">个关键节点：</w:t>
       </w:r>
       <w:r>
         <w:rPr>
-          <w:rFonts w:hint="eastAsia"/>
+          <w:rFonts w:hint="eastAsia" w:eastAsia="黑体"/>
           <w:b/>
           <w:bCs/>
         </w:rPr>
@@ -161,6 +187,7 @@
       </w:r>
       <w:r>
         <w:rPr>
+          <w:rFonts w:eastAsia="黑体"/>
           <w:b/>
           <w:bCs/>
         </w:rPr>
@@ -168,7 +195,7 @@
       </w:r>
       <w:r>
         <w:rPr>
-          <w:rFonts w:hint="eastAsia"/>
+          <w:rFonts w:hint="eastAsia" w:eastAsia="黑体"/>
           <w:b/>
           <w:bCs/>
         </w:rPr>
@@ -176,22 +203,25 @@
       </w:r>
       <w:r>
         <w:rPr>
-          <w:rFonts w:hint="eastAsia"/>
+          <w:rFonts w:hint="eastAsia" w:eastAsia="黑体"/>
         </w:rPr>
         <w:t xml:space="preserve">（按键一端与</w:t>
       </w:r>
       <w:r>
+        <w:rPr>
+          <w:rFonts w:eastAsia="黑体"/>
+        </w:rPr>
         <w:t xml:space="preserve"> MCU </w:t>
       </w:r>
       <w:r>
         <w:rPr>
-          <w:rFonts w:hint="eastAsia"/>
+          <w:rFonts w:hint="eastAsia" w:eastAsia="黑体"/>
         </w:rPr>
         <w:t xml:space="preserve">输入脚相连）；</w:t>
       </w:r>
       <w:r>
         <w:rPr>
-          <w:rFonts w:hint="eastAsia"/>
+          <w:rFonts w:hint="eastAsia" w:eastAsia="黑体"/>
           <w:b/>
           <w:bCs/>
         </w:rPr>
@@ -199,6 +229,7 @@
       </w:r>
       <w:r>
         <w:rPr>
+          <w:rFonts w:eastAsia="黑体"/>
           <w:b/>
           <w:bCs/>
         </w:rPr>
@@ -206,7 +237,7 @@
       </w:r>
       <w:r>
         <w:rPr>
-          <w:rFonts w:hint="eastAsia"/>
+          <w:rFonts w:hint="eastAsia" w:eastAsia="黑体"/>
           <w:b/>
           <w:bCs/>
         </w:rPr>
@@ -214,13 +245,13 @@
       </w:r>
       <w:r>
         <w:rPr>
-          <w:rFonts w:hint="eastAsia"/>
+          <w:rFonts w:hint="eastAsia" w:eastAsia="黑体"/>
         </w:rPr>
         <w:t xml:space="preserve">；</w:t>
       </w:r>
       <w:r>
         <w:rPr>
-          <w:rFonts w:hint="eastAsia"/>
+          <w:rFonts w:hint="eastAsia" w:eastAsia="黑体"/>
           <w:b/>
           <w:bCs/>
         </w:rPr>
@@ -228,6 +259,7 @@
       </w:r>
       <w:r>
         <w:rPr>
+          <w:rFonts w:eastAsia="黑体"/>
           <w:b/>
           <w:bCs/>
         </w:rPr>
@@ -235,7 +267,7 @@
       </w:r>
       <w:r>
         <w:rPr>
-          <w:rFonts w:hint="eastAsia"/>
+          <w:rFonts w:hint="eastAsia" w:eastAsia="黑体"/>
           <w:b/>
           <w:bCs/>
         </w:rPr>
@@ -243,11 +275,14 @@
       </w:r>
       <w:r>
         <w:rPr>
-          <w:rFonts w:hint="eastAsia"/>
+          <w:rFonts w:hint="eastAsia" w:eastAsia="黑体"/>
         </w:rPr>
         <w:t xml:space="preserve">（接</w:t>
       </w:r>
       <w:r>
+        <w:rPr>
+          <w:rFonts w:eastAsia="黑体"/>
+        </w:rPr>
         <w:t xml:space="preserve"> </w:t>
       </w:r>
       <m:oMath>
@@ -274,26 +309,32 @@
         </m:sSub>
       </m:oMath>
       <w:r>
+        <w:rPr>
+          <w:rFonts w:eastAsia="黑体"/>
+        </w:rPr>
         <w:t xml:space="preserve"> </w:t>
       </w:r>
       <w:r>
         <w:rPr>
-          <w:rFonts w:hint="eastAsia"/>
+          <w:rFonts w:hint="eastAsia" w:eastAsia="黑体"/>
         </w:rPr>
         <w:t xml:space="preserve">或</w:t>
       </w:r>
       <w:r>
+        <w:rPr>
+          <w:rFonts w:eastAsia="黑体"/>
+        </w:rPr>
         <w:t xml:space="preserve"> </w:t>
       </w:r>
       <w:r>
         <w:rPr>
-          <w:rFonts w:hint="eastAsia"/>
+          <w:rFonts w:hint="eastAsia" w:eastAsia="黑体"/>
         </w:rPr>
         <w:t xml:space="preserve">GND）；</w:t>
       </w:r>
       <w:r>
         <w:rPr>
-          <w:rFonts w:hint="eastAsia"/>
+          <w:rFonts w:hint="eastAsia" w:eastAsia="黑体"/>
           <w:b/>
           <w:bCs/>
         </w:rPr>
@@ -301,6 +342,7 @@
       </w:r>
       <w:r>
         <w:rPr>
+          <w:rFonts w:eastAsia="黑体"/>
           <w:b/>
           <w:bCs/>
         </w:rPr>
@@ -308,7 +350,7 @@
       </w:r>
       <w:r>
         <w:rPr>
-          <w:rFonts w:hint="eastAsia"/>
+          <w:rFonts w:hint="eastAsia" w:eastAsia="黑体"/>
           <w:b/>
           <w:bCs/>
         </w:rPr>
@@ -316,6 +358,7 @@
       </w:r>
       <w:r>
         <w:rPr>
+          <w:rFonts w:eastAsia="黑体"/>
           <w:b/>
           <w:bCs/>
         </w:rPr>
@@ -323,7 +366,7 @@
       </w:r>
       <w:r>
         <w:rPr>
-          <w:rFonts w:hint="eastAsia"/>
+          <w:rFonts w:hint="eastAsia" w:eastAsia="黑体"/>
         </w:rPr>
         <w:t xml:space="preserve">（接按键的另一端或电容下端）。</w:t>
       </w:r>
@@ -332,13 +375,13 @@
       <w:pPr/>
       <w:r>
         <w:rPr>
-          <w:rFonts w:hint="eastAsia"/>
+          <w:rFonts w:hint="eastAsia" w:eastAsia="黑体"/>
         </w:rPr>
         <w:t xml:space="preserve">各元件管脚连接（上拉接法）：</w:t>
       </w:r>
       <w:r>
         <w:rPr>
-          <w:rFonts w:hint="eastAsia"/>
+          <w:rFonts w:hint="eastAsia" w:eastAsia="黑体"/>
           <w:b/>
           <w:bCs/>
         </w:rPr>
@@ -346,41 +389,51 @@
       </w:r>
       <w:r>
         <w:rPr>
+          <w:rFonts w:eastAsia="黑体"/>
           <w:b/>
           <w:bCs/>
         </w:rPr>
         <w:t xml:space="preserve"> S1</w:t>
       </w:r>
       <w:r>
+        <w:rPr>
+          <w:rFonts w:eastAsia="黑体"/>
+        </w:rPr>
         <w:t xml:space="preserve"> </w:t>
       </w:r>
       <w:r>
         <w:rPr>
-          <w:rFonts w:hint="eastAsia"/>
+          <w:rFonts w:hint="eastAsia" w:eastAsia="黑体"/>
         </w:rPr>
         <w:t xml:space="preserve">一端接节点②、另一端接节点④</w:t>
       </w:r>
       <w:r>
+        <w:rPr>
+          <w:rFonts w:eastAsia="黑体"/>
+        </w:rPr>
         <w:t xml:space="preserve"> </w:t>
       </w:r>
       <w:r>
         <w:rPr>
-          <w:rFonts w:hint="eastAsia"/>
+          <w:rFonts w:hint="eastAsia" w:eastAsia="黑体"/>
         </w:rPr>
         <w:t xml:space="preserve">的</w:t>
       </w:r>
       <w:r>
+        <w:rPr>
+          <w:rFonts w:eastAsia="黑体"/>
+        </w:rPr>
         <w:t xml:space="preserve"> </w:t>
       </w:r>
       <w:r>
         <w:rPr>
-          <w:rFonts w:hint="eastAsia"/>
+          <w:rFonts w:hint="eastAsia" w:eastAsia="黑体"/>
         </w:rPr>
         <w:t xml:space="preserve">GND；</w:t>
       </w:r>
       <w:r>
         <w:rPr>
-          <w:rFonts w:hint="eastAsia"/>
+          <w:rFonts w:hint="eastAsia" w:eastAsia="黑体"/>
           <w:b/>
           <w:bCs/>
         </w:rPr>
@@ -388,6 +441,7 @@
       </w:r>
       <w:r>
         <w:rPr>
+          <w:rFonts w:eastAsia="黑体"/>
           <w:b/>
           <w:bCs/>
         </w:rPr>
@@ -417,24 +471,33 @@
         </m:sSub>
       </m:oMath>
       <w:r>
+        <w:rPr>
+          <w:rFonts w:eastAsia="黑体"/>
+        </w:rPr>
         <w:t xml:space="preserve"> </w:t>
       </w:r>
       <w:r>
         <w:rPr>
-          <w:rFonts w:hint="eastAsia"/>
+          <w:rFonts w:hint="eastAsia" w:eastAsia="黑体"/>
         </w:rPr>
         <w:t xml:space="preserve">一端接节点③</w:t>
       </w:r>
       <w:r>
+        <w:rPr>
+          <w:rFonts w:eastAsia="黑体"/>
+        </w:rPr>
         <w:t xml:space="preserve"> </w:t>
       </w:r>
       <w:r>
         <w:rPr>
-          <w:rFonts w:hint="eastAsia"/>
+          <w:rFonts w:hint="eastAsia" w:eastAsia="黑体"/>
         </w:rPr>
         <w:t xml:space="preserve">的</w:t>
       </w:r>
       <w:r>
+        <w:rPr>
+          <w:rFonts w:eastAsia="黑体"/>
+        </w:rPr>
         <w:t xml:space="preserve"> </w:t>
       </w:r>
       <m:oMath>
@@ -462,21 +525,25 @@
       </m:oMath>
       <w:r>
         <w:rPr>
-          <w:rFonts w:hint="eastAsia"/>
+          <w:rFonts w:hint="eastAsia" w:eastAsia="黑体"/>
         </w:rPr>
         <w:t xml:space="preserve">、另一端接节点②，把节点①</w:t>
       </w:r>
       <w:r>
+        <w:rPr>
+          <w:rFonts w:eastAsia="黑体"/>
+        </w:rPr>
         <w:t xml:space="preserve"> </w:t>
       </w:r>
       <w:r>
         <w:rPr>
-          <w:rFonts w:hint="eastAsia"/>
+          <w:rFonts w:hint="eastAsia" w:eastAsia="黑体"/>
         </w:rPr>
         <w:t xml:space="preserve">拉高；</w:t>
       </w:r>
       <w:r>
         <w:rPr>
+          <w:rFonts w:eastAsia="黑体"/>
           <w:b/>
           <w:bCs/>
         </w:rPr>
@@ -484,7 +551,7 @@
       </w:r>
       <w:r>
         <w:rPr>
-          <w:rFonts w:hint="eastAsia"/>
+          <w:rFonts w:hint="eastAsia" w:eastAsia="黑体"/>
           <w:b/>
           <w:bCs/>
         </w:rPr>
@@ -492,6 +559,7 @@
       </w:r>
       <w:r>
         <w:rPr>
+          <w:rFonts w:eastAsia="黑体"/>
           <w:b/>
           <w:bCs/>
         </w:rPr>
@@ -499,7 +567,7 @@
       </w:r>
       <w:r>
         <w:rPr>
-          <w:rFonts w:hint="eastAsia"/>
+          <w:rFonts w:hint="eastAsia" w:eastAsia="黑体"/>
           <w:b/>
           <w:bCs/>
         </w:rPr>
@@ -507,13 +575,13 @@
       </w:r>
       <w:r>
         <w:rPr>
-          <w:rFonts w:hint="eastAsia"/>
+          <w:rFonts w:hint="eastAsia" w:eastAsia="黑体"/>
         </w:rPr>
         <w:t xml:space="preserve">接节点①，读取外部电平；</w:t>
       </w:r>
       <w:r>
         <w:rPr>
-          <w:rFonts w:hint="eastAsia"/>
+          <w:rFonts w:hint="eastAsia" w:eastAsia="黑体"/>
           <w:b/>
           <w:bCs/>
         </w:rPr>
@@ -521,6 +589,7 @@
       </w:r>
       <w:r>
         <w:rPr>
+          <w:rFonts w:eastAsia="黑体"/>
           <w:b/>
           <w:bCs/>
         </w:rPr>
@@ -528,29 +597,38 @@
       </w:r>
       <w:r>
         <w:rPr>
-          <w:rFonts w:hint="eastAsia"/>
+          <w:rFonts w:hint="eastAsia" w:eastAsia="黑体"/>
         </w:rPr>
         <w:t xml:space="preserve">（可选）一端接节点①、另一端接节点④</w:t>
       </w:r>
       <w:r>
+        <w:rPr>
+          <w:rFonts w:eastAsia="黑体"/>
+        </w:rPr>
         <w:t xml:space="preserve"> </w:t>
       </w:r>
       <w:r>
         <w:rPr>
-          <w:rFonts w:hint="eastAsia"/>
+          <w:rFonts w:hint="eastAsia" w:eastAsia="黑体"/>
         </w:rPr>
         <w:t xml:space="preserve">的</w:t>
       </w:r>
       <w:r>
+        <w:rPr>
+          <w:rFonts w:eastAsia="黑体"/>
+        </w:rPr>
         <w:t xml:space="preserve"> </w:t>
       </w:r>
       <w:r>
         <w:rPr>
-          <w:rFonts w:hint="eastAsia"/>
+          <w:rFonts w:hint="eastAsia" w:eastAsia="黑体"/>
         </w:rPr>
         <w:t xml:space="preserve">GND，与</w:t>
       </w:r>
       <w:r>
+        <w:rPr>
+          <w:rFonts w:eastAsia="黑体"/>
+        </w:rPr>
         <w:t xml:space="preserve"> </w:t>
       </w:r>
       <m:oMath>
@@ -577,24 +655,33 @@
         </m:sSub>
       </m:oMath>
       <w:r>
+        <w:rPr>
+          <w:rFonts w:eastAsia="黑体"/>
+        </w:rPr>
         <w:t xml:space="preserve"> </w:t>
       </w:r>
       <w:r>
         <w:rPr>
-          <w:rFonts w:hint="eastAsia"/>
+          <w:rFonts w:hint="eastAsia" w:eastAsia="黑体"/>
         </w:rPr>
         <w:t xml:space="preserve">构成</w:t>
       </w:r>
       <w:r>
+        <w:rPr>
+          <w:rFonts w:eastAsia="黑体"/>
+        </w:rPr>
         <w:t xml:space="preserve"> RC </w:t>
       </w:r>
       <w:r>
         <w:rPr>
-          <w:rFonts w:hint="eastAsia"/>
+          <w:rFonts w:hint="eastAsia" w:eastAsia="黑体"/>
         </w:rPr>
         <w:t xml:space="preserve">滤波（时间常数</w:t>
       </w:r>
       <w:r>
+        <w:rPr>
+          <w:rFonts w:eastAsia="黑体"/>
+        </w:rPr>
         <w:t xml:space="preserve"> </w:t>
       </w:r>
       <m:oMath>
@@ -616,11 +703,14 @@
       </m:oMath>
       <w:r>
         <w:rPr>
-          <w:rFonts w:hint="eastAsia"/>
+          <w:rFonts w:hint="eastAsia" w:eastAsia="黑体"/>
         </w:rPr>
         <w:t xml:space="preserve">）。若采用下拉接法，则按键一端接</w:t>
       </w:r>
       <w:r>
+        <w:rPr>
+          <w:rFonts w:eastAsia="黑体"/>
+        </w:rPr>
         <w:t xml:space="preserve"> </w:t>
       </w:r>
       <m:oMath>
@@ -648,25 +738,31 @@
       </m:oMath>
       <w:r>
         <w:rPr>
-          <w:rFonts w:hint="eastAsia"/>
+          <w:rFonts w:hint="eastAsia" w:eastAsia="黑体"/>
         </w:rPr>
         <w:t xml:space="preserve">、另一端经下拉电阻接</w:t>
       </w:r>
       <w:r>
+        <w:rPr>
+          <w:rFonts w:eastAsia="黑体"/>
+        </w:rPr>
         <w:t xml:space="preserve"> </w:t>
       </w:r>
       <w:r>
         <w:rPr>
-          <w:rFonts w:hint="eastAsia"/>
+          <w:rFonts w:hint="eastAsia" w:eastAsia="黑体"/>
         </w:rPr>
         <w:t xml:space="preserve">GND，逻辑极性相反；若</w:t>
       </w:r>
       <w:r>
+        <w:rPr>
+          <w:rFonts w:eastAsia="黑体"/>
+        </w:rPr>
         <w:t xml:space="preserve"> MCU </w:t>
       </w:r>
       <w:r>
         <w:rPr>
-          <w:rFonts w:hint="eastAsia"/>
+          <w:rFonts w:hint="eastAsia" w:eastAsia="黑体"/>
         </w:rPr>
         <w:t xml:space="preserve">引脚支持内部上拉可省去外部电阻。</w:t>
       </w:r>
@@ -675,16 +771,19 @@
       <w:pPr/>
       <w:r>
         <w:rPr>
-          <w:rFonts w:hint="eastAsia"/>
+          <w:rFonts w:hint="eastAsia" w:eastAsia="黑体"/>
         </w:rPr>
         <w:t xml:space="preserve">由此构成”按键断开时引脚被上拉/下拉电阻固定在确定电平、按下时被短路到另一极、配合</w:t>
       </w:r>
       <w:r>
+        <w:rPr>
+          <w:rFonts w:eastAsia="黑体"/>
+        </w:rPr>
         <w:t xml:space="preserve"> RC </w:t>
       </w:r>
       <w:r>
         <w:rPr>
-          <w:rFonts w:hint="eastAsia"/>
+          <w:rFonts w:hint="eastAsia" w:eastAsia="黑体"/>
         </w:rPr>
         <w:t xml:space="preserve">或软件消抖检测按键动作”的输入组态，是单片机最基础的按键检测电路。</w:t>
       </w:r>
@@ -697,7 +796,7 @@
       </w:pPr>
       <w:r>
         <w:rPr>
-          <w:rFonts w:hint="eastAsia"/>
+          <w:rFonts w:hint="eastAsia" w:eastAsia="黑体"/>
         </w:rPr>
         <w:t xml:space="preserve">工作原理</w:t>
       </w:r>
@@ -708,34 +807,43 @@
       </w:pPr>
       <w:r>
         <w:rPr>
-          <w:rFonts w:hint="eastAsia"/>
+          <w:rFonts w:hint="eastAsia" w:eastAsia="黑体"/>
         </w:rPr>
         <w:t xml:space="preserve">按键未按下时，上拉电阻把引脚拉到高电平（逻辑</w:t>
       </w:r>
       <w:r>
+        <w:rPr>
+          <w:rFonts w:eastAsia="黑体"/>
+        </w:rPr>
         <w:t xml:space="preserve"> </w:t>
       </w:r>
       <w:r>
         <w:rPr>
-          <w:rFonts w:hint="eastAsia"/>
+          <w:rFonts w:hint="eastAsia" w:eastAsia="黑体"/>
         </w:rPr>
         <w:t xml:space="preserve">1）；按下时按键把引脚短路到地，引脚变为低电平（逻辑</w:t>
       </w:r>
       <w:r>
+        <w:rPr>
+          <w:rFonts w:eastAsia="黑体"/>
+        </w:rPr>
         <w:t xml:space="preserve"> </w:t>
       </w:r>
       <w:r>
         <w:rPr>
-          <w:rFonts w:hint="eastAsia"/>
+          <w:rFonts w:hint="eastAsia" w:eastAsia="黑体"/>
         </w:rPr>
         <w:t xml:space="preserve">0）。MCU</w:t>
       </w:r>
       <w:r>
+        <w:rPr>
+          <w:rFonts w:eastAsia="黑体"/>
+        </w:rPr>
         <w:t xml:space="preserve"> </w:t>
       </w:r>
       <w:r>
         <w:rPr>
-          <w:rFonts w:hint="eastAsia"/>
+          <w:rFonts w:hint="eastAsia" w:eastAsia="黑体"/>
         </w:rPr>
         <w:t xml:space="preserve">读取引脚电平变化即可判断按键状态，配合消抖后得到稳定按键事件。</w:t>
       </w:r>
@@ -748,7 +856,7 @@
       </w:pPr>
       <w:r>
         <w:rPr>
-          <w:rFonts w:hint="eastAsia"/>
+          <w:rFonts w:hint="eastAsia" w:eastAsia="黑体"/>
         </w:rPr>
         <w:t xml:space="preserve">关键计算公式</w:t>
       </w:r>
@@ -762,7 +870,7 @@
       </w:pPr>
       <w:r>
         <w:rPr>
-          <w:rFonts w:hint="eastAsia"/>
+          <w:rFonts w:hint="eastAsia" w:eastAsia="黑体"/>
         </w:rPr>
         <w:t xml:space="preserve">引脚静态输入电流（上拉电阻限制）：</w:t>
       </w:r>
@@ -842,11 +950,14 @@
         </w:numPr>
       </w:pPr>
       <w:r>
+        <w:rPr>
+          <w:rFonts w:eastAsia="黑体"/>
+        </w:rPr>
         <w:t xml:space="preserve">RC </w:t>
       </w:r>
       <w:r>
         <w:rPr>
-          <w:rFonts w:hint="eastAsia"/>
+          <w:rFonts w:hint="eastAsia" w:eastAsia="黑体"/>
         </w:rPr>
         <w:t xml:space="preserve">消抖/滤波截止频率：</w:t>
       </w:r>
@@ -915,7 +1026,7 @@
       </w:pPr>
       <w:r>
         <w:rPr>
-          <w:rFonts w:hint="eastAsia"/>
+          <w:rFonts w:hint="eastAsia" w:eastAsia="黑体"/>
         </w:rPr>
         <w:t xml:space="preserve">消抖时间常数：</w:t>
       </w:r>
@@ -979,7 +1090,7 @@
             </w:pPr>
             <w:r>
               <w:rPr>
-                <w:rFonts w:hint="eastAsia"/>
+                <w:rFonts w:hint="eastAsia" w:eastAsia="黑体"/>
               </w:rPr>
               <w:t xml:space="preserve">符号</w:t>
             </w:r>
@@ -993,7 +1104,7 @@
             </w:pPr>
             <w:r>
               <w:rPr>
-                <w:rFonts w:hint="eastAsia"/>
+                <w:rFonts w:hint="eastAsia" w:eastAsia="黑体"/>
               </w:rPr>
               <w:t xml:space="preserve">含义</w:t>
             </w:r>
@@ -1007,7 +1118,7 @@
             </w:pPr>
             <w:r>
               <w:rPr>
-                <w:rFonts w:hint="eastAsia"/>
+                <w:rFonts w:hint="eastAsia" w:eastAsia="黑体"/>
               </w:rPr>
               <w:t xml:space="preserve">单位</w:t>
             </w:r>
@@ -1045,6 +1156,9 @@
               </m:sSub>
             </m:oMath>
             <w:r>
+              <w:rPr>
+                <w:rFonts w:eastAsia="黑体"/>
+              </w:rPr>
               <w:t xml:space="preserve">​</w:t>
             </w:r>
           </w:p>
@@ -1057,7 +1171,7 @@
             </w:pPr>
             <w:r>
               <w:rPr>
-                <w:rFonts w:hint="eastAsia"/>
+                <w:rFonts w:hint="eastAsia" w:eastAsia="黑体"/>
               </w:rPr>
               <w:t xml:space="preserve">上拉/下拉电阻</w:t>
             </w:r>
@@ -1070,6 +1184,9 @@
               <w:pStyle w:val="Compact"/>
             </w:pPr>
             <w:r>
+              <w:rPr>
+                <w:rFonts w:eastAsia="黑体"/>
+              </w:rPr>
               <w:t xml:space="preserve">Ω</w:t>
             </w:r>
           </w:p>
@@ -1100,6 +1217,9 @@
               </m:sSub>
             </m:oMath>
             <w:r>
+              <w:rPr>
+                <w:rFonts w:eastAsia="黑体"/>
+              </w:rPr>
               <w:t xml:space="preserve">​</w:t>
             </w:r>
           </w:p>
@@ -1112,7 +1232,7 @@
             </w:pPr>
             <w:r>
               <w:rPr>
-                <w:rFonts w:hint="eastAsia"/>
+                <w:rFonts w:hint="eastAsia" w:eastAsia="黑体"/>
               </w:rPr>
               <w:t xml:space="preserve">电源电压</w:t>
             </w:r>
@@ -1125,6 +1245,9 @@
               <w:pStyle w:val="Compact"/>
             </w:pPr>
             <w:r>
+              <w:rPr>
+                <w:rFonts w:eastAsia="黑体"/>
+              </w:rPr>
               <w:t xml:space="preserve">V</w:t>
             </w:r>
           </w:p>
@@ -1143,6 +1266,9 @@
               </m:r>
             </m:oMath>
             <w:r>
+              <w:rPr>
+                <w:rFonts w:eastAsia="黑体"/>
+              </w:rPr>
               <w:t xml:space="preserve">​</w:t>
             </w:r>
           </w:p>
@@ -1155,7 +1281,7 @@
             </w:pPr>
             <w:r>
               <w:rPr>
-                <w:rFonts w:hint="eastAsia"/>
+                <w:rFonts w:hint="eastAsia" w:eastAsia="黑体"/>
               </w:rPr>
               <w:t xml:space="preserve">静态输入电流</w:t>
             </w:r>
@@ -1168,6 +1294,9 @@
               <w:pStyle w:val="Compact"/>
             </w:pPr>
             <w:r>
+              <w:rPr>
+                <w:rFonts w:eastAsia="黑体"/>
+              </w:rPr>
               <w:t xml:space="preserve">A</w:t>
             </w:r>
           </w:p>
@@ -1186,6 +1315,9 @@
               </m:r>
             </m:oMath>
             <w:r>
+              <w:rPr>
+                <w:rFonts w:eastAsia="黑体"/>
+              </w:rPr>
               <w:t xml:space="preserve">​</w:t>
             </w:r>
           </w:p>
@@ -1198,7 +1330,7 @@
             </w:pPr>
             <w:r>
               <w:rPr>
-                <w:rFonts w:hint="eastAsia"/>
+                <w:rFonts w:hint="eastAsia" w:eastAsia="黑体"/>
               </w:rPr>
               <w:t xml:space="preserve">消抖电容</w:t>
             </w:r>
@@ -1211,6 +1343,9 @@
               <w:pStyle w:val="Compact"/>
             </w:pPr>
             <w:r>
+              <w:rPr>
+                <w:rFonts w:eastAsia="黑体"/>
+              </w:rPr>
               <w:t xml:space="preserve">F</w:t>
             </w:r>
           </w:p>
@@ -1238,6 +1373,9 @@
               </m:sSub>
             </m:oMath>
             <w:r>
+              <w:rPr>
+                <w:rFonts w:eastAsia="黑体"/>
+              </w:rPr>
               <w:t xml:space="preserve">​</w:t>
             </w:r>
           </w:p>
@@ -1250,7 +1388,7 @@
             </w:pPr>
             <w:r>
               <w:rPr>
-                <w:rFonts w:hint="eastAsia"/>
+                <w:rFonts w:hint="eastAsia" w:eastAsia="黑体"/>
               </w:rPr>
               <w:t xml:space="preserve">滤波截止频率</w:t>
             </w:r>
@@ -1263,6 +1401,9 @@
               <w:pStyle w:val="Compact"/>
             </w:pPr>
             <w:r>
+              <w:rPr>
+                <w:rFonts w:eastAsia="黑体"/>
+              </w:rPr>
               <w:t xml:space="preserve">Hz</w:t>
             </w:r>
           </w:p>
@@ -1281,6 +1422,9 @@
               </m:r>
             </m:oMath>
             <w:r>
+              <w:rPr>
+                <w:rFonts w:eastAsia="黑体"/>
+              </w:rPr>
               <w:t xml:space="preserve">​</w:t>
             </w:r>
           </w:p>
@@ -1293,7 +1437,7 @@
             </w:pPr>
             <w:r>
               <w:rPr>
-                <w:rFonts w:hint="eastAsia"/>
+                <w:rFonts w:hint="eastAsia" w:eastAsia="黑体"/>
               </w:rPr>
               <w:t xml:space="preserve">时间常数</w:t>
             </w:r>
@@ -1306,6 +1450,9 @@
               <w:pStyle w:val="Compact"/>
             </w:pPr>
             <w:r>
+              <w:rPr>
+                <w:rFonts w:eastAsia="黑体"/>
+              </w:rPr>
               <w:t xml:space="preserve">s</w:t>
             </w:r>
           </w:p>
@@ -1320,7 +1467,7 @@
       </w:pPr>
       <w:r>
         <w:rPr>
-          <w:rFonts w:hint="eastAsia"/>
+          <w:rFonts w:hint="eastAsia" w:eastAsia="黑体"/>
         </w:rPr>
         <w:t xml:space="preserve">元件调整影响</w:t>
       </w:r>
@@ -1335,7 +1482,7 @@
       </w:pPr>
       <w:r>
         <w:rPr>
-          <w:rFonts w:hint="eastAsia"/>
+          <w:rFonts w:hint="eastAsia" w:eastAsia="黑体"/>
           <w:b/>
           <w:bCs/>
         </w:rPr>
@@ -1343,20 +1490,27 @@
       </w:r>
       <w:r>
         <w:rPr>
+          <w:rFonts w:eastAsia="黑体"/>
           <w:b/>
           <w:bCs/>
         </w:rPr>
         <w:t xml:space="preserve"> R↑</w:t>
       </w:r>
       <w:r>
+        <w:rPr>
+          <w:rFonts w:eastAsia="黑体"/>
+        </w:rPr>
         <w:t xml:space="preserve"> </w:t>
       </w:r>
       <w:r>
+        <w:rPr>
+          <w:rFonts w:eastAsia="黑体"/>
+        </w:rPr>
         <w:t xml:space="preserve">→ </w:t>
       </w:r>
       <w:r>
         <w:rPr>
-          <w:rFonts w:hint="eastAsia"/>
+          <w:rFonts w:hint="eastAsia" w:eastAsia="黑体"/>
         </w:rPr>
         <w:t xml:space="preserve">静态电流减小、省电，但抗干扰能力变弱、边沿变缓。</w:t>
       </w:r>
@@ -1371,7 +1525,7 @@
       </w:pPr>
       <w:r>
         <w:rPr>
-          <w:rFonts w:hint="eastAsia"/>
+          <w:rFonts w:hint="eastAsia" w:eastAsia="黑体"/>
           <w:b/>
           <w:bCs/>
         </w:rPr>
@@ -1379,20 +1533,27 @@
       </w:r>
       <w:r>
         <w:rPr>
+          <w:rFonts w:eastAsia="黑体"/>
           <w:b/>
           <w:bCs/>
         </w:rPr>
         <w:t xml:space="preserve"> R↓</w:t>
       </w:r>
       <w:r>
+        <w:rPr>
+          <w:rFonts w:eastAsia="黑体"/>
+        </w:rPr>
         <w:t xml:space="preserve"> </w:t>
       </w:r>
       <w:r>
+        <w:rPr>
+          <w:rFonts w:eastAsia="黑体"/>
+        </w:rPr>
         <w:t xml:space="preserve">→ </w:t>
       </w:r>
       <w:r>
         <w:rPr>
-          <w:rFonts w:hint="eastAsia"/>
+          <w:rFonts w:hint="eastAsia" w:eastAsia="黑体"/>
         </w:rPr>
         <w:t xml:space="preserve">边沿更陡、抗干扰更强，但功耗增大。</w:t>
       </w:r>
@@ -1407,7 +1568,7 @@
       </w:pPr>
       <w:r>
         <w:rPr>
-          <w:rFonts w:hint="eastAsia"/>
+          <w:rFonts w:hint="eastAsia" w:eastAsia="黑体"/>
           <w:b/>
           <w:bCs/>
         </w:rPr>
@@ -1415,20 +1576,27 @@
       </w:r>
       <w:r>
         <w:rPr>
+          <w:rFonts w:eastAsia="黑体"/>
           <w:b/>
           <w:bCs/>
         </w:rPr>
         <w:t xml:space="preserve"> C↑</w:t>
       </w:r>
       <w:r>
+        <w:rPr>
+          <w:rFonts w:eastAsia="黑体"/>
+        </w:rPr>
         <w:t xml:space="preserve"> </w:t>
       </w:r>
       <w:r>
+        <w:rPr>
+          <w:rFonts w:eastAsia="黑体"/>
+        </w:rPr>
         <w:t xml:space="preserve">→ </w:t>
       </w:r>
       <w:r>
         <w:rPr>
-          <w:rFonts w:hint="eastAsia"/>
+          <w:rFonts w:hint="eastAsia" w:eastAsia="黑体"/>
         </w:rPr>
         <w:t xml:space="preserve">抑制抖动更彻底，但键响应变慢（</w:t>
       </w:r>
@@ -1438,11 +1606,14 @@
         </m:r>
       </m:oMath>
       <w:r>
+        <w:rPr>
+          <w:rFonts w:eastAsia="黑体"/>
+        </w:rPr>
         <w:t xml:space="preserve"> </w:t>
       </w:r>
       <w:r>
         <w:rPr>
-          <w:rFonts w:hint="eastAsia"/>
+          <w:rFonts w:hint="eastAsia" w:eastAsia="黑体"/>
         </w:rPr>
         <w:t xml:space="preserve">增大）。</w:t>
       </w:r>
@@ -1457,7 +1628,7 @@
       </w:pPr>
       <w:r>
         <w:rPr>
-          <w:rFonts w:hint="eastAsia"/>
+          <w:rFonts w:hint="eastAsia" w:eastAsia="黑体"/>
           <w:b/>
           <w:bCs/>
         </w:rPr>
@@ -1465,20 +1636,27 @@
       </w:r>
       <w:r>
         <w:rPr>
+          <w:rFonts w:eastAsia="黑体"/>
           <w:b/>
           <w:bCs/>
         </w:rPr>
         <w:t xml:space="preserve"> C↓</w:t>
       </w:r>
       <w:r>
+        <w:rPr>
+          <w:rFonts w:eastAsia="黑体"/>
+        </w:rPr>
         <w:t xml:space="preserve"> </w:t>
       </w:r>
       <w:r>
+        <w:rPr>
+          <w:rFonts w:eastAsia="黑体"/>
+        </w:rPr>
         <w:t xml:space="preserve">→ </w:t>
       </w:r>
       <w:r>
         <w:rPr>
-          <w:rFonts w:hint="eastAsia"/>
+          <w:rFonts w:hint="eastAsia" w:eastAsia="黑体"/>
         </w:rPr>
         <w:t xml:space="preserve">响应快，但易产生误触发的多次触发问题。</w:t>
       </w:r>
@@ -1491,7 +1669,7 @@
       </w:pPr>
       <w:r>
         <w:rPr>
-          <w:rFonts w:hint="eastAsia"/>
+          <w:rFonts w:hint="eastAsia" w:eastAsia="黑体"/>
         </w:rPr>
         <w:t xml:space="preserve">典型参数示例</w:t>
       </w:r>
@@ -1506,11 +1684,14 @@
       </w:pPr>
       <w:r>
         <w:rPr>
-          <w:rFonts w:hint="eastAsia"/>
+          <w:rFonts w:hint="eastAsia" w:eastAsia="黑体"/>
         </w:rPr>
         <w:t xml:space="preserve">取</w:t>
       </w:r>
       <w:r>
+        <w:rPr>
+          <w:rFonts w:eastAsia="黑体"/>
+        </w:rPr>
         <w:t xml:space="preserve"> </w:t>
       </w:r>
       <m:oMath>
@@ -1550,6 +1731,9 @@
         </m:r>
       </m:oMath>
       <w:r>
+        <w:rPr>
+          <w:rFonts w:eastAsia="黑体"/>
+        </w:rPr>
         <w:t xml:space="preserve">、</w:t>
       </w:r>
       <m:oMath>
@@ -1596,7 +1780,7 @@
       </m:oMath>
       <w:r>
         <w:rPr>
-          <w:rFonts w:hint="eastAsia"/>
+          <w:rFonts w:hint="eastAsia" w:eastAsia="黑体"/>
         </w:rPr>
         <w:t xml:space="preserve">：</w:t>
       </w:r>
@@ -1664,6 +1848,9 @@
         </m:r>
       </m:oMath>
       <w:r>
+        <w:rPr>
+          <w:rFonts w:eastAsia="黑体"/>
+        </w:rPr>
         <w:t xml:space="preserve">。</w:t>
       </w:r>
     </w:p>
@@ -1677,11 +1864,14 @@
       </w:pPr>
       <w:r>
         <w:rPr>
-          <w:rFonts w:hint="eastAsia"/>
+          <w:rFonts w:hint="eastAsia" w:eastAsia="黑体"/>
         </w:rPr>
         <w:t xml:space="preserve">取</w:t>
       </w:r>
       <w:r>
+        <w:rPr>
+          <w:rFonts w:eastAsia="黑体"/>
+        </w:rPr>
         <w:t xml:space="preserve"> </w:t>
       </w:r>
       <m:oMath>
@@ -1709,6 +1899,9 @@
         </m:r>
       </m:oMath>
       <w:r>
+        <w:rPr>
+          <w:rFonts w:eastAsia="黑体"/>
+        </w:rPr>
         <w:t xml:space="preserve">、</w:t>
       </w:r>
       <m:oMath>
@@ -1737,7 +1930,7 @@
       </m:oMath>
       <w:r>
         <w:rPr>
-          <w:rFonts w:hint="eastAsia"/>
+          <w:rFonts w:hint="eastAsia" w:eastAsia="黑体"/>
         </w:rPr>
         <w:t xml:space="preserve">：</w:t>
       </w:r>
@@ -1842,7 +2035,7 @@
       </m:oMath>
       <w:r>
         <w:rPr>
-          <w:rFonts w:hint="eastAsia"/>
+          <w:rFonts w:hint="eastAsia" w:eastAsia="黑体"/>
         </w:rPr>
         <w:t xml:space="preserve">，</w:t>
       </w:r>
@@ -1871,6 +2064,9 @@
         </m:r>
       </m:oMath>
       <w:r>
+        <w:rPr>
+          <w:rFonts w:eastAsia="黑体"/>
+        </w:rPr>
         <w:t xml:space="preserve">。</w:t>
       </w:r>
     </w:p>
@@ -1882,7 +2078,7 @@
       </w:pPr>
       <w:r>
         <w:rPr>
-          <w:rFonts w:hint="eastAsia"/>
+          <w:rFonts w:hint="eastAsia" w:eastAsia="黑体"/>
         </w:rPr>
         <w:t xml:space="preserve">常见器件型号</w:t>
       </w:r>
@@ -1897,16 +2093,19 @@
       </w:pPr>
       <w:r>
         <w:rPr>
-          <w:rFonts w:hint="eastAsia"/>
+          <w:rFonts w:hint="eastAsia" w:eastAsia="黑体"/>
         </w:rPr>
         <w:t xml:space="preserve">按键：6×6</w:t>
       </w:r>
       <w:r>
+        <w:rPr>
+          <w:rFonts w:eastAsia="黑体"/>
+        </w:rPr>
         <w:t xml:space="preserve"> </w:t>
       </w:r>
       <w:r>
         <w:rPr>
-          <w:rFonts w:hint="eastAsia"/>
+          <w:rFonts w:hint="eastAsia" w:eastAsia="黑体"/>
         </w:rPr>
         <w:t xml:space="preserve">轻触开关、微动开关。</w:t>
       </w:r>
@@ -1921,25 +2120,31 @@
       </w:pPr>
       <w:r>
         <w:rPr>
-          <w:rFonts w:hint="eastAsia"/>
+          <w:rFonts w:hint="eastAsia" w:eastAsia="黑体"/>
         </w:rPr>
         <w:t xml:space="preserve">阻容：10</w:t>
       </w:r>
       <w:r>
+        <w:rPr>
+          <w:rFonts w:eastAsia="黑体"/>
+        </w:rPr>
         <w:t xml:space="preserve"> kΩ </w:t>
       </w:r>
       <w:r>
         <w:rPr>
-          <w:rFonts w:hint="eastAsia"/>
+          <w:rFonts w:hint="eastAsia" w:eastAsia="黑体"/>
         </w:rPr>
         <w:t xml:space="preserve">贴片电阻、100</w:t>
       </w:r>
       <w:r>
+        <w:rPr>
+          <w:rFonts w:eastAsia="黑体"/>
+        </w:rPr>
         <w:t xml:space="preserve"> nF </w:t>
       </w:r>
       <w:r>
         <w:rPr>
-          <w:rFonts w:hint="eastAsia"/>
+          <w:rFonts w:hint="eastAsia" w:eastAsia="黑体"/>
         </w:rPr>
         <w:t xml:space="preserve">瓷片电容。</w:t>
       </w:r>
@@ -1954,20 +2159,26 @@
       </w:pPr>
       <w:r>
         <w:rPr>
-          <w:rFonts w:hint="eastAsia"/>
+          <w:rFonts w:hint="eastAsia" w:eastAsia="黑体"/>
         </w:rPr>
         <w:t xml:space="preserve">MCU：STM32F1、STC89C52</w:t>
       </w:r>
       <w:r>
+        <w:rPr>
+          <w:rFonts w:eastAsia="黑体"/>
+        </w:rPr>
         <w:t xml:space="preserve"> </w:t>
       </w:r>
       <w:r>
         <w:rPr>
-          <w:rFonts w:hint="eastAsia"/>
+          <w:rFonts w:hint="eastAsia" w:eastAsia="黑体"/>
         </w:rPr>
         <w:t xml:space="preserve">等普通</w:t>
       </w:r>
       <w:r>
+        <w:rPr>
+          <w:rFonts w:eastAsia="黑体"/>
+        </w:rPr>
         <w:t xml:space="preserve"> GPIO。</w:t>
       </w:r>
     </w:p>
@@ -1979,7 +2190,7 @@
       </w:pPr>
       <w:r>
         <w:rPr>
-          <w:rFonts w:hint="eastAsia"/>
+          <w:rFonts w:hint="eastAsia" w:eastAsia="黑体"/>
         </w:rPr>
         <w:t xml:space="preserve">注意事项</w:t>
       </w:r>
@@ -1994,16 +2205,19 @@
       </w:pPr>
       <w:r>
         <w:rPr>
-          <w:rFonts w:hint="eastAsia"/>
+          <w:rFonts w:hint="eastAsia" w:eastAsia="黑体"/>
         </w:rPr>
         <w:t xml:space="preserve">机械按键在按下/释放瞬间有</w:t>
       </w:r>
       <w:r>
+        <w:rPr>
+          <w:rFonts w:eastAsia="黑体"/>
+        </w:rPr>
         <w:t xml:space="preserve"> 5~20 ms </w:t>
       </w:r>
       <w:r>
         <w:rPr>
-          <w:rFonts w:hint="eastAsia"/>
+          <w:rFonts w:hint="eastAsia" w:eastAsia="黑体"/>
         </w:rPr>
         <w:t xml:space="preserve">的抖动，必须硬件或软件消抖。</w:t>
       </w:r>
@@ -2018,16 +2232,19 @@
       </w:pPr>
       <w:r>
         <w:rPr>
-          <w:rFonts w:hint="eastAsia"/>
+          <w:rFonts w:hint="eastAsia" w:eastAsia="黑体"/>
         </w:rPr>
         <w:t xml:space="preserve">若使用</w:t>
       </w:r>
       <w:r>
+        <w:rPr>
+          <w:rFonts w:eastAsia="黑体"/>
+        </w:rPr>
         <w:t xml:space="preserve"> MCU </w:t>
       </w:r>
       <w:r>
         <w:rPr>
-          <w:rFonts w:hint="eastAsia"/>
+          <w:rFonts w:hint="eastAsia" w:eastAsia="黑体"/>
         </w:rPr>
         <w:t xml:space="preserve">内部上拉，可省去外部电阻，但需确认该引脚支持内部上拉。</w:t>
       </w:r>
@@ -2042,7 +2259,7 @@
       </w:pPr>
       <w:r>
         <w:rPr>
-          <w:rFonts w:hint="eastAsia"/>
+          <w:rFonts w:hint="eastAsia" w:eastAsia="黑体"/>
         </w:rPr>
         <w:t xml:space="preserve">长线或矩阵接线时建议加小电容滤波，抑制干扰与静电。</w:t>
       </w:r>
@@ -2057,7 +2274,7 @@
       </w:pPr>
       <w:r>
         <w:rPr>
-          <w:rFonts w:hint="eastAsia"/>
+          <w:rFonts w:hint="eastAsia" w:eastAsia="黑体"/>
         </w:rPr>
         <w:t xml:space="preserve">高可靠场合应配合去抖判断（如连续两次采样一致才确认）。</w:t>
       </w:r>
@@ -2070,7 +2287,7 @@
       </w:pPr>
       <w:r>
         <w:rPr>
-          <w:rFonts w:hint="eastAsia"/>
+          <w:rFonts w:hint="eastAsia" w:eastAsia="黑体"/>
         </w:rPr>
         <w:t xml:space="preserve">参考资料</w:t>
       </w:r>
@@ -2084,6 +2301,9 @@
         </w:numPr>
       </w:pPr>
       <w:r>
+        <w:rPr>
+          <w:rFonts w:eastAsia="黑体"/>
+        </w:rPr>
         <w:t xml:space="preserve">Wikipedia: Push-button。</w:t>
       </w:r>
     </w:p>
@@ -2097,16 +2317,19 @@
       </w:pPr>
       <w:r>
         <w:rPr>
-          <w:rFonts w:hint="eastAsia"/>
+          <w:rFonts w:hint="eastAsia" w:eastAsia="黑体"/>
         </w:rPr>
         <w:t xml:space="preserve">《模拟电子技术基础》RC</w:t>
       </w:r>
       <w:r>
+        <w:rPr>
+          <w:rFonts w:eastAsia="黑体"/>
+        </w:rPr>
         <w:t xml:space="preserve"> </w:t>
       </w:r>
       <w:r>
         <w:rPr>
-          <w:rFonts w:hint="eastAsia"/>
+          <w:rFonts w:hint="eastAsia" w:eastAsia="黑体"/>
         </w:rPr>
         <w:t xml:space="preserve">电路章节。</w:t>
       </w:r>
@@ -2120,20 +2343,26 @@
         </w:numPr>
       </w:pPr>
       <w:r>
+        <w:rPr>
+          <w:rFonts w:eastAsia="黑体"/>
+        </w:rPr>
         <w:t xml:space="preserve">STM32 </w:t>
       </w:r>
       <w:r>
         <w:rPr>
-          <w:rFonts w:hint="eastAsia"/>
+          <w:rFonts w:hint="eastAsia" w:eastAsia="黑体"/>
         </w:rPr>
         <w:t xml:space="preserve">参考手册（GPIO</w:t>
       </w:r>
       <w:r>
+        <w:rPr>
+          <w:rFonts w:eastAsia="黑体"/>
+        </w:rPr>
         <w:t xml:space="preserve"> </w:t>
       </w:r>
       <w:r>
         <w:rPr>
-          <w:rFonts w:hint="eastAsia"/>
+          <w:rFonts w:hint="eastAsia" w:eastAsia="黑体"/>
         </w:rPr>
         <w:t xml:space="preserve">章节）。</w:t>
       </w:r>
@@ -2147,11 +2376,11 @@
       </w:pPr>
       <w:r>
         <w:rPr>
-          <w:rFonts w:ascii="Times New Roman" w:hAnsi="Times New Roman"/>
+          <w:rFonts w:ascii="Times New Roman" w:hAnsi="Times New Roman" w:eastAsia="黑体"/>
           <w:color w:val="555555"/>
           <w:sz w:val="21"/>
         </w:rPr>
-        <w:t>材料收集者：杜文杰</w:t>
+        <w:t>材料收集者：杜文杰，WX手机：19519196569，QQ:3478827729</w:t>
       </w:r>
     </w:p>
     <w:sectPr>
@@ -2171,7 +2400,7 @@
 </file>
 
 <file path=word/footer1.xml><?xml version="1.0" encoding="utf-8"?>
-<w:ftr xmlns:m="http://schemas.openxmlformats.org/officeDocument/2006/math" xmlns:mc="http://schemas.openxmlformats.org/markup-compatibility/2006" xmlns:mo="http://schemas.microsoft.com/office/mac/office/2008/main" xmlns:mv="urn:schemas-microsoft-com:mac:vml" xmlns:o="urn:schemas-microsoft-com:office:office" xmlns:r="http://schemas.openxmlformats.org/officeDocument/2006/relationships" xmlns:v="urn:schemas-microsoft-com:vml" xmlns:w10="urn:schemas-microsoft-com:office:word" xmlns:w14="http://schemas.microsoft.com/office/word/2010/wordml" xmlns:w="http://schemas.openxmlformats.org/wordprocessingml/2006/main" xmlns:wne="http://schemas.microsoft.com/office/word/2006/wordml" xmlns:wp14="http://schemas.microsoft.com/office/word/2010/wordprocessingDrawing" xmlns:wp="http://schemas.openxmlformats.org/drawingml/2006/wordprocessingDrawing" xmlns:wpc="http://schemas.microsoft.com/office/word/2010/wordprocessingCanvas" xmlns:wpg="http://schemas.microsoft.com/office/word/2010/wordprocessingGroup" xmlns:wpi="http://schemas.microsoft.com/office/word/2010/wordprocessingInk" xmlns:wps="http://schemas.microsoft.com/office/word/2010/wordprocessingShape" mc:Ignorable="w14 wp14">
+<w:ftr xmlns:mc="http://schemas.openxmlformats.org/markup-compatibility/2006" xmlns:w="http://schemas.openxmlformats.org/wordprocessingml/2006/main" xmlns:m="http://schemas.openxmlformats.org/officeDocument/2006/math" xmlns:mo="http://schemas.microsoft.com/office/mac/office/2008/main" xmlns:mv="urn:schemas-microsoft-com:mac:vml" xmlns:o="urn:schemas-microsoft-com:office:office" xmlns:r="http://schemas.openxmlformats.org/officeDocument/2006/relationships" xmlns:v="urn:schemas-microsoft-com:vml" xmlns:w10="urn:schemas-microsoft-com:office:word" xmlns:w14="http://schemas.microsoft.com/office/word/2010/wordml" xmlns:wne="http://schemas.microsoft.com/office/word/2006/wordml" xmlns:wp14="http://schemas.microsoft.com/office/word/2010/wordprocessingDrawing" xmlns:wp="http://schemas.openxmlformats.org/drawingml/2006/wordprocessingDrawing" xmlns:wpc="http://schemas.microsoft.com/office/word/2010/wordprocessingCanvas" xmlns:wpg="http://schemas.microsoft.com/office/word/2010/wordprocessingGroup" xmlns:wpi="http://schemas.microsoft.com/office/word/2010/wordprocessingInk" xmlns:wps="http://schemas.microsoft.com/office/word/2010/wordprocessingShape" mc:Ignorable="w14 wp14">
   <w:p>
     <w:pPr>
       <w:pStyle w:val="Footer"/>
@@ -2179,12 +2408,14 @@
     </w:pPr>
     <w:r>
       <w:rPr>
+        <w:rFonts w:eastAsia="黑体"/>
         <w:sz w:val="18"/>
       </w:rPr>
       <w:t xml:space="preserve">第 </w:t>
     </w:r>
     <w:r>
       <w:rPr>
+        <w:rFonts w:eastAsia="黑体"/>
         <w:sz w:val="18"/>
       </w:rPr>
       <w:fldChar w:fldCharType="begin"/>
@@ -2193,6 +2424,7 @@
     </w:r>
     <w:r>
       <w:rPr>
+        <w:rFonts w:eastAsia="黑体"/>
         <w:sz w:val="18"/>
       </w:rPr>
       <w:t xml:space="preserve"> 页</w:t>
@@ -2206,6 +2438,9 @@
   <w:footnote w:type="continuationSeparator" w:id="0">
     <w:p>
       <w:r>
+        <w:rPr>
+          <w:rFonts w:eastAsia="黑体"/>
+        </w:rPr>
         <w:continuationSeparator/>
       </w:r>
     </w:p>
@@ -2213,6 +2448,9 @@
   <w:footnote w:type="separator" w:id="-1">
     <w:p>
       <w:r>
+        <w:rPr>
+          <w:rFonts w:eastAsia="黑体"/>
+        </w:rPr>
         <w:separator/>
       </w:r>
     </w:p>
@@ -2221,7 +2459,7 @@
 </file>
 
 <file path=word/header1.xml><?xml version="1.0" encoding="utf-8"?>
-<w:hdr xmlns:m="http://schemas.openxmlformats.org/officeDocument/2006/math" xmlns:mc="http://schemas.openxmlformats.org/markup-compatibility/2006" xmlns:mo="http://schemas.microsoft.com/office/mac/office/2008/main" xmlns:mv="urn:schemas-microsoft-com:mac:vml" xmlns:o="urn:schemas-microsoft-com:office:office" xmlns:r="http://schemas.openxmlformats.org/officeDocument/2006/relationships" xmlns:v="urn:schemas-microsoft-com:vml" xmlns:w10="urn:schemas-microsoft-com:office:word" xmlns:w14="http://schemas.microsoft.com/office/word/2010/wordml" xmlns:w="http://schemas.openxmlformats.org/wordprocessingml/2006/main" xmlns:wne="http://schemas.microsoft.com/office/word/2006/wordml" xmlns:wp14="http://schemas.microsoft.com/office/word/2010/wordprocessingDrawing" xmlns:wp="http://schemas.openxmlformats.org/drawingml/2006/wordprocessingDrawing" xmlns:wpc="http://schemas.microsoft.com/office/word/2010/wordprocessingCanvas" xmlns:wpg="http://schemas.microsoft.com/office/word/2010/wordprocessingGroup" xmlns:wpi="http://schemas.microsoft.com/office/word/2010/wordprocessingInk" xmlns:wps="http://schemas.microsoft.com/office/word/2010/wordprocessingShape" mc:Ignorable="w14 wp14">
+<w:hdr xmlns:mc="http://schemas.openxmlformats.org/markup-compatibility/2006" xmlns:w="http://schemas.openxmlformats.org/wordprocessingml/2006/main" xmlns:m="http://schemas.openxmlformats.org/officeDocument/2006/math" xmlns:mo="http://schemas.microsoft.com/office/mac/office/2008/main" xmlns:mv="urn:schemas-microsoft-com:mac:vml" xmlns:o="urn:schemas-microsoft-com:office:office" xmlns:r="http://schemas.openxmlformats.org/officeDocument/2006/relationships" xmlns:v="urn:schemas-microsoft-com:vml" xmlns:w10="urn:schemas-microsoft-com:office:word" xmlns:w14="http://schemas.microsoft.com/office/word/2010/wordml" xmlns:wne="http://schemas.microsoft.com/office/word/2006/wordml" xmlns:wp14="http://schemas.microsoft.com/office/word/2010/wordprocessingDrawing" xmlns:wp="http://schemas.openxmlformats.org/drawingml/2006/wordprocessingDrawing" xmlns:wpc="http://schemas.microsoft.com/office/word/2010/wordprocessingCanvas" xmlns:wpg="http://schemas.microsoft.com/office/word/2010/wordprocessingGroup" xmlns:wpi="http://schemas.microsoft.com/office/word/2010/wordprocessingInk" xmlns:wps="http://schemas.microsoft.com/office/word/2010/wordprocessingShape" mc:Ignorable="w14 wp14">
   <w:p>
     <w:pPr>
       <w:pStyle w:val="Header"/>
@@ -2229,7 +2467,7 @@
     </w:pPr>
     <w:r>
       <w:rPr>
-        <w:rFonts w:ascii="Times New Roman" w:hAnsi="Times New Roman"/>
+        <w:rFonts w:ascii="Times New Roman" w:hAnsi="Times New Roman" w:eastAsia="黑体"/>
         <w:sz w:val="18"/>
         <w:rFonts w:eastAsia="黑体"/>
         <w:rFonts w:eastAsia="黑体"/>
@@ -2241,7 +2479,7 @@
 </file>
 
 <file path=word/numbering.xml><?xml version="1.0" encoding="utf-8"?>
-<w:numbering xmlns:m="http://schemas.openxmlformats.org/officeDocument/2006/math" xmlns:mc="http://schemas.openxmlformats.org/markup-compatibility/2006" xmlns:mo="http://schemas.microsoft.com/office/mac/office/2008/main" xmlns:mv="urn:schemas-microsoft-com:mac:vml" xmlns:o="urn:schemas-microsoft-com:office:office" xmlns:r="http://schemas.openxmlformats.org/officeDocument/2006/relationships" xmlns:v="urn:schemas-microsoft-com:vml" xmlns:w="http://schemas.openxmlformats.org/wordprocessingml/2006/main" xmlns:w10="urn:schemas-microsoft-com:office:word" xmlns:w14="http://schemas.microsoft.com/office/word/2010/wordml" xmlns:wne="http://schemas.microsoft.com/office/word/2006/wordml" xmlns:wp="http://schemas.openxmlformats.org/drawingml/2006/wordprocessingDrawing" xmlns:wp14="http://schemas.microsoft.com/office/word/2010/wordprocessingDrawing" xmlns:wpc="http://schemas.microsoft.com/office/word/2010/wordprocessingCanvas" xmlns:wpg="http://schemas.microsoft.com/office/word/2010/wordprocessingGroup" xmlns:wpi="http://schemas.microsoft.com/office/word/2010/wordprocessingInk" xmlns:wps="http://schemas.microsoft.com/office/word/2010/wordprocessingShape" mc:Ignorable="w14 wp14">
+<w:numbering xmlns:mc="http://schemas.openxmlformats.org/markup-compatibility/2006" xmlns:w="http://schemas.openxmlformats.org/wordprocessingml/2006/main" xmlns:m="http://schemas.openxmlformats.org/officeDocument/2006/math" xmlns:mo="http://schemas.microsoft.com/office/mac/office/2008/main" xmlns:mv="urn:schemas-microsoft-com:mac:vml" xmlns:o="urn:schemas-microsoft-com:office:office" xmlns:r="http://schemas.openxmlformats.org/officeDocument/2006/relationships" xmlns:v="urn:schemas-microsoft-com:vml" xmlns:w10="urn:schemas-microsoft-com:office:word" xmlns:w14="http://schemas.microsoft.com/office/word/2010/wordml" xmlns:wne="http://schemas.microsoft.com/office/word/2006/wordml" xmlns:wp="http://schemas.openxmlformats.org/drawingml/2006/wordprocessingDrawing" xmlns:wp14="http://schemas.microsoft.com/office/word/2010/wordprocessingDrawing" xmlns:wpc="http://schemas.microsoft.com/office/word/2010/wordprocessingCanvas" xmlns:wpg="http://schemas.microsoft.com/office/word/2010/wordprocessingGroup" xmlns:wpi="http://schemas.microsoft.com/office/word/2010/wordprocessingInk" xmlns:wps="http://schemas.microsoft.com/office/word/2010/wordprocessingShape" mc:Ignorable="w14 wp14">
   <w:abstractNum w:abstractNumId="0">
     <w:nsid w:val="FFFFFF7C"/>
     <w:multiLevelType w:val="singleLevel"/>
@@ -2328,7 +2566,7 @@
         <w:ind w:hanging="360" w:left="1440"/>
       </w:pPr>
       <w:rPr>
-        <w:rFonts w:ascii="Symbol" w:hAnsi="Symbol" w:hint="default"/>
+        <w:rFonts w:ascii="Symbol" w:hAnsi="Symbol" w:hint="default" w:eastAsia="黑体"/>
       </w:rPr>
     </w:lvl>
   </w:abstractNum>
@@ -2349,7 +2587,7 @@
         <w:ind w:hanging="360" w:left="1080"/>
       </w:pPr>
       <w:rPr>
-        <w:rFonts w:ascii="Symbol" w:hAnsi="Symbol" w:hint="default"/>
+        <w:rFonts w:ascii="Symbol" w:hAnsi="Symbol" w:hint="default" w:eastAsia="黑体"/>
       </w:rPr>
     </w:lvl>
   </w:abstractNum>
@@ -2370,7 +2608,7 @@
         <w:ind w:hanging="360" w:left="720"/>
       </w:pPr>
       <w:rPr>
-        <w:rFonts w:ascii="Symbol" w:hAnsi="Symbol" w:hint="default"/>
+        <w:rFonts w:ascii="Symbol" w:hAnsi="Symbol" w:hint="default" w:eastAsia="黑体"/>
       </w:rPr>
     </w:lvl>
   </w:abstractNum>
@@ -2409,7 +2647,7 @@
         <w:ind w:hanging="360" w:left="360"/>
       </w:pPr>
       <w:rPr>
-        <w:rFonts w:ascii="Symbol" w:hAnsi="Symbol" w:hint="default"/>
+        <w:rFonts w:ascii="Symbol" w:hAnsi="Symbol" w:hint="default" w:eastAsia="黑体"/>
       </w:rPr>
     </w:lvl>
   </w:abstractNum>
@@ -2500,7 +2738,7 @@
         <w:ind w:left="720" w:hanging="360"/>
       </w:pPr>
       <w:rPr>
-        <w:rFonts w:ascii="Symbol" w:hAnsi="Symbol" w:cs="Symbol" w:hint="default"/>
+        <w:rFonts w:ascii="Symbol" w:hAnsi="Symbol" w:cs="Symbol" w:hint="default" w:eastAsia="黑体"/>
       </w:rPr>
     </w:lvl>
     <w:lvl w:ilvl="1">
@@ -2511,7 +2749,7 @@
         <w:ind w:left="1440" w:hanging="360"/>
       </w:pPr>
       <w:rPr>
-        <w:rFonts w:ascii="Courier New" w:hAnsi="Courier New" w:cs="Courier New" w:hint="default"/>
+        <w:rFonts w:ascii="Courier New" w:hAnsi="Courier New" w:cs="Courier New" w:hint="default" w:eastAsia="黑体"/>
       </w:rPr>
     </w:lvl>
     <w:lvl w:ilvl="2">
@@ -2522,7 +2760,7 @@
         <w:ind w:left="2160" w:hanging="360"/>
       </w:pPr>
       <w:rPr>
-        <w:rFonts w:ascii="Wingdings" w:hAnsi="Wingdings" w:cs="Wingdings" w:hint="default"/>
+        <w:rFonts w:ascii="Wingdings" w:hAnsi="Wingdings" w:cs="Wingdings" w:hint="default" w:eastAsia="黑体"/>
       </w:rPr>
     </w:lvl>
     <w:lvl w:ilvl="3">
@@ -2533,7 +2771,7 @@
         <w:ind w:left="2880" w:hanging="360"/>
       </w:pPr>
       <w:rPr>
-        <w:rFonts w:ascii="Symbol" w:hAnsi="Symbol" w:cs="Symbol" w:hint="default"/>
+        <w:rFonts w:ascii="Symbol" w:hAnsi="Symbol" w:cs="Symbol" w:hint="default" w:eastAsia="黑体"/>
       </w:rPr>
     </w:lvl>
     <w:lvl w:ilvl="4">
@@ -2544,7 +2782,7 @@
         <w:ind w:left="3600" w:hanging="360"/>
       </w:pPr>
       <w:rPr>
-        <w:rFonts w:ascii="Courier New" w:hAnsi="Courier New" w:cs="Courier New" w:hint="default"/>
+        <w:rFonts w:ascii="Courier New" w:hAnsi="Courier New" w:cs="Courier New" w:hint="default" w:eastAsia="黑体"/>
       </w:rPr>
     </w:lvl>
     <w:lvl w:ilvl="5">
@@ -2555,7 +2793,7 @@
         <w:ind w:left="4320" w:hanging="360"/>
       </w:pPr>
       <w:rPr>
-        <w:rFonts w:ascii="Wingdings" w:hAnsi="Wingdings" w:cs="Wingdings" w:hint="default"/>
+        <w:rFonts w:ascii="Wingdings" w:hAnsi="Wingdings" w:cs="Wingdings" w:hint="default" w:eastAsia="黑体"/>
       </w:rPr>
     </w:lvl>
     <w:lvl w:ilvl="6">
@@ -2566,7 +2804,7 @@
         <w:ind w:left="5040" w:hanging="360"/>
       </w:pPr>
       <w:rPr>
-        <w:rFonts w:ascii="Symbol" w:hAnsi="Symbol" w:cs="Symbol" w:hint="default"/>
+        <w:rFonts w:ascii="Symbol" w:hAnsi="Symbol" w:cs="Symbol" w:hint="default" w:eastAsia="黑体"/>
       </w:rPr>
     </w:lvl>
     <w:lvl w:ilvl="7">
@@ -2577,7 +2815,7 @@
         <w:ind w:left="5760" w:hanging="360"/>
       </w:pPr>
       <w:rPr>
-        <w:rFonts w:ascii="Courier New" w:hAnsi="Courier New" w:cs="Courier New" w:hint="default"/>
+        <w:rFonts w:ascii="Courier New" w:hAnsi="Courier New" w:cs="Courier New" w:hint="default" w:eastAsia="黑体"/>
       </w:rPr>
     </w:lvl>
     <w:lvl w:ilvl="8">
@@ -2588,7 +2826,7 @@
         <w:ind w:left="6480" w:hanging="360"/>
       </w:pPr>
       <w:rPr>
-        <w:rFonts w:ascii="Wingdings" w:hAnsi="Wingdings" w:cs="Wingdings" w:hint="default"/>
+        <w:rFonts w:ascii="Wingdings" w:hAnsi="Wingdings" w:cs="Wingdings" w:hint="default" w:eastAsia="黑体"/>
       </w:rPr>
     </w:lvl>
   </w:abstractNum>
@@ -2644,11 +2882,11 @@
 </file>
 
 <file path=word/styles.xml><?xml version="1.0" encoding="utf-8"?>
-<w:styles xmlns:mc="http://schemas.openxmlformats.org/markup-compatibility/2006" xmlns:r="http://schemas.openxmlformats.org/officeDocument/2006/relationships" xmlns:w="http://schemas.openxmlformats.org/wordprocessingml/2006/main" xmlns:w14="http://schemas.microsoft.com/office/word/2010/wordml" mc:Ignorable="w14">
+<w:styles xmlns:mc="http://schemas.openxmlformats.org/markup-compatibility/2006" xmlns:w="http://schemas.openxmlformats.org/wordprocessingml/2006/main" xmlns:r="http://schemas.openxmlformats.org/officeDocument/2006/relationships" xmlns:w14="http://schemas.microsoft.com/office/word/2010/wordml" mc:Ignorable="w14">
   <w:docDefaults>
     <w:rPrDefault>
       <w:rPr>
-        <w:rFonts w:asciiTheme="minorHAnsi" w:cstheme="minorBidi" w:eastAsiaTheme="minorEastAsia" w:hAnsiTheme="minorHAnsi"/>
+        <w:rFonts w:asciiTheme="minorHAnsi" w:cstheme="minorBidi" w:hAnsiTheme="minorHAnsi" w:eastAsia="黑体"/>
         <w:sz w:val="22"/>
         <w:szCs w:val="22"/>
         <w:lang w:bidi="ar-SA" w:eastAsia="en-US" w:val="en-US"/>
@@ -2870,7 +3108,7 @@
       <w:outlineLvl w:val="0"/>
     </w:pPr>
     <w:rPr>
-      <w:rFonts w:ascii="Times New Roman" w:asciiTheme="majorHAnsi" w:cstheme="majorBidi" w:eastAsia="黑体" w:eastAsiaTheme="majorEastAsia" w:hAnsi="Times New Roman" w:hAnsiTheme="majorHAnsi"/>
+      <w:rFonts w:ascii="Times New Roman" w:asciiTheme="majorHAnsi" w:cstheme="majorBidi" w:eastAsia="黑体" w:hAnsi="Times New Roman" w:hAnsiTheme="majorHAnsi"/>
       <w:b/>
       <w:bCs/>
       <w:color w:val="1F3864"/>
@@ -2894,7 +3132,7 @@
       <w:outlineLvl w:val="1"/>
     </w:pPr>
     <w:rPr>
-      <w:rFonts w:ascii="Times New Roman" w:asciiTheme="majorHAnsi" w:cstheme="majorBidi" w:eastAsia="黑体" w:eastAsiaTheme="majorEastAsia" w:hAnsi="Times New Roman" w:hAnsiTheme="majorHAnsi"/>
+      <w:rFonts w:ascii="Times New Roman" w:asciiTheme="majorHAnsi" w:cstheme="majorBidi" w:eastAsia="黑体" w:hAnsi="Times New Roman" w:hAnsiTheme="majorHAnsi"/>
       <w:b/>
       <w:bCs/>
       <w:color w:val="2E4E7E"/>
@@ -2918,7 +3156,7 @@
       <w:outlineLvl w:val="2"/>
     </w:pPr>
     <w:rPr>
-      <w:rFonts w:ascii="Times New Roman" w:asciiTheme="majorHAnsi" w:cstheme="majorBidi" w:eastAsia="黑体" w:eastAsiaTheme="majorEastAsia" w:hAnsi="Times New Roman" w:hAnsiTheme="majorHAnsi"/>
+      <w:rFonts w:ascii="Times New Roman" w:asciiTheme="majorHAnsi" w:cstheme="majorBidi" w:eastAsia="黑体" w:hAnsi="Times New Roman" w:hAnsiTheme="majorHAnsi"/>
       <w:b/>
       <w:bCs/>
       <w:color w:val="2E4E7E"/>
@@ -2942,7 +3180,7 @@
       <w:outlineLvl w:val="3"/>
     </w:pPr>
     <w:rPr>
-      <w:rFonts w:ascii="Times New Roman" w:asciiTheme="majorHAnsi" w:cstheme="majorBidi" w:eastAsia="黑体" w:eastAsiaTheme="majorEastAsia" w:hAnsi="Times New Roman" w:hAnsiTheme="majorHAnsi"/>
+      <w:rFonts w:ascii="Times New Roman" w:asciiTheme="majorHAnsi" w:cstheme="majorBidi" w:eastAsia="黑体" w:hAnsi="Times New Roman" w:hAnsiTheme="majorHAnsi"/>
       <w:b/>
       <w:bCs/>
       <w:i/>
@@ -2968,7 +3206,7 @@
       <w:outlineLvl w:val="4"/>
     </w:pPr>
     <w:rPr>
-      <w:rFonts w:ascii="Times New Roman" w:asciiTheme="majorHAnsi" w:cstheme="majorBidi" w:eastAsia="黑体" w:eastAsiaTheme="majorEastAsia" w:hAnsi="Times New Roman" w:hAnsiTheme="majorHAnsi"/>
+      <w:rFonts w:ascii="Times New Roman" w:asciiTheme="majorHAnsi" w:cstheme="majorBidi" w:eastAsia="黑体" w:hAnsi="Times New Roman" w:hAnsiTheme="majorHAnsi"/>
       <w:b/>
       <w:color w:val="333333"/>
       <w:sz w:val="22"/>
@@ -2991,7 +3229,7 @@
       <w:outlineLvl w:val="5"/>
     </w:pPr>
     <w:rPr>
-      <w:rFonts w:asciiTheme="majorHAnsi" w:cstheme="majorBidi" w:eastAsiaTheme="majorEastAsia" w:hAnsiTheme="majorHAnsi"/>
+      <w:rFonts w:asciiTheme="majorHAnsi" w:cstheme="majorBidi" w:hAnsiTheme="majorHAnsi" w:eastAsia="黑体"/>
       <w:i/>
       <w:iCs/>
       <w:color w:themeColor="accent1" w:themeShade="7F" w:val="243F60"/>
@@ -3014,7 +3252,7 @@
       <w:outlineLvl w:val="6"/>
     </w:pPr>
     <w:rPr>
-      <w:rFonts w:asciiTheme="majorHAnsi" w:cstheme="majorBidi" w:eastAsiaTheme="majorEastAsia" w:hAnsiTheme="majorHAnsi"/>
+      <w:rFonts w:asciiTheme="majorHAnsi" w:cstheme="majorBidi" w:hAnsiTheme="majorHAnsi" w:eastAsia="黑体"/>
       <w:i/>
       <w:iCs/>
       <w:color w:themeColor="text1" w:themeTint="BF" w:val="404040"/>
@@ -3037,7 +3275,7 @@
       <w:outlineLvl w:val="7"/>
     </w:pPr>
     <w:rPr>
-      <w:rFonts w:asciiTheme="majorHAnsi" w:cstheme="majorBidi" w:eastAsiaTheme="majorEastAsia" w:hAnsiTheme="majorHAnsi"/>
+      <w:rFonts w:asciiTheme="majorHAnsi" w:cstheme="majorBidi" w:hAnsiTheme="majorHAnsi" w:eastAsia="黑体"/>
       <w:color w:themeColor="accent1" w:val="4F81BD"/>
       <w:sz w:val="20"/>
       <w:szCs w:val="20"/>
@@ -3060,7 +3298,7 @@
       <w:outlineLvl w:val="8"/>
     </w:pPr>
     <w:rPr>
-      <w:rFonts w:asciiTheme="majorHAnsi" w:cstheme="majorBidi" w:eastAsiaTheme="majorEastAsia" w:hAnsiTheme="majorHAnsi"/>
+      <w:rFonts w:asciiTheme="majorHAnsi" w:cstheme="majorBidi" w:hAnsiTheme="majorHAnsi" w:eastAsia="黑体"/>
       <w:i/>
       <w:iCs/>
       <w:color w:themeColor="text1" w:themeTint="BF" w:val="404040"/>
@@ -3111,7 +3349,7 @@
     <w:uiPriority w:val="9"/>
     <w:rsid w:val="00FC693F"/>
     <w:rPr>
-      <w:rFonts w:asciiTheme="majorHAnsi" w:cstheme="majorBidi" w:eastAsiaTheme="majorEastAsia" w:hAnsiTheme="majorHAnsi"/>
+      <w:rFonts w:asciiTheme="majorHAnsi" w:cstheme="majorBidi" w:hAnsiTheme="majorHAnsi" w:eastAsia="黑体"/>
       <w:b/>
       <w:bCs/>
       <w:color w:themeColor="accent1" w:themeShade="BF" w:val="365F91"/>
@@ -3126,7 +3364,7 @@
     <w:uiPriority w:val="9"/>
     <w:rsid w:val="00FC693F"/>
     <w:rPr>
-      <w:rFonts w:asciiTheme="majorHAnsi" w:cstheme="majorBidi" w:eastAsiaTheme="majorEastAsia" w:hAnsiTheme="majorHAnsi"/>
+      <w:rFonts w:asciiTheme="majorHAnsi" w:cstheme="majorBidi" w:hAnsiTheme="majorHAnsi" w:eastAsia="黑体"/>
       <w:b/>
       <w:bCs/>
       <w:color w:themeColor="accent1" w:val="4F81BD"/>
@@ -3141,7 +3379,7 @@
     <w:uiPriority w:val="9"/>
     <w:rsid w:val="00FC693F"/>
     <w:rPr>
-      <w:rFonts w:asciiTheme="majorHAnsi" w:cstheme="majorBidi" w:eastAsiaTheme="majorEastAsia" w:hAnsiTheme="majorHAnsi"/>
+      <w:rFonts w:asciiTheme="majorHAnsi" w:cstheme="majorBidi" w:hAnsiTheme="majorHAnsi" w:eastAsia="黑体"/>
       <w:b/>
       <w:bCs/>
       <w:color w:themeColor="accent1" w:val="4F81BD"/>
@@ -3164,7 +3402,7 @@
       <w:contextualSpacing/>
     </w:pPr>
     <w:rPr>
-      <w:rFonts w:ascii="Times New Roman" w:asciiTheme="majorHAnsi" w:cstheme="majorBidi" w:eastAsia="黑体" w:eastAsiaTheme="majorEastAsia" w:hAnsi="Times New Roman" w:hAnsiTheme="majorHAnsi"/>
+      <w:rFonts w:ascii="Times New Roman" w:asciiTheme="majorHAnsi" w:cstheme="majorBidi" w:eastAsia="黑体" w:hAnsi="Times New Roman" w:hAnsiTheme="majorHAnsi"/>
       <w:b/>
       <w:color w:val="1F3864"/>
       <w:spacing w:val="5"/>
@@ -3180,7 +3418,7 @@
     <w:uiPriority w:val="10"/>
     <w:rsid w:val="00FC693F"/>
     <w:rPr>
-      <w:rFonts w:asciiTheme="majorHAnsi" w:cstheme="majorBidi" w:eastAsiaTheme="majorEastAsia" w:hAnsiTheme="majorHAnsi"/>
+      <w:rFonts w:asciiTheme="majorHAnsi" w:cstheme="majorBidi" w:hAnsiTheme="majorHAnsi" w:eastAsia="黑体"/>
       <w:color w:themeColor="text2" w:themeShade="BF" w:val="17365D"/>
       <w:spacing w:val="5"/>
       <w:kern w:val="28"/>
@@ -3202,7 +3440,7 @@
       </w:numPr>
     </w:pPr>
     <w:rPr>
-      <w:rFonts w:asciiTheme="majorHAnsi" w:cstheme="majorBidi" w:eastAsiaTheme="majorEastAsia" w:hAnsiTheme="majorHAnsi"/>
+      <w:rFonts w:asciiTheme="majorHAnsi" w:cstheme="majorBidi" w:hAnsiTheme="majorHAnsi" w:eastAsia="黑体"/>
       <w:i/>
       <w:iCs/>
       <w:color w:themeColor="accent1" w:val="4F81BD"/>
@@ -3218,7 +3456,7 @@
     <w:uiPriority w:val="11"/>
     <w:rsid w:val="00FC693F"/>
     <w:rPr>
-      <w:rFonts w:asciiTheme="majorHAnsi" w:cstheme="majorBidi" w:eastAsiaTheme="majorEastAsia" w:hAnsiTheme="majorHAnsi"/>
+      <w:rFonts w:asciiTheme="majorHAnsi" w:cstheme="majorBidi" w:hAnsiTheme="majorHAnsi" w:eastAsia="黑体"/>
       <w:i/>
       <w:iCs/>
       <w:color w:themeColor="accent1" w:val="4F81BD"/>
@@ -3285,6 +3523,7 @@
       <w:spacing w:after="120"/>
     </w:pPr>
     <w:rPr>
+      <w:rFonts w:eastAsia="黑体"/>
       <w:sz w:val="16"/>
       <w:szCs w:val="16"/>
     </w:rPr>
@@ -3296,6 +3535,7 @@
     <w:uiPriority w:val="99"/>
     <w:rsid w:val="00AA1D8D"/>
     <w:rPr>
+      <w:rFonts w:eastAsia="黑体"/>
       <w:sz w:val="16"/>
       <w:szCs w:val="16"/>
     </w:rPr>
@@ -3465,7 +3705,7 @@
       </w:tabs>
     </w:pPr>
     <w:rPr>
-      <w:rFonts w:ascii="Courier" w:hAnsi="Courier"/>
+      <w:rFonts w:ascii="Courier" w:hAnsi="Courier" w:eastAsia="黑体"/>
       <w:sz w:val="20"/>
       <w:szCs w:val="20"/>
     </w:rPr>
@@ -3477,7 +3717,7 @@
     <w:uiPriority w:val="99"/>
     <w:rsid w:val="0029639D"/>
     <w:rPr>
-      <w:rFonts w:ascii="Courier" w:hAnsi="Courier"/>
+      <w:rFonts w:ascii="Courier" w:hAnsi="Courier" w:eastAsia="黑体"/>
       <w:sz w:val="20"/>
       <w:szCs w:val="20"/>
     </w:rPr>
@@ -3513,6 +3753,7 @@
     <w:uiPriority w:val="29"/>
     <w:rsid w:val="00FC693F"/>
     <w:rPr>
+      <w:rFonts w:eastAsia="黑体"/>
       <w:i/>
       <w:iCs/>
       <w:color w:themeColor="text1" w:val="000000"/>
@@ -3526,7 +3767,7 @@
     <w:semiHidden/>
     <w:rsid w:val="00FC693F"/>
     <w:rPr>
-      <w:rFonts w:asciiTheme="majorHAnsi" w:cstheme="majorBidi" w:eastAsiaTheme="majorEastAsia" w:hAnsiTheme="majorHAnsi"/>
+      <w:rFonts w:asciiTheme="majorHAnsi" w:cstheme="majorBidi" w:hAnsiTheme="majorHAnsi" w:eastAsia="黑体"/>
       <w:b/>
       <w:bCs/>
       <w:i/>
@@ -3542,7 +3783,7 @@
     <w:semiHidden/>
     <w:rsid w:val="00FC693F"/>
     <w:rPr>
-      <w:rFonts w:asciiTheme="majorHAnsi" w:cstheme="majorBidi" w:eastAsiaTheme="majorEastAsia" w:hAnsiTheme="majorHAnsi"/>
+      <w:rFonts w:asciiTheme="majorHAnsi" w:cstheme="majorBidi" w:hAnsiTheme="majorHAnsi" w:eastAsia="黑体"/>
       <w:color w:themeColor="accent1" w:themeShade="7F" w:val="243F60"/>
     </w:rPr>
   </w:style>
@@ -3554,7 +3795,7 @@
     <w:semiHidden/>
     <w:rsid w:val="00FC693F"/>
     <w:rPr>
-      <w:rFonts w:asciiTheme="majorHAnsi" w:cstheme="majorBidi" w:eastAsiaTheme="majorEastAsia" w:hAnsiTheme="majorHAnsi"/>
+      <w:rFonts w:asciiTheme="majorHAnsi" w:cstheme="majorBidi" w:hAnsiTheme="majorHAnsi" w:eastAsia="黑体"/>
       <w:i/>
       <w:iCs/>
       <w:color w:themeColor="accent1" w:themeShade="7F" w:val="243F60"/>
@@ -3568,7 +3809,7 @@
     <w:semiHidden/>
     <w:rsid w:val="00FC693F"/>
     <w:rPr>
-      <w:rFonts w:asciiTheme="majorHAnsi" w:cstheme="majorBidi" w:eastAsiaTheme="majorEastAsia" w:hAnsiTheme="majorHAnsi"/>
+      <w:rFonts w:asciiTheme="majorHAnsi" w:cstheme="majorBidi" w:hAnsiTheme="majorHAnsi" w:eastAsia="黑体"/>
       <w:i/>
       <w:iCs/>
       <w:color w:themeColor="text1" w:themeTint="BF" w:val="404040"/>
@@ -3582,7 +3823,7 @@
     <w:semiHidden/>
     <w:rsid w:val="00FC693F"/>
     <w:rPr>
-      <w:rFonts w:asciiTheme="majorHAnsi" w:cstheme="majorBidi" w:eastAsiaTheme="majorEastAsia" w:hAnsiTheme="majorHAnsi"/>
+      <w:rFonts w:asciiTheme="majorHAnsi" w:cstheme="majorBidi" w:hAnsiTheme="majorHAnsi" w:eastAsia="黑体"/>
       <w:color w:themeColor="accent1" w:val="4F81BD"/>
       <w:sz w:val="20"/>
       <w:szCs w:val="20"/>
@@ -3596,7 +3837,7 @@
     <w:semiHidden/>
     <w:rsid w:val="00FC693F"/>
     <w:rPr>
-      <w:rFonts w:asciiTheme="majorHAnsi" w:cstheme="majorBidi" w:eastAsiaTheme="majorEastAsia" w:hAnsiTheme="majorHAnsi"/>
+      <w:rFonts w:asciiTheme="majorHAnsi" w:cstheme="majorBidi" w:hAnsiTheme="majorHAnsi" w:eastAsia="黑体"/>
       <w:i/>
       <w:iCs/>
       <w:color w:themeColor="text1" w:themeTint="BF" w:val="404040"/>
@@ -3617,6 +3858,7 @@
       <w:spacing w:line="240" w:lineRule="auto"/>
     </w:pPr>
     <w:rPr>
+      <w:rFonts w:eastAsia="黑体"/>
       <w:b/>
       <w:bCs/>
       <w:color w:themeColor="accent1" w:val="4F81BD"/>
@@ -3631,6 +3873,7 @@
     <w:qFormat/>
     <w:rsid w:val="00FC693F"/>
     <w:rPr>
+      <w:rFonts w:eastAsia="黑体"/>
       <w:b/>
       <w:bCs/>
     </w:rPr>
@@ -3642,6 +3885,7 @@
     <w:qFormat/>
     <w:rsid w:val="00FC693F"/>
     <w:rPr>
+      <w:rFonts w:eastAsia="黑体"/>
       <w:i/>
       <w:iCs/>
     </w:rPr>
@@ -3662,6 +3906,7 @@
       <w:ind w:left="936" w:right="936"/>
     </w:pPr>
     <w:rPr>
+      <w:rFonts w:eastAsia="黑体"/>
       <w:b/>
       <w:bCs/>
       <w:i/>
@@ -3676,6 +3921,7 @@
     <w:uiPriority w:val="30"/>
     <w:rsid w:val="00FC693F"/>
     <w:rPr>
+      <w:rFonts w:eastAsia="黑体"/>
       <w:b/>
       <w:bCs/>
       <w:i/>
@@ -3690,6 +3936,7 @@
     <w:qFormat/>
     <w:rsid w:val="00FC693F"/>
     <w:rPr>
+      <w:rFonts w:eastAsia="黑体"/>
       <w:i/>
       <w:iCs/>
       <w:color w:themeColor="text1" w:themeTint="7F" w:val="808080"/>
@@ -3702,6 +3949,7 @@
     <w:qFormat/>
     <w:rsid w:val="00FC693F"/>
     <w:rPr>
+      <w:rFonts w:eastAsia="黑体"/>
       <w:b/>
       <w:bCs/>
       <w:i/>
@@ -3716,6 +3964,7 @@
     <w:qFormat/>
     <w:rsid w:val="00FC693F"/>
     <w:rPr>
+      <w:rFonts w:eastAsia="黑体"/>
       <w:smallCaps/>
       <w:color w:themeColor="accent2" w:val="C0504D"/>
       <w:u w:val="single"/>
@@ -3728,6 +3977,7 @@
     <w:qFormat/>
     <w:rsid w:val="00FC693F"/>
     <w:rPr>
+      <w:rFonts w:eastAsia="黑体"/>
       <w:b/>
       <w:bCs/>
       <w:smallCaps/>
@@ -3743,6 +3993,7 @@
     <w:qFormat/>
     <w:rsid w:val="00FC693F"/>
     <w:rPr>
+      <w:rFonts w:eastAsia="黑体"/>
       <w:b/>
       <w:bCs/>
       <w:smallCaps/>
@@ -3797,6 +4048,7 @@
       <w:spacing w:after="0" w:line="240" w:lineRule="auto"/>
     </w:pPr>
     <w:rPr>
+      <w:rFonts w:eastAsia="黑体"/>
       <w:color w:themeColor="text1" w:themeShade="BF" w:val="000000"/>
     </w:rPr>
     <w:tblPr>
@@ -3819,6 +4071,7 @@
         <w:spacing w:after="0" w:before="0" w:line="240" w:lineRule="auto"/>
       </w:pPr>
       <w:rPr>
+        <w:rFonts w:eastAsia="黑体"/>
         <w:b/>
         <w:bCs/>
       </w:rPr>
@@ -3839,6 +4092,7 @@
         <w:spacing w:after="0" w:before="0" w:line="240" w:lineRule="auto"/>
       </w:pPr>
       <w:rPr>
+        <w:rFonts w:eastAsia="黑体"/>
         <w:b/>
         <w:bCs/>
       </w:rPr>
@@ -3856,12 +4110,14 @@
     </w:tblStylePr>
     <w:tblStylePr w:type="firstCol">
       <w:rPr>
+        <w:rFonts w:eastAsia="黑体"/>
         <w:b/>
         <w:bCs/>
       </w:rPr>
     </w:tblStylePr>
     <w:tblStylePr w:type="lastCol">
       <w:rPr>
+        <w:rFonts w:eastAsia="黑体"/>
         <w:b/>
         <w:bCs/>
       </w:rPr>
@@ -3900,6 +4156,7 @@
       <w:spacing w:after="0" w:line="240" w:lineRule="auto"/>
     </w:pPr>
     <w:rPr>
+      <w:rFonts w:eastAsia="黑体"/>
       <w:color w:themeColor="accent1" w:themeShade="BF" w:val="365F91"/>
     </w:rPr>
     <w:tblPr>
@@ -3922,6 +4179,7 @@
         <w:spacing w:after="0" w:before="0" w:line="240" w:lineRule="auto"/>
       </w:pPr>
       <w:rPr>
+        <w:rFonts w:eastAsia="黑体"/>
         <w:b/>
         <w:bCs/>
       </w:rPr>
@@ -3942,6 +4200,7 @@
         <w:spacing w:after="0" w:before="0" w:line="240" w:lineRule="auto"/>
       </w:pPr>
       <w:rPr>
+        <w:rFonts w:eastAsia="黑体"/>
         <w:b/>
         <w:bCs/>
       </w:rPr>
@@ -3959,12 +4218,14 @@
     </w:tblStylePr>
     <w:tblStylePr w:type="firstCol">
       <w:rPr>
+        <w:rFonts w:eastAsia="黑体"/>
         <w:b/>
         <w:bCs/>
       </w:rPr>
     </w:tblStylePr>
     <w:tblStylePr w:type="lastCol">
       <w:rPr>
+        <w:rFonts w:eastAsia="黑体"/>
         <w:b/>
         <w:bCs/>
       </w:rPr>
@@ -4003,6 +4264,7 @@
       <w:spacing w:after="0" w:line="240" w:lineRule="auto"/>
     </w:pPr>
     <w:rPr>
+      <w:rFonts w:eastAsia="黑体"/>
       <w:color w:themeColor="accent2" w:themeShade="BF" w:val="943634"/>
     </w:rPr>
     <w:tblPr>
@@ -4025,6 +4287,7 @@
         <w:spacing w:after="0" w:before="0" w:line="240" w:lineRule="auto"/>
       </w:pPr>
       <w:rPr>
+        <w:rFonts w:eastAsia="黑体"/>
         <w:b/>
         <w:bCs/>
       </w:rPr>
@@ -4045,6 +4308,7 @@
         <w:spacing w:after="0" w:before="0" w:line="240" w:lineRule="auto"/>
       </w:pPr>
       <w:rPr>
+        <w:rFonts w:eastAsia="黑体"/>
         <w:b/>
         <w:bCs/>
       </w:rPr>
@@ -4062,12 +4326,14 @@
     </w:tblStylePr>
     <w:tblStylePr w:type="firstCol">
       <w:rPr>
+        <w:rFonts w:eastAsia="黑体"/>
         <w:b/>
         <w:bCs/>
       </w:rPr>
     </w:tblStylePr>
     <w:tblStylePr w:type="lastCol">
       <w:rPr>
+        <w:rFonts w:eastAsia="黑体"/>
         <w:b/>
         <w:bCs/>
       </w:rPr>
@@ -4106,6 +4372,7 @@
       <w:spacing w:after="0" w:line="240" w:lineRule="auto"/>
     </w:pPr>
     <w:rPr>
+      <w:rFonts w:eastAsia="黑体"/>
       <w:color w:themeColor="accent3" w:themeShade="BF" w:val="76923C"/>
     </w:rPr>
     <w:tblPr>
@@ -4128,6 +4395,7 @@
         <w:spacing w:after="0" w:before="0" w:line="240" w:lineRule="auto"/>
       </w:pPr>
       <w:rPr>
+        <w:rFonts w:eastAsia="黑体"/>
         <w:b/>
         <w:bCs/>
       </w:rPr>
@@ -4148,6 +4416,7 @@
         <w:spacing w:after="0" w:before="0" w:line="240" w:lineRule="auto"/>
       </w:pPr>
       <w:rPr>
+        <w:rFonts w:eastAsia="黑体"/>
         <w:b/>
         <w:bCs/>
       </w:rPr>
@@ -4165,12 +4434,14 @@
     </w:tblStylePr>
     <w:tblStylePr w:type="firstCol">
       <w:rPr>
+        <w:rFonts w:eastAsia="黑体"/>
         <w:b/>
         <w:bCs/>
       </w:rPr>
     </w:tblStylePr>
     <w:tblStylePr w:type="lastCol">
       <w:rPr>
+        <w:rFonts w:eastAsia="黑体"/>
         <w:b/>
         <w:bCs/>
       </w:rPr>
@@ -4209,6 +4480,7 @@
       <w:spacing w:after="0" w:line="240" w:lineRule="auto"/>
     </w:pPr>
     <w:rPr>
+      <w:rFonts w:eastAsia="黑体"/>
       <w:color w:themeColor="accent4" w:themeShade="BF" w:val="5F497A"/>
     </w:rPr>
     <w:tblPr>
@@ -4231,6 +4503,7 @@
         <w:spacing w:after="0" w:before="0" w:line="240" w:lineRule="auto"/>
       </w:pPr>
       <w:rPr>
+        <w:rFonts w:eastAsia="黑体"/>
         <w:b/>
         <w:bCs/>
       </w:rPr>
@@ -4251,6 +4524,7 @@
         <w:spacing w:after="0" w:before="0" w:line="240" w:lineRule="auto"/>
       </w:pPr>
       <w:rPr>
+        <w:rFonts w:eastAsia="黑体"/>
         <w:b/>
         <w:bCs/>
       </w:rPr>
@@ -4268,12 +4542,14 @@
     </w:tblStylePr>
     <w:tblStylePr w:type="firstCol">
       <w:rPr>
+        <w:rFonts w:eastAsia="黑体"/>
         <w:b/>
         <w:bCs/>
       </w:rPr>
     </w:tblStylePr>
     <w:tblStylePr w:type="lastCol">
       <w:rPr>
+        <w:rFonts w:eastAsia="黑体"/>
         <w:b/>
         <w:bCs/>
       </w:rPr>
@@ -4312,6 +4588,7 @@
       <w:spacing w:after="0" w:line="240" w:lineRule="auto"/>
     </w:pPr>
     <w:rPr>
+      <w:rFonts w:eastAsia="黑体"/>
       <w:color w:themeColor="accent5" w:themeShade="BF" w:val="31849B"/>
     </w:rPr>
     <w:tblPr>
@@ -4334,6 +4611,7 @@
         <w:spacing w:after="0" w:before="0" w:line="240" w:lineRule="auto"/>
       </w:pPr>
       <w:rPr>
+        <w:rFonts w:eastAsia="黑体"/>
         <w:b/>
         <w:bCs/>
       </w:rPr>
@@ -4354,6 +4632,7 @@
         <w:spacing w:after="0" w:before="0" w:line="240" w:lineRule="auto"/>
       </w:pPr>
       <w:rPr>
+        <w:rFonts w:eastAsia="黑体"/>
         <w:b/>
         <w:bCs/>
       </w:rPr>
@@ -4371,12 +4650,14 @@
     </w:tblStylePr>
     <w:tblStylePr w:type="firstCol">
       <w:rPr>
+        <w:rFonts w:eastAsia="黑体"/>
         <w:b/>
         <w:bCs/>
       </w:rPr>
     </w:tblStylePr>
     <w:tblStylePr w:type="lastCol">
       <w:rPr>
+        <w:rFonts w:eastAsia="黑体"/>
         <w:b/>
         <w:bCs/>
       </w:rPr>
@@ -4415,6 +4696,7 @@
       <w:spacing w:after="0" w:line="240" w:lineRule="auto"/>
     </w:pPr>
     <w:rPr>
+      <w:rFonts w:eastAsia="黑体"/>
       <w:color w:themeColor="accent6" w:themeShade="BF" w:val="E36C0A"/>
     </w:rPr>
     <w:tblPr>
@@ -4437,6 +4719,7 @@
         <w:spacing w:after="0" w:before="0" w:line="240" w:lineRule="auto"/>
       </w:pPr>
       <w:rPr>
+        <w:rFonts w:eastAsia="黑体"/>
         <w:b/>
         <w:bCs/>
       </w:rPr>
@@ -4457,6 +4740,7 @@
         <w:spacing w:after="0" w:before="0" w:line="240" w:lineRule="auto"/>
       </w:pPr>
       <w:rPr>
+        <w:rFonts w:eastAsia="黑体"/>
         <w:b/>
         <w:bCs/>
       </w:rPr>
@@ -4474,12 +4758,14 @@
     </w:tblStylePr>
     <w:tblStylePr w:type="firstCol">
       <w:rPr>
+        <w:rFonts w:eastAsia="黑体"/>
         <w:b/>
         <w:bCs/>
       </w:rPr>
     </w:tblStylePr>
     <w:tblStylePr w:type="lastCol">
       <w:rPr>
+        <w:rFonts w:eastAsia="黑体"/>
         <w:b/>
         <w:bCs/>
       </w:rPr>
@@ -4539,6 +4825,7 @@
         <w:spacing w:after="0" w:before="0" w:line="240" w:lineRule="auto"/>
       </w:pPr>
       <w:rPr>
+        <w:rFonts w:eastAsia="黑体"/>
         <w:b/>
         <w:bCs/>
         <w:color w:themeColor="background1" w:val="FFFFFF"/>
@@ -4553,6 +4840,7 @@
         <w:spacing w:after="0" w:before="0" w:line="240" w:lineRule="auto"/>
       </w:pPr>
       <w:rPr>
+        <w:rFonts w:eastAsia="黑体"/>
         <w:b/>
         <w:bCs/>
       </w:rPr>
@@ -4568,12 +4856,14 @@
     </w:tblStylePr>
     <w:tblStylePr w:type="firstCol">
       <w:rPr>
+        <w:rFonts w:eastAsia="黑体"/>
         <w:b/>
         <w:bCs/>
       </w:rPr>
     </w:tblStylePr>
     <w:tblStylePr w:type="lastCol">
       <w:rPr>
+        <w:rFonts w:eastAsia="黑体"/>
         <w:b/>
         <w:bCs/>
       </w:rPr>
@@ -4631,6 +4921,7 @@
         <w:spacing w:after="0" w:before="0" w:line="240" w:lineRule="auto"/>
       </w:pPr>
       <w:rPr>
+        <w:rFonts w:eastAsia="黑体"/>
         <w:b/>
         <w:bCs/>
         <w:color w:themeColor="background1" w:val="FFFFFF"/>
@@ -4645,6 +4936,7 @@
         <w:spacing w:after="0" w:before="0" w:line="240" w:lineRule="auto"/>
       </w:pPr>
       <w:rPr>
+        <w:rFonts w:eastAsia="黑体"/>
         <w:b/>
         <w:bCs/>
       </w:rPr>
@@ -4660,12 +4952,14 @@
     </w:tblStylePr>
     <w:tblStylePr w:type="firstCol">
       <w:rPr>
+        <w:rFonts w:eastAsia="黑体"/>
         <w:b/>
         <w:bCs/>
       </w:rPr>
     </w:tblStylePr>
     <w:tblStylePr w:type="lastCol">
       <w:rPr>
+        <w:rFonts w:eastAsia="黑体"/>
         <w:b/>
         <w:bCs/>
       </w:rPr>
@@ -4723,6 +5017,7 @@
         <w:spacing w:after="0" w:before="0" w:line="240" w:lineRule="auto"/>
       </w:pPr>
       <w:rPr>
+        <w:rFonts w:eastAsia="黑体"/>
         <w:b/>
         <w:bCs/>
         <w:color w:themeColor="background1" w:val="FFFFFF"/>
@@ -4737,6 +5032,7 @@
         <w:spacing w:after="0" w:before="0" w:line="240" w:lineRule="auto"/>
       </w:pPr>
       <w:rPr>
+        <w:rFonts w:eastAsia="黑体"/>
         <w:b/>
         <w:bCs/>
       </w:rPr>
@@ -4752,12 +5048,14 @@
     </w:tblStylePr>
     <w:tblStylePr w:type="firstCol">
       <w:rPr>
+        <w:rFonts w:eastAsia="黑体"/>
         <w:b/>
         <w:bCs/>
       </w:rPr>
     </w:tblStylePr>
     <w:tblStylePr w:type="lastCol">
       <w:rPr>
+        <w:rFonts w:eastAsia="黑体"/>
         <w:b/>
         <w:bCs/>
       </w:rPr>
@@ -4815,6 +5113,7 @@
         <w:spacing w:after="0" w:before="0" w:line="240" w:lineRule="auto"/>
       </w:pPr>
       <w:rPr>
+        <w:rFonts w:eastAsia="黑体"/>
         <w:b/>
         <w:bCs/>
         <w:color w:themeColor="background1" w:val="FFFFFF"/>
@@ -4829,6 +5128,7 @@
         <w:spacing w:after="0" w:before="0" w:line="240" w:lineRule="auto"/>
       </w:pPr>
       <w:rPr>
+        <w:rFonts w:eastAsia="黑体"/>
         <w:b/>
         <w:bCs/>
       </w:rPr>
@@ -4844,12 +5144,14 @@
     </w:tblStylePr>
     <w:tblStylePr w:type="firstCol">
       <w:rPr>
+        <w:rFonts w:eastAsia="黑体"/>
         <w:b/>
         <w:bCs/>
       </w:rPr>
     </w:tblStylePr>
     <w:tblStylePr w:type="lastCol">
       <w:rPr>
+        <w:rFonts w:eastAsia="黑体"/>
         <w:b/>
         <w:bCs/>
       </w:rPr>
@@ -4907,6 +5209,7 @@
         <w:spacing w:after="0" w:before="0" w:line="240" w:lineRule="auto"/>
       </w:pPr>
       <w:rPr>
+        <w:rFonts w:eastAsia="黑体"/>
         <w:b/>
         <w:bCs/>
         <w:color w:themeColor="background1" w:val="FFFFFF"/>
@@ -4921,6 +5224,7 @@
         <w:spacing w:after="0" w:before="0" w:line="240" w:lineRule="auto"/>
       </w:pPr>
       <w:rPr>
+        <w:rFonts w:eastAsia="黑体"/>
         <w:b/>
         <w:bCs/>
       </w:rPr>
@@ -4936,12 +5240,14 @@
     </w:tblStylePr>
     <w:tblStylePr w:type="firstCol">
       <w:rPr>
+        <w:rFonts w:eastAsia="黑体"/>
         <w:b/>
         <w:bCs/>
       </w:rPr>
     </w:tblStylePr>
     <w:tblStylePr w:type="lastCol">
       <w:rPr>
+        <w:rFonts w:eastAsia="黑体"/>
         <w:b/>
         <w:bCs/>
       </w:rPr>
@@ -4999,6 +5305,7 @@
         <w:spacing w:after="0" w:before="0" w:line="240" w:lineRule="auto"/>
       </w:pPr>
       <w:rPr>
+        <w:rFonts w:eastAsia="黑体"/>
         <w:b/>
         <w:bCs/>
         <w:color w:themeColor="background1" w:val="FFFFFF"/>
@@ -5013,6 +5320,7 @@
         <w:spacing w:after="0" w:before="0" w:line="240" w:lineRule="auto"/>
       </w:pPr>
       <w:rPr>
+        <w:rFonts w:eastAsia="黑体"/>
         <w:b/>
         <w:bCs/>
       </w:rPr>
@@ -5028,12 +5336,14 @@
     </w:tblStylePr>
     <w:tblStylePr w:type="firstCol">
       <w:rPr>
+        <w:rFonts w:eastAsia="黑体"/>
         <w:b/>
         <w:bCs/>
       </w:rPr>
     </w:tblStylePr>
     <w:tblStylePr w:type="lastCol">
       <w:rPr>
+        <w:rFonts w:eastAsia="黑体"/>
         <w:b/>
         <w:bCs/>
       </w:rPr>
@@ -5091,6 +5401,7 @@
         <w:spacing w:after="0" w:before="0" w:line="240" w:lineRule="auto"/>
       </w:pPr>
       <w:rPr>
+        <w:rFonts w:eastAsia="黑体"/>
         <w:b/>
         <w:bCs/>
         <w:color w:themeColor="background1" w:val="FFFFFF"/>
@@ -5105,6 +5416,7 @@
         <w:spacing w:after="0" w:before="0" w:line="240" w:lineRule="auto"/>
       </w:pPr>
       <w:rPr>
+        <w:rFonts w:eastAsia="黑体"/>
         <w:b/>
         <w:bCs/>
       </w:rPr>
@@ -5120,12 +5432,14 @@
     </w:tblStylePr>
     <w:tblStylePr w:type="firstCol">
       <w:rPr>
+        <w:rFonts w:eastAsia="黑体"/>
         <w:b/>
         <w:bCs/>
       </w:rPr>
     </w:tblStylePr>
     <w:tblStylePr w:type="lastCol">
       <w:rPr>
+        <w:rFonts w:eastAsia="黑体"/>
         <w:b/>
         <w:bCs/>
       </w:rPr>
@@ -5185,7 +5499,7 @@
         <w:spacing w:after="0" w:before="0" w:line="240" w:lineRule="auto"/>
       </w:pPr>
       <w:rPr>
-        <w:rFonts w:asciiTheme="majorHAnsi" w:cstheme="majorBidi" w:eastAsiaTheme="majorEastAsia" w:hAnsiTheme="majorHAnsi"/>
+        <w:rFonts w:asciiTheme="majorHAnsi" w:cstheme="majorBidi" w:hAnsiTheme="majorHAnsi" w:eastAsia="黑体"/>
         <w:b/>
         <w:bCs/>
       </w:rPr>
@@ -5206,7 +5520,7 @@
         <w:spacing w:after="0" w:before="0" w:line="240" w:lineRule="auto"/>
       </w:pPr>
       <w:rPr>
-        <w:rFonts w:asciiTheme="majorHAnsi" w:cstheme="majorBidi" w:eastAsiaTheme="majorEastAsia" w:hAnsiTheme="majorHAnsi"/>
+        <w:rFonts w:asciiTheme="majorHAnsi" w:cstheme="majorBidi" w:hAnsiTheme="majorHAnsi" w:eastAsia="黑体"/>
         <w:b/>
         <w:bCs/>
       </w:rPr>
@@ -5224,14 +5538,14 @@
     </w:tblStylePr>
     <w:tblStylePr w:type="firstCol">
       <w:rPr>
-        <w:rFonts w:asciiTheme="majorHAnsi" w:cstheme="majorBidi" w:eastAsiaTheme="majorEastAsia" w:hAnsiTheme="majorHAnsi"/>
+        <w:rFonts w:asciiTheme="majorHAnsi" w:cstheme="majorBidi" w:hAnsiTheme="majorHAnsi" w:eastAsia="黑体"/>
         <w:b/>
         <w:bCs/>
       </w:rPr>
     </w:tblStylePr>
     <w:tblStylePr w:type="lastCol">
       <w:rPr>
-        <w:rFonts w:asciiTheme="majorHAnsi" w:cstheme="majorBidi" w:eastAsiaTheme="majorEastAsia" w:hAnsiTheme="majorHAnsi"/>
+        <w:rFonts w:asciiTheme="majorHAnsi" w:cstheme="majorBidi" w:hAnsiTheme="majorHAnsi" w:eastAsia="黑体"/>
         <w:b/>
         <w:bCs/>
       </w:rPr>
@@ -5315,7 +5629,7 @@
         <w:spacing w:after="0" w:before="0" w:line="240" w:lineRule="auto"/>
       </w:pPr>
       <w:rPr>
-        <w:rFonts w:asciiTheme="majorHAnsi" w:cstheme="majorBidi" w:eastAsiaTheme="majorEastAsia" w:hAnsiTheme="majorHAnsi"/>
+        <w:rFonts w:asciiTheme="majorHAnsi" w:cstheme="majorBidi" w:hAnsiTheme="majorHAnsi" w:eastAsia="黑体"/>
         <w:b/>
         <w:bCs/>
       </w:rPr>
@@ -5336,7 +5650,7 @@
         <w:spacing w:after="0" w:before="0" w:line="240" w:lineRule="auto"/>
       </w:pPr>
       <w:rPr>
-        <w:rFonts w:asciiTheme="majorHAnsi" w:cstheme="majorBidi" w:eastAsiaTheme="majorEastAsia" w:hAnsiTheme="majorHAnsi"/>
+        <w:rFonts w:asciiTheme="majorHAnsi" w:cstheme="majorBidi" w:hAnsiTheme="majorHAnsi" w:eastAsia="黑体"/>
         <w:b/>
         <w:bCs/>
       </w:rPr>
@@ -5354,14 +5668,14 @@
     </w:tblStylePr>
     <w:tblStylePr w:type="firstCol">
       <w:rPr>
-        <w:rFonts w:asciiTheme="majorHAnsi" w:cstheme="majorBidi" w:eastAsiaTheme="majorEastAsia" w:hAnsiTheme="majorHAnsi"/>
+        <w:rFonts w:asciiTheme="majorHAnsi" w:cstheme="majorBidi" w:hAnsiTheme="majorHAnsi" w:eastAsia="黑体"/>
         <w:b/>
         <w:bCs/>
       </w:rPr>
     </w:tblStylePr>
     <w:tblStylePr w:type="lastCol">
       <w:rPr>
-        <w:rFonts w:asciiTheme="majorHAnsi" w:cstheme="majorBidi" w:eastAsiaTheme="majorEastAsia" w:hAnsiTheme="majorHAnsi"/>
+        <w:rFonts w:asciiTheme="majorHAnsi" w:cstheme="majorBidi" w:hAnsiTheme="majorHAnsi" w:eastAsia="黑体"/>
         <w:b/>
         <w:bCs/>
       </w:rPr>
@@ -5445,7 +5759,7 @@
         <w:spacing w:after="0" w:before="0" w:line="240" w:lineRule="auto"/>
       </w:pPr>
       <w:rPr>
-        <w:rFonts w:asciiTheme="majorHAnsi" w:cstheme="majorBidi" w:eastAsiaTheme="majorEastAsia" w:hAnsiTheme="majorHAnsi"/>
+        <w:rFonts w:asciiTheme="majorHAnsi" w:cstheme="majorBidi" w:hAnsiTheme="majorHAnsi" w:eastAsia="黑体"/>
         <w:b/>
         <w:bCs/>
       </w:rPr>
@@ -5466,7 +5780,7 @@
         <w:spacing w:after="0" w:before="0" w:line="240" w:lineRule="auto"/>
       </w:pPr>
       <w:rPr>
-        <w:rFonts w:asciiTheme="majorHAnsi" w:cstheme="majorBidi" w:eastAsiaTheme="majorEastAsia" w:hAnsiTheme="majorHAnsi"/>
+        <w:rFonts w:asciiTheme="majorHAnsi" w:cstheme="majorBidi" w:hAnsiTheme="majorHAnsi" w:eastAsia="黑体"/>
         <w:b/>
         <w:bCs/>
       </w:rPr>
@@ -5484,14 +5798,14 @@
     </w:tblStylePr>
     <w:tblStylePr w:type="firstCol">
       <w:rPr>
-        <w:rFonts w:asciiTheme="majorHAnsi" w:cstheme="majorBidi" w:eastAsiaTheme="majorEastAsia" w:hAnsiTheme="majorHAnsi"/>
+        <w:rFonts w:asciiTheme="majorHAnsi" w:cstheme="majorBidi" w:hAnsiTheme="majorHAnsi" w:eastAsia="黑体"/>
         <w:b/>
         <w:bCs/>
       </w:rPr>
     </w:tblStylePr>
     <w:tblStylePr w:type="lastCol">
       <w:rPr>
-        <w:rFonts w:asciiTheme="majorHAnsi" w:cstheme="majorBidi" w:eastAsiaTheme="majorEastAsia" w:hAnsiTheme="majorHAnsi"/>
+        <w:rFonts w:asciiTheme="majorHAnsi" w:cstheme="majorBidi" w:hAnsiTheme="majorHAnsi" w:eastAsia="黑体"/>
         <w:b/>
         <w:bCs/>
       </w:rPr>
@@ -5575,7 +5889,7 @@
         <w:spacing w:after="0" w:before="0" w:line="240" w:lineRule="auto"/>
       </w:pPr>
       <w:rPr>
-        <w:rFonts w:asciiTheme="majorHAnsi" w:cstheme="majorBidi" w:eastAsiaTheme="majorEastAsia" w:hAnsiTheme="majorHAnsi"/>
+        <w:rFonts w:asciiTheme="majorHAnsi" w:cstheme="majorBidi" w:hAnsiTheme="majorHAnsi" w:eastAsia="黑体"/>
         <w:b/>
         <w:bCs/>
       </w:rPr>
@@ -5596,7 +5910,7 @@
         <w:spacing w:after="0" w:before="0" w:line="240" w:lineRule="auto"/>
       </w:pPr>
       <w:rPr>
-        <w:rFonts w:asciiTheme="majorHAnsi" w:cstheme="majorBidi" w:eastAsiaTheme="majorEastAsia" w:hAnsiTheme="majorHAnsi"/>
+        <w:rFonts w:asciiTheme="majorHAnsi" w:cstheme="majorBidi" w:hAnsiTheme="majorHAnsi" w:eastAsia="黑体"/>
         <w:b/>
         <w:bCs/>
       </w:rPr>
@@ -5614,14 +5928,14 @@
     </w:tblStylePr>
     <w:tblStylePr w:type="firstCol">
       <w:rPr>
-        <w:rFonts w:asciiTheme="majorHAnsi" w:cstheme="majorBidi" w:eastAsiaTheme="majorEastAsia" w:hAnsiTheme="majorHAnsi"/>
+        <w:rFonts w:asciiTheme="majorHAnsi" w:cstheme="majorBidi" w:hAnsiTheme="majorHAnsi" w:eastAsia="黑体"/>
         <w:b/>
         <w:bCs/>
       </w:rPr>
     </w:tblStylePr>
     <w:tblStylePr w:type="lastCol">
       <w:rPr>
-        <w:rFonts w:asciiTheme="majorHAnsi" w:cstheme="majorBidi" w:eastAsiaTheme="majorEastAsia" w:hAnsiTheme="majorHAnsi"/>
+        <w:rFonts w:asciiTheme="majorHAnsi" w:cstheme="majorBidi" w:hAnsiTheme="majorHAnsi" w:eastAsia="黑体"/>
         <w:b/>
         <w:bCs/>
       </w:rPr>
@@ -5705,7 +6019,7 @@
         <w:spacing w:after="0" w:before="0" w:line="240" w:lineRule="auto"/>
       </w:pPr>
       <w:rPr>
-        <w:rFonts w:asciiTheme="majorHAnsi" w:cstheme="majorBidi" w:eastAsiaTheme="majorEastAsia" w:hAnsiTheme="majorHAnsi"/>
+        <w:rFonts w:asciiTheme="majorHAnsi" w:cstheme="majorBidi" w:hAnsiTheme="majorHAnsi" w:eastAsia="黑体"/>
         <w:b/>
         <w:bCs/>
       </w:rPr>
@@ -5726,7 +6040,7 @@
         <w:spacing w:after="0" w:before="0" w:line="240" w:lineRule="auto"/>
       </w:pPr>
       <w:rPr>
-        <w:rFonts w:asciiTheme="majorHAnsi" w:cstheme="majorBidi" w:eastAsiaTheme="majorEastAsia" w:hAnsiTheme="majorHAnsi"/>
+        <w:rFonts w:asciiTheme="majorHAnsi" w:cstheme="majorBidi" w:hAnsiTheme="majorHAnsi" w:eastAsia="黑体"/>
         <w:b/>
         <w:bCs/>
       </w:rPr>
@@ -5744,14 +6058,14 @@
     </w:tblStylePr>
     <w:tblStylePr w:type="firstCol">
       <w:rPr>
-        <w:rFonts w:asciiTheme="majorHAnsi" w:cstheme="majorBidi" w:eastAsiaTheme="majorEastAsia" w:hAnsiTheme="majorHAnsi"/>
+        <w:rFonts w:asciiTheme="majorHAnsi" w:cstheme="majorBidi" w:hAnsiTheme="majorHAnsi" w:eastAsia="黑体"/>
         <w:b/>
         <w:bCs/>
       </w:rPr>
     </w:tblStylePr>
     <w:tblStylePr w:type="lastCol">
       <w:rPr>
-        <w:rFonts w:asciiTheme="majorHAnsi" w:cstheme="majorBidi" w:eastAsiaTheme="majorEastAsia" w:hAnsiTheme="majorHAnsi"/>
+        <w:rFonts w:asciiTheme="majorHAnsi" w:cstheme="majorBidi" w:hAnsiTheme="majorHAnsi" w:eastAsia="黑体"/>
         <w:b/>
         <w:bCs/>
       </w:rPr>
@@ -5835,7 +6149,7 @@
         <w:spacing w:after="0" w:before="0" w:line="240" w:lineRule="auto"/>
       </w:pPr>
       <w:rPr>
-        <w:rFonts w:asciiTheme="majorHAnsi" w:cstheme="majorBidi" w:eastAsiaTheme="majorEastAsia" w:hAnsiTheme="majorHAnsi"/>
+        <w:rFonts w:asciiTheme="majorHAnsi" w:cstheme="majorBidi" w:hAnsiTheme="majorHAnsi" w:eastAsia="黑体"/>
         <w:b/>
         <w:bCs/>
       </w:rPr>
@@ -5856,7 +6170,7 @@
         <w:spacing w:after="0" w:before="0" w:line="240" w:lineRule="auto"/>
       </w:pPr>
       <w:rPr>
-        <w:rFonts w:asciiTheme="majorHAnsi" w:cstheme="majorBidi" w:eastAsiaTheme="majorEastAsia" w:hAnsiTheme="majorHAnsi"/>
+        <w:rFonts w:asciiTheme="majorHAnsi" w:cstheme="majorBidi" w:hAnsiTheme="majorHAnsi" w:eastAsia="黑体"/>
         <w:b/>
         <w:bCs/>
       </w:rPr>
@@ -5874,14 +6188,14 @@
     </w:tblStylePr>
     <w:tblStylePr w:type="firstCol">
       <w:rPr>
-        <w:rFonts w:asciiTheme="majorHAnsi" w:cstheme="majorBidi" w:eastAsiaTheme="majorEastAsia" w:hAnsiTheme="majorHAnsi"/>
+        <w:rFonts w:asciiTheme="majorHAnsi" w:cstheme="majorBidi" w:hAnsiTheme="majorHAnsi" w:eastAsia="黑体"/>
         <w:b/>
         <w:bCs/>
       </w:rPr>
     </w:tblStylePr>
     <w:tblStylePr w:type="lastCol">
       <w:rPr>
-        <w:rFonts w:asciiTheme="majorHAnsi" w:cstheme="majorBidi" w:eastAsiaTheme="majorEastAsia" w:hAnsiTheme="majorHAnsi"/>
+        <w:rFonts w:asciiTheme="majorHAnsi" w:cstheme="majorBidi" w:hAnsiTheme="majorHAnsi" w:eastAsia="黑体"/>
         <w:b/>
         <w:bCs/>
       </w:rPr>
@@ -5965,7 +6279,7 @@
         <w:spacing w:after="0" w:before="0" w:line="240" w:lineRule="auto"/>
       </w:pPr>
       <w:rPr>
-        <w:rFonts w:asciiTheme="majorHAnsi" w:cstheme="majorBidi" w:eastAsiaTheme="majorEastAsia" w:hAnsiTheme="majorHAnsi"/>
+        <w:rFonts w:asciiTheme="majorHAnsi" w:cstheme="majorBidi" w:hAnsiTheme="majorHAnsi" w:eastAsia="黑体"/>
         <w:b/>
         <w:bCs/>
       </w:rPr>
@@ -5986,7 +6300,7 @@
         <w:spacing w:after="0" w:before="0" w:line="240" w:lineRule="auto"/>
       </w:pPr>
       <w:rPr>
-        <w:rFonts w:asciiTheme="majorHAnsi" w:cstheme="majorBidi" w:eastAsiaTheme="majorEastAsia" w:hAnsiTheme="majorHAnsi"/>
+        <w:rFonts w:asciiTheme="majorHAnsi" w:cstheme="majorBidi" w:hAnsiTheme="majorHAnsi" w:eastAsia="黑体"/>
         <w:b/>
         <w:bCs/>
       </w:rPr>
@@ -6004,14 +6318,14 @@
     </w:tblStylePr>
     <w:tblStylePr w:type="firstCol">
       <w:rPr>
-        <w:rFonts w:asciiTheme="majorHAnsi" w:cstheme="majorBidi" w:eastAsiaTheme="majorEastAsia" w:hAnsiTheme="majorHAnsi"/>
+        <w:rFonts w:asciiTheme="majorHAnsi" w:cstheme="majorBidi" w:hAnsiTheme="majorHAnsi" w:eastAsia="黑体"/>
         <w:b/>
         <w:bCs/>
       </w:rPr>
     </w:tblStylePr>
     <w:tblStylePr w:type="lastCol">
       <w:rPr>
-        <w:rFonts w:asciiTheme="majorHAnsi" w:cstheme="majorBidi" w:eastAsiaTheme="majorEastAsia" w:hAnsiTheme="majorHAnsi"/>
+        <w:rFonts w:asciiTheme="majorHAnsi" w:cstheme="majorBidi" w:hAnsiTheme="majorHAnsi" w:eastAsia="黑体"/>
         <w:b/>
         <w:bCs/>
       </w:rPr>
@@ -6094,6 +6408,7 @@
         <w:spacing w:after="0" w:before="0" w:line="240" w:lineRule="auto"/>
       </w:pPr>
       <w:rPr>
+        <w:rFonts w:eastAsia="黑体"/>
         <w:b/>
         <w:bCs/>
         <w:color w:themeColor="background1" w:val="FFFFFF"/>
@@ -6116,6 +6431,7 @@
         <w:spacing w:after="0" w:before="0" w:line="240" w:lineRule="auto"/>
       </w:pPr>
       <w:rPr>
+        <w:rFonts w:eastAsia="黑体"/>
         <w:b/>
         <w:bCs/>
       </w:rPr>
@@ -6133,12 +6449,14 @@
     </w:tblStylePr>
     <w:tblStylePr w:type="firstCol">
       <w:rPr>
+        <w:rFonts w:eastAsia="黑体"/>
         <w:b/>
         <w:bCs/>
       </w:rPr>
     </w:tblStylePr>
     <w:tblStylePr w:type="lastCol">
       <w:rPr>
+        <w:rFonts w:eastAsia="黑体"/>
         <w:b/>
         <w:bCs/>
       </w:rPr>
@@ -6200,6 +6518,7 @@
         <w:spacing w:after="0" w:before="0" w:line="240" w:lineRule="auto"/>
       </w:pPr>
       <w:rPr>
+        <w:rFonts w:eastAsia="黑体"/>
         <w:b/>
         <w:bCs/>
         <w:color w:themeColor="background1" w:val="FFFFFF"/>
@@ -6222,6 +6541,7 @@
         <w:spacing w:after="0" w:before="0" w:line="240" w:lineRule="auto"/>
       </w:pPr>
       <w:rPr>
+        <w:rFonts w:eastAsia="黑体"/>
         <w:b/>
         <w:bCs/>
       </w:rPr>
@@ -6239,12 +6559,14 @@
     </w:tblStylePr>
     <w:tblStylePr w:type="firstCol">
       <w:rPr>
+        <w:rFonts w:eastAsia="黑体"/>
         <w:b/>
         <w:bCs/>
       </w:rPr>
     </w:tblStylePr>
     <w:tblStylePr w:type="lastCol">
       <w:rPr>
+        <w:rFonts w:eastAsia="黑体"/>
         <w:b/>
         <w:bCs/>
       </w:rPr>
@@ -6306,6 +6628,7 @@
         <w:spacing w:after="0" w:before="0" w:line="240" w:lineRule="auto"/>
       </w:pPr>
       <w:rPr>
+        <w:rFonts w:eastAsia="黑体"/>
         <w:b/>
         <w:bCs/>
         <w:color w:themeColor="background1" w:val="FFFFFF"/>
@@ -6328,6 +6651,7 @@
         <w:spacing w:after="0" w:before="0" w:line="240" w:lineRule="auto"/>
       </w:pPr>
       <w:rPr>
+        <w:rFonts w:eastAsia="黑体"/>
         <w:b/>
         <w:bCs/>
       </w:rPr>
@@ -6345,12 +6669,14 @@
     </w:tblStylePr>
     <w:tblStylePr w:type="firstCol">
       <w:rPr>
+        <w:rFonts w:eastAsia="黑体"/>
         <w:b/>
         <w:bCs/>
       </w:rPr>
     </w:tblStylePr>
     <w:tblStylePr w:type="lastCol">
       <w:rPr>
+        <w:rFonts w:eastAsia="黑体"/>
         <w:b/>
         <w:bCs/>
       </w:rPr>
@@ -6412,6 +6738,7 @@
         <w:spacing w:after="0" w:before="0" w:line="240" w:lineRule="auto"/>
       </w:pPr>
       <w:rPr>
+        <w:rFonts w:eastAsia="黑体"/>
         <w:b/>
         <w:bCs/>
         <w:color w:themeColor="background1" w:val="FFFFFF"/>
@@ -6434,6 +6761,7 @@
         <w:spacing w:after="0" w:before="0" w:line="240" w:lineRule="auto"/>
       </w:pPr>
       <w:rPr>
+        <w:rFonts w:eastAsia="黑体"/>
         <w:b/>
         <w:bCs/>
       </w:rPr>
@@ -6451,12 +6779,14 @@
     </w:tblStylePr>
     <w:tblStylePr w:type="firstCol">
       <w:rPr>
+        <w:rFonts w:eastAsia="黑体"/>
         <w:b/>
         <w:bCs/>
       </w:rPr>
     </w:tblStylePr>
     <w:tblStylePr w:type="lastCol">
       <w:rPr>
+        <w:rFonts w:eastAsia="黑体"/>
         <w:b/>
         <w:bCs/>
       </w:rPr>
@@ -6518,6 +6848,7 @@
         <w:spacing w:after="0" w:before="0" w:line="240" w:lineRule="auto"/>
       </w:pPr>
       <w:rPr>
+        <w:rFonts w:eastAsia="黑体"/>
         <w:b/>
         <w:bCs/>
         <w:color w:themeColor="background1" w:val="FFFFFF"/>
@@ -6540,6 +6871,7 @@
         <w:spacing w:after="0" w:before="0" w:line="240" w:lineRule="auto"/>
       </w:pPr>
       <w:rPr>
+        <w:rFonts w:eastAsia="黑体"/>
         <w:b/>
         <w:bCs/>
       </w:rPr>
@@ -6557,12 +6889,14 @@
     </w:tblStylePr>
     <w:tblStylePr w:type="firstCol">
       <w:rPr>
+        <w:rFonts w:eastAsia="黑体"/>
         <w:b/>
         <w:bCs/>
       </w:rPr>
     </w:tblStylePr>
     <w:tblStylePr w:type="lastCol">
       <w:rPr>
+        <w:rFonts w:eastAsia="黑体"/>
         <w:b/>
         <w:bCs/>
       </w:rPr>
@@ -6624,6 +6958,7 @@
         <w:spacing w:after="0" w:before="0" w:line="240" w:lineRule="auto"/>
       </w:pPr>
       <w:rPr>
+        <w:rFonts w:eastAsia="黑体"/>
         <w:b/>
         <w:bCs/>
         <w:color w:themeColor="background1" w:val="FFFFFF"/>
@@ -6646,6 +6981,7 @@
         <w:spacing w:after="0" w:before="0" w:line="240" w:lineRule="auto"/>
       </w:pPr>
       <w:rPr>
+        <w:rFonts w:eastAsia="黑体"/>
         <w:b/>
         <w:bCs/>
       </w:rPr>
@@ -6663,12 +6999,14 @@
     </w:tblStylePr>
     <w:tblStylePr w:type="firstCol">
       <w:rPr>
+        <w:rFonts w:eastAsia="黑体"/>
         <w:b/>
         <w:bCs/>
       </w:rPr>
     </w:tblStylePr>
     <w:tblStylePr w:type="lastCol">
       <w:rPr>
+        <w:rFonts w:eastAsia="黑体"/>
         <w:b/>
         <w:bCs/>
       </w:rPr>
@@ -6730,6 +7068,7 @@
         <w:spacing w:after="0" w:before="0" w:line="240" w:lineRule="auto"/>
       </w:pPr>
       <w:rPr>
+        <w:rFonts w:eastAsia="黑体"/>
         <w:b/>
         <w:bCs/>
         <w:color w:themeColor="background1" w:val="FFFFFF"/>
@@ -6752,6 +7091,7 @@
         <w:spacing w:after="0" w:before="0" w:line="240" w:lineRule="auto"/>
       </w:pPr>
       <w:rPr>
+        <w:rFonts w:eastAsia="黑体"/>
         <w:b/>
         <w:bCs/>
       </w:rPr>
@@ -6769,12 +7109,14 @@
     </w:tblStylePr>
     <w:tblStylePr w:type="firstCol">
       <w:rPr>
+        <w:rFonts w:eastAsia="黑体"/>
         <w:b/>
         <w:bCs/>
       </w:rPr>
     </w:tblStylePr>
     <w:tblStylePr w:type="lastCol">
       <w:rPr>
+        <w:rFonts w:eastAsia="黑体"/>
         <w:b/>
         <w:bCs/>
       </w:rPr>
@@ -6833,6 +7175,7 @@
         <w:spacing w:after="0" w:before="0" w:line="240" w:lineRule="auto"/>
       </w:pPr>
       <w:rPr>
+        <w:rFonts w:eastAsia="黑体"/>
         <w:b/>
         <w:bCs/>
         <w:color w:themeColor="background1" w:val="FFFFFF"/>
@@ -6855,6 +7198,7 @@
         <w:spacing w:after="0" w:before="0" w:line="240" w:lineRule="auto"/>
       </w:pPr>
       <w:rPr>
+        <w:rFonts w:eastAsia="黑体"/>
         <w:color w:val="auto"/>
       </w:rPr>
       <w:tblPr/>
@@ -6872,6 +7216,7 @@
     </w:tblStylePr>
     <w:tblStylePr w:type="firstCol">
       <w:rPr>
+        <w:rFonts w:eastAsia="黑体"/>
         <w:b/>
         <w:bCs/>
         <w:color w:themeColor="background1" w:val="FFFFFF"/>
@@ -6891,6 +7236,7 @@
     </w:tblStylePr>
     <w:tblStylePr w:type="lastCol">
       <w:rPr>
+        <w:rFonts w:eastAsia="黑体"/>
         <w:b/>
         <w:bCs/>
         <w:color w:themeColor="background1" w:val="FFFFFF"/>
@@ -6939,6 +7285,7 @@
     </w:tblStylePr>
     <w:tblStylePr w:type="nwCell">
       <w:rPr>
+        <w:rFonts w:eastAsia="黑体"/>
         <w:color w:themeColor="background1" w:val="FFFFFF"/>
       </w:rPr>
       <w:tblPr/>
@@ -6982,6 +7329,7 @@
         <w:spacing w:after="0" w:before="0" w:line="240" w:lineRule="auto"/>
       </w:pPr>
       <w:rPr>
+        <w:rFonts w:eastAsia="黑体"/>
         <w:b/>
         <w:bCs/>
         <w:color w:themeColor="background1" w:val="FFFFFF"/>
@@ -7004,6 +7352,7 @@
         <w:spacing w:after="0" w:before="0" w:line="240" w:lineRule="auto"/>
       </w:pPr>
       <w:rPr>
+        <w:rFonts w:eastAsia="黑体"/>
         <w:color w:val="auto"/>
       </w:rPr>
       <w:tblPr/>
@@ -7021,6 +7370,7 @@
     </w:tblStylePr>
     <w:tblStylePr w:type="firstCol">
       <w:rPr>
+        <w:rFonts w:eastAsia="黑体"/>
         <w:b/>
         <w:bCs/>
         <w:color w:themeColor="background1" w:val="FFFFFF"/>
@@ -7040,6 +7390,7 @@
     </w:tblStylePr>
     <w:tblStylePr w:type="lastCol">
       <w:rPr>
+        <w:rFonts w:eastAsia="黑体"/>
         <w:b/>
         <w:bCs/>
         <w:color w:themeColor="background1" w:val="FFFFFF"/>
@@ -7088,6 +7439,7 @@
     </w:tblStylePr>
     <w:tblStylePr w:type="nwCell">
       <w:rPr>
+        <w:rFonts w:eastAsia="黑体"/>
         <w:color w:themeColor="background1" w:val="FFFFFF"/>
       </w:rPr>
       <w:tblPr/>
@@ -7131,6 +7483,7 @@
         <w:spacing w:after="0" w:before="0" w:line="240" w:lineRule="auto"/>
       </w:pPr>
       <w:rPr>
+        <w:rFonts w:eastAsia="黑体"/>
         <w:b/>
         <w:bCs/>
         <w:color w:themeColor="background1" w:val="FFFFFF"/>
@@ -7153,6 +7506,7 @@
         <w:spacing w:after="0" w:before="0" w:line="240" w:lineRule="auto"/>
       </w:pPr>
       <w:rPr>
+        <w:rFonts w:eastAsia="黑体"/>
         <w:color w:val="auto"/>
       </w:rPr>
       <w:tblPr/>
@@ -7170,6 +7524,7 @@
     </w:tblStylePr>
     <w:tblStylePr w:type="firstCol">
       <w:rPr>
+        <w:rFonts w:eastAsia="黑体"/>
         <w:b/>
         <w:bCs/>
         <w:color w:themeColor="background1" w:val="FFFFFF"/>
@@ -7189,6 +7544,7 @@
     </w:tblStylePr>
     <w:tblStylePr w:type="lastCol">
       <w:rPr>
+        <w:rFonts w:eastAsia="黑体"/>
         <w:b/>
         <w:bCs/>
         <w:color w:themeColor="background1" w:val="FFFFFF"/>
@@ -7237,6 +7593,7 @@
     </w:tblStylePr>
     <w:tblStylePr w:type="nwCell">
       <w:rPr>
+        <w:rFonts w:eastAsia="黑体"/>
         <w:color w:themeColor="background1" w:val="FFFFFF"/>
       </w:rPr>
       <w:tblPr/>
@@ -7280,6 +7637,7 @@
         <w:spacing w:after="0" w:before="0" w:line="240" w:lineRule="auto"/>
       </w:pPr>
       <w:rPr>
+        <w:rFonts w:eastAsia="黑体"/>
         <w:b/>
         <w:bCs/>
         <w:color w:themeColor="background1" w:val="FFFFFF"/>
@@ -7302,6 +7660,7 @@
         <w:spacing w:after="0" w:before="0" w:line="240" w:lineRule="auto"/>
       </w:pPr>
       <w:rPr>
+        <w:rFonts w:eastAsia="黑体"/>
         <w:color w:val="auto"/>
       </w:rPr>
       <w:tblPr/>
@@ -7319,6 +7678,7 @@
     </w:tblStylePr>
     <w:tblStylePr w:type="firstCol">
       <w:rPr>
+        <w:rFonts w:eastAsia="黑体"/>
         <w:b/>
         <w:bCs/>
         <w:color w:themeColor="background1" w:val="FFFFFF"/>
@@ -7338,6 +7698,7 @@
     </w:tblStylePr>
     <w:tblStylePr w:type="lastCol">
       <w:rPr>
+        <w:rFonts w:eastAsia="黑体"/>
         <w:b/>
         <w:bCs/>
         <w:color w:themeColor="background1" w:val="FFFFFF"/>
@@ -7386,6 +7747,7 @@
     </w:tblStylePr>
     <w:tblStylePr w:type="nwCell">
       <w:rPr>
+        <w:rFonts w:eastAsia="黑体"/>
         <w:color w:themeColor="background1" w:val="FFFFFF"/>
       </w:rPr>
       <w:tblPr/>
@@ -7429,6 +7791,7 @@
         <w:spacing w:after="0" w:before="0" w:line="240" w:lineRule="auto"/>
       </w:pPr>
       <w:rPr>
+        <w:rFonts w:eastAsia="黑体"/>
         <w:b/>
         <w:bCs/>
         <w:color w:themeColor="background1" w:val="FFFFFF"/>
@@ -7451,6 +7814,7 @@
         <w:spacing w:after="0" w:before="0" w:line="240" w:lineRule="auto"/>
       </w:pPr>
       <w:rPr>
+        <w:rFonts w:eastAsia="黑体"/>
         <w:color w:val="auto"/>
       </w:rPr>
       <w:tblPr/>
@@ -7468,6 +7832,7 @@
     </w:tblStylePr>
     <w:tblStylePr w:type="firstCol">
       <w:rPr>
+        <w:rFonts w:eastAsia="黑体"/>
         <w:b/>
         <w:bCs/>
         <w:color w:themeColor="background1" w:val="FFFFFF"/>
@@ -7487,6 +7852,7 @@
     </w:tblStylePr>
     <w:tblStylePr w:type="lastCol">
       <w:rPr>
+        <w:rFonts w:eastAsia="黑体"/>
         <w:b/>
         <w:bCs/>
         <w:color w:themeColor="background1" w:val="FFFFFF"/>
@@ -7535,6 +7901,7 @@
     </w:tblStylePr>
     <w:tblStylePr w:type="nwCell">
       <w:rPr>
+        <w:rFonts w:eastAsia="黑体"/>
         <w:color w:themeColor="background1" w:val="FFFFFF"/>
       </w:rPr>
       <w:tblPr/>
@@ -7578,6 +7945,7 @@
         <w:spacing w:after="0" w:before="0" w:line="240" w:lineRule="auto"/>
       </w:pPr>
       <w:rPr>
+        <w:rFonts w:eastAsia="黑体"/>
         <w:b/>
         <w:bCs/>
         <w:color w:themeColor="background1" w:val="FFFFFF"/>
@@ -7600,6 +7968,7 @@
         <w:spacing w:after="0" w:before="0" w:line="240" w:lineRule="auto"/>
       </w:pPr>
       <w:rPr>
+        <w:rFonts w:eastAsia="黑体"/>
         <w:color w:val="auto"/>
       </w:rPr>
       <w:tblPr/>
@@ -7617,6 +7986,7 @@
     </w:tblStylePr>
     <w:tblStylePr w:type="firstCol">
       <w:rPr>
+        <w:rFonts w:eastAsia="黑体"/>
         <w:b/>
         <w:bCs/>
         <w:color w:themeColor="background1" w:val="FFFFFF"/>
@@ -7636,6 +8006,7 @@
     </w:tblStylePr>
     <w:tblStylePr w:type="lastCol">
       <w:rPr>
+        <w:rFonts w:eastAsia="黑体"/>
         <w:b/>
         <w:bCs/>
         <w:color w:themeColor="background1" w:val="FFFFFF"/>
@@ -7684,6 +8055,7 @@
     </w:tblStylePr>
     <w:tblStylePr w:type="nwCell">
       <w:rPr>
+        <w:rFonts w:eastAsia="黑体"/>
         <w:color w:themeColor="background1" w:val="FFFFFF"/>
       </w:rPr>
       <w:tblPr/>
@@ -7727,6 +8099,7 @@
         <w:spacing w:after="0" w:before="0" w:line="240" w:lineRule="auto"/>
       </w:pPr>
       <w:rPr>
+        <w:rFonts w:eastAsia="黑体"/>
         <w:b/>
         <w:bCs/>
         <w:color w:themeColor="background1" w:val="FFFFFF"/>
@@ -7749,6 +8122,7 @@
         <w:spacing w:after="0" w:before="0" w:line="240" w:lineRule="auto"/>
       </w:pPr>
       <w:rPr>
+        <w:rFonts w:eastAsia="黑体"/>
         <w:color w:val="auto"/>
       </w:rPr>
       <w:tblPr/>
@@ -7766,6 +8140,7 @@
     </w:tblStylePr>
     <w:tblStylePr w:type="firstCol">
       <w:rPr>
+        <w:rFonts w:eastAsia="黑体"/>
         <w:b/>
         <w:bCs/>
         <w:color w:themeColor="background1" w:val="FFFFFF"/>
@@ -7785,6 +8160,7 @@
     </w:tblStylePr>
     <w:tblStylePr w:type="lastCol">
       <w:rPr>
+        <w:rFonts w:eastAsia="黑体"/>
         <w:b/>
         <w:bCs/>
         <w:color w:themeColor="background1" w:val="FFFFFF"/>
@@ -7833,6 +8209,7 @@
     </w:tblStylePr>
     <w:tblStylePr w:type="nwCell">
       <w:rPr>
+        <w:rFonts w:eastAsia="黑体"/>
         <w:color w:themeColor="background1" w:val="FFFFFF"/>
       </w:rPr>
       <w:tblPr/>
@@ -7857,6 +8234,7 @@
       <w:spacing w:after="0" w:line="240" w:lineRule="auto"/>
     </w:pPr>
     <w:rPr>
+      <w:rFonts w:eastAsia="黑体"/>
       <w:color w:themeColor="text1" w:val="000000"/>
     </w:rPr>
     <w:tblPr>
@@ -7876,7 +8254,7 @@
     </w:tblPr>
     <w:tblStylePr w:type="firstRow">
       <w:rPr>
-        <w:rFonts w:asciiTheme="majorHAnsi" w:cstheme="majorBidi" w:eastAsiaTheme="majorEastAsia" w:hAnsiTheme="majorHAnsi"/>
+        <w:rFonts w:asciiTheme="majorHAnsi" w:cstheme="majorBidi" w:hAnsiTheme="majorHAnsi" w:eastAsia="黑体"/>
       </w:rPr>
       <w:tblPr/>
       <w:tcPr>
@@ -7888,6 +8266,7 @@
     </w:tblStylePr>
     <w:tblStylePr w:type="lastRow">
       <w:rPr>
+        <w:rFonts w:eastAsia="黑体"/>
         <w:b/>
         <w:bCs/>
         <w:color w:themeColor="text2" w:val="1F497D"/>
@@ -7902,12 +8281,14 @@
     </w:tblStylePr>
     <w:tblStylePr w:type="firstCol">
       <w:rPr>
+        <w:rFonts w:eastAsia="黑体"/>
         <w:b/>
         <w:bCs/>
       </w:rPr>
     </w:tblStylePr>
     <w:tblStylePr w:type="lastCol">
       <w:rPr>
+        <w:rFonts w:eastAsia="黑体"/>
         <w:b/>
         <w:bCs/>
       </w:rPr>
@@ -7941,6 +8322,7 @@
       <w:spacing w:after="0" w:line="240" w:lineRule="auto"/>
     </w:pPr>
     <w:rPr>
+      <w:rFonts w:eastAsia="黑体"/>
       <w:color w:themeColor="text1" w:val="000000"/>
     </w:rPr>
     <w:tblPr>
@@ -7960,7 +8342,7 @@
     </w:tblPr>
     <w:tblStylePr w:type="firstRow">
       <w:rPr>
-        <w:rFonts w:asciiTheme="majorHAnsi" w:cstheme="majorBidi" w:eastAsiaTheme="majorEastAsia" w:hAnsiTheme="majorHAnsi"/>
+        <w:rFonts w:asciiTheme="majorHAnsi" w:cstheme="majorBidi" w:hAnsiTheme="majorHAnsi" w:eastAsia="黑体"/>
       </w:rPr>
       <w:tblPr/>
       <w:tcPr>
@@ -7972,6 +8354,7 @@
     </w:tblStylePr>
     <w:tblStylePr w:type="lastRow">
       <w:rPr>
+        <w:rFonts w:eastAsia="黑体"/>
         <w:b/>
         <w:bCs/>
         <w:color w:themeColor="text2" w:val="1F497D"/>
@@ -7986,12 +8369,14 @@
     </w:tblStylePr>
     <w:tblStylePr w:type="firstCol">
       <w:rPr>
+        <w:rFonts w:eastAsia="黑体"/>
         <w:b/>
         <w:bCs/>
       </w:rPr>
     </w:tblStylePr>
     <w:tblStylePr w:type="lastCol">
       <w:rPr>
+        <w:rFonts w:eastAsia="黑体"/>
         <w:b/>
         <w:bCs/>
       </w:rPr>
@@ -8025,6 +8410,7 @@
       <w:spacing w:after="0" w:line="240" w:lineRule="auto"/>
     </w:pPr>
     <w:rPr>
+      <w:rFonts w:eastAsia="黑体"/>
       <w:color w:themeColor="text1" w:val="000000"/>
     </w:rPr>
     <w:tblPr>
@@ -8044,7 +8430,7 @@
     </w:tblPr>
     <w:tblStylePr w:type="firstRow">
       <w:rPr>
-        <w:rFonts w:asciiTheme="majorHAnsi" w:cstheme="majorBidi" w:eastAsiaTheme="majorEastAsia" w:hAnsiTheme="majorHAnsi"/>
+        <w:rFonts w:asciiTheme="majorHAnsi" w:cstheme="majorBidi" w:hAnsiTheme="majorHAnsi" w:eastAsia="黑体"/>
       </w:rPr>
       <w:tblPr/>
       <w:tcPr>
@@ -8056,6 +8442,7 @@
     </w:tblStylePr>
     <w:tblStylePr w:type="lastRow">
       <w:rPr>
+        <w:rFonts w:eastAsia="黑体"/>
         <w:b/>
         <w:bCs/>
         <w:color w:themeColor="text2" w:val="1F497D"/>
@@ -8070,12 +8457,14 @@
     </w:tblStylePr>
     <w:tblStylePr w:type="firstCol">
       <w:rPr>
+        <w:rFonts w:eastAsia="黑体"/>
         <w:b/>
         <w:bCs/>
       </w:rPr>
     </w:tblStylePr>
     <w:tblStylePr w:type="lastCol">
       <w:rPr>
+        <w:rFonts w:eastAsia="黑体"/>
         <w:b/>
         <w:bCs/>
       </w:rPr>
@@ -8109,6 +8498,7 @@
       <w:spacing w:after="0" w:line="240" w:lineRule="auto"/>
     </w:pPr>
     <w:rPr>
+      <w:rFonts w:eastAsia="黑体"/>
       <w:color w:themeColor="text1" w:val="000000"/>
     </w:rPr>
     <w:tblPr>
@@ -8128,7 +8518,7 @@
     </w:tblPr>
     <w:tblStylePr w:type="firstRow">
       <w:rPr>
-        <w:rFonts w:asciiTheme="majorHAnsi" w:cstheme="majorBidi" w:eastAsiaTheme="majorEastAsia" w:hAnsiTheme="majorHAnsi"/>
+        <w:rFonts w:asciiTheme="majorHAnsi" w:cstheme="majorBidi" w:hAnsiTheme="majorHAnsi" w:eastAsia="黑体"/>
       </w:rPr>
       <w:tblPr/>
       <w:tcPr>
@@ -8140,6 +8530,7 @@
     </w:tblStylePr>
     <w:tblStylePr w:type="lastRow">
       <w:rPr>
+        <w:rFonts w:eastAsia="黑体"/>
         <w:b/>
         <w:bCs/>
         <w:color w:themeColor="text2" w:val="1F497D"/>
@@ -8154,12 +8545,14 @@
     </w:tblStylePr>
     <w:tblStylePr w:type="firstCol">
       <w:rPr>
+        <w:rFonts w:eastAsia="黑体"/>
         <w:b/>
         <w:bCs/>
       </w:rPr>
     </w:tblStylePr>
     <w:tblStylePr w:type="lastCol">
       <w:rPr>
+        <w:rFonts w:eastAsia="黑体"/>
         <w:b/>
         <w:bCs/>
       </w:rPr>
@@ -8193,6 +8586,7 @@
       <w:spacing w:after="0" w:line="240" w:lineRule="auto"/>
     </w:pPr>
     <w:rPr>
+      <w:rFonts w:eastAsia="黑体"/>
       <w:color w:themeColor="text1" w:val="000000"/>
     </w:rPr>
     <w:tblPr>
@@ -8212,7 +8606,7 @@
     </w:tblPr>
     <w:tblStylePr w:type="firstRow">
       <w:rPr>
-        <w:rFonts w:asciiTheme="majorHAnsi" w:cstheme="majorBidi" w:eastAsiaTheme="majorEastAsia" w:hAnsiTheme="majorHAnsi"/>
+        <w:rFonts w:asciiTheme="majorHAnsi" w:cstheme="majorBidi" w:hAnsiTheme="majorHAnsi" w:eastAsia="黑体"/>
       </w:rPr>
       <w:tblPr/>
       <w:tcPr>
@@ -8224,6 +8618,7 @@
     </w:tblStylePr>
     <w:tblStylePr w:type="lastRow">
       <w:rPr>
+        <w:rFonts w:eastAsia="黑体"/>
         <w:b/>
         <w:bCs/>
         <w:color w:themeColor="text2" w:val="1F497D"/>
@@ -8238,12 +8633,14 @@
     </w:tblStylePr>
     <w:tblStylePr w:type="firstCol">
       <w:rPr>
+        <w:rFonts w:eastAsia="黑体"/>
         <w:b/>
         <w:bCs/>
       </w:rPr>
     </w:tblStylePr>
     <w:tblStylePr w:type="lastCol">
       <w:rPr>
+        <w:rFonts w:eastAsia="黑体"/>
         <w:b/>
         <w:bCs/>
       </w:rPr>
@@ -8277,6 +8674,7 @@
       <w:spacing w:after="0" w:line="240" w:lineRule="auto"/>
     </w:pPr>
     <w:rPr>
+      <w:rFonts w:eastAsia="黑体"/>
       <w:color w:themeColor="text1" w:val="000000"/>
     </w:rPr>
     <w:tblPr>
@@ -8296,7 +8694,7 @@
     </w:tblPr>
     <w:tblStylePr w:type="firstRow">
       <w:rPr>
-        <w:rFonts w:asciiTheme="majorHAnsi" w:cstheme="majorBidi" w:eastAsiaTheme="majorEastAsia" w:hAnsiTheme="majorHAnsi"/>
+        <w:rFonts w:asciiTheme="majorHAnsi" w:cstheme="majorBidi" w:hAnsiTheme="majorHAnsi" w:eastAsia="黑体"/>
       </w:rPr>
       <w:tblPr/>
       <w:tcPr>
@@ -8308,6 +8706,7 @@
     </w:tblStylePr>
     <w:tblStylePr w:type="lastRow">
       <w:rPr>
+        <w:rFonts w:eastAsia="黑体"/>
         <w:b/>
         <w:bCs/>
         <w:color w:themeColor="text2" w:val="1F497D"/>
@@ -8322,12 +8721,14 @@
     </w:tblStylePr>
     <w:tblStylePr w:type="firstCol">
       <w:rPr>
+        <w:rFonts w:eastAsia="黑体"/>
         <w:b/>
         <w:bCs/>
       </w:rPr>
     </w:tblStylePr>
     <w:tblStylePr w:type="lastCol">
       <w:rPr>
+        <w:rFonts w:eastAsia="黑体"/>
         <w:b/>
         <w:bCs/>
       </w:rPr>
@@ -8361,6 +8762,7 @@
       <w:spacing w:after="0" w:line="240" w:lineRule="auto"/>
     </w:pPr>
     <w:rPr>
+      <w:rFonts w:eastAsia="黑体"/>
       <w:color w:themeColor="text1" w:val="000000"/>
     </w:rPr>
     <w:tblPr>
@@ -8380,7 +8782,7 @@
     </w:tblPr>
     <w:tblStylePr w:type="firstRow">
       <w:rPr>
-        <w:rFonts w:asciiTheme="majorHAnsi" w:cstheme="majorBidi" w:eastAsiaTheme="majorEastAsia" w:hAnsiTheme="majorHAnsi"/>
+        <w:rFonts w:asciiTheme="majorHAnsi" w:cstheme="majorBidi" w:hAnsiTheme="majorHAnsi" w:eastAsia="黑体"/>
       </w:rPr>
       <w:tblPr/>
       <w:tcPr>
@@ -8392,6 +8794,7 @@
     </w:tblStylePr>
     <w:tblStylePr w:type="lastRow">
       <w:rPr>
+        <w:rFonts w:eastAsia="黑体"/>
         <w:b/>
         <w:bCs/>
         <w:color w:themeColor="text2" w:val="1F497D"/>
@@ -8406,12 +8809,14 @@
     </w:tblStylePr>
     <w:tblStylePr w:type="firstCol">
       <w:rPr>
+        <w:rFonts w:eastAsia="黑体"/>
         <w:b/>
         <w:bCs/>
       </w:rPr>
     </w:tblStylePr>
     <w:tblStylePr w:type="lastCol">
       <w:rPr>
+        <w:rFonts w:eastAsia="黑体"/>
         <w:b/>
         <w:bCs/>
       </w:rPr>
@@ -8445,7 +8850,7 @@
       <w:spacing w:after="0" w:line="240" w:lineRule="auto"/>
     </w:pPr>
     <w:rPr>
-      <w:rFonts w:asciiTheme="majorHAnsi" w:cstheme="majorBidi" w:eastAsiaTheme="majorEastAsia" w:hAnsiTheme="majorHAnsi"/>
+      <w:rFonts w:asciiTheme="majorHAnsi" w:cstheme="majorBidi" w:hAnsiTheme="majorHAnsi" w:eastAsia="黑体"/>
       <w:color w:themeColor="text1" w:val="000000"/>
     </w:rPr>
     <w:tblPr>
@@ -8467,6 +8872,7 @@
     </w:tblPr>
     <w:tblStylePr w:type="firstRow">
       <w:rPr>
+        <w:rFonts w:eastAsia="黑体"/>
         <w:sz w:val="24"/>
         <w:szCs w:val="24"/>
       </w:rPr>
@@ -8573,7 +8979,7 @@
       <w:spacing w:after="0" w:line="240" w:lineRule="auto"/>
     </w:pPr>
     <w:rPr>
-      <w:rFonts w:asciiTheme="majorHAnsi" w:cstheme="majorBidi" w:eastAsiaTheme="majorEastAsia" w:hAnsiTheme="majorHAnsi"/>
+      <w:rFonts w:asciiTheme="majorHAnsi" w:cstheme="majorBidi" w:hAnsiTheme="majorHAnsi" w:eastAsia="黑体"/>
       <w:color w:themeColor="text1" w:val="000000"/>
     </w:rPr>
     <w:tblPr>
@@ -8595,6 +9001,7 @@
     </w:tblPr>
     <w:tblStylePr w:type="firstRow">
       <w:rPr>
+        <w:rFonts w:eastAsia="黑体"/>
         <w:sz w:val="24"/>
         <w:szCs w:val="24"/>
       </w:rPr>
@@ -8701,7 +9108,7 @@
       <w:spacing w:after="0" w:line="240" w:lineRule="auto"/>
     </w:pPr>
     <w:rPr>
-      <w:rFonts w:asciiTheme="majorHAnsi" w:cstheme="majorBidi" w:eastAsiaTheme="majorEastAsia" w:hAnsiTheme="majorHAnsi"/>
+      <w:rFonts w:asciiTheme="majorHAnsi" w:cstheme="majorBidi" w:hAnsiTheme="majorHAnsi" w:eastAsia="黑体"/>
       <w:color w:themeColor="text1" w:val="000000"/>
     </w:rPr>
     <w:tblPr>
@@ -8723,6 +9130,7 @@
     </w:tblPr>
     <w:tblStylePr w:type="firstRow">
       <w:rPr>
+        <w:rFonts w:eastAsia="黑体"/>
         <w:sz w:val="24"/>
         <w:szCs w:val="24"/>
       </w:rPr>
@@ -8829,7 +9237,7 @@
       <w:spacing w:after="0" w:line="240" w:lineRule="auto"/>
     </w:pPr>
     <w:rPr>
-      <w:rFonts w:asciiTheme="majorHAnsi" w:cstheme="majorBidi" w:eastAsiaTheme="majorEastAsia" w:hAnsiTheme="majorHAnsi"/>
+      <w:rFonts w:asciiTheme="majorHAnsi" w:cstheme="majorBidi" w:hAnsiTheme="majorHAnsi" w:eastAsia="黑体"/>
       <w:color w:themeColor="text1" w:val="000000"/>
     </w:rPr>
     <w:tblPr>
@@ -8851,6 +9259,7 @@
     </w:tblPr>
     <w:tblStylePr w:type="firstRow">
       <w:rPr>
+        <w:rFonts w:eastAsia="黑体"/>
         <w:sz w:val="24"/>
         <w:szCs w:val="24"/>
       </w:rPr>
@@ -8957,7 +9366,7 @@
       <w:spacing w:after="0" w:line="240" w:lineRule="auto"/>
     </w:pPr>
     <w:rPr>
-      <w:rFonts w:asciiTheme="majorHAnsi" w:cstheme="majorBidi" w:eastAsiaTheme="majorEastAsia" w:hAnsiTheme="majorHAnsi"/>
+      <w:rFonts w:asciiTheme="majorHAnsi" w:cstheme="majorBidi" w:hAnsiTheme="majorHAnsi" w:eastAsia="黑体"/>
       <w:color w:themeColor="text1" w:val="000000"/>
     </w:rPr>
     <w:tblPr>
@@ -8979,6 +9388,7 @@
     </w:tblPr>
     <w:tblStylePr w:type="firstRow">
       <w:rPr>
+        <w:rFonts w:eastAsia="黑体"/>
         <w:sz w:val="24"/>
         <w:szCs w:val="24"/>
       </w:rPr>
@@ -9085,7 +9495,7 @@
       <w:spacing w:after="0" w:line="240" w:lineRule="auto"/>
     </w:pPr>
     <w:rPr>
-      <w:rFonts w:asciiTheme="majorHAnsi" w:cstheme="majorBidi" w:eastAsiaTheme="majorEastAsia" w:hAnsiTheme="majorHAnsi"/>
+      <w:rFonts w:asciiTheme="majorHAnsi" w:cstheme="majorBidi" w:hAnsiTheme="majorHAnsi" w:eastAsia="黑体"/>
       <w:color w:themeColor="text1" w:val="000000"/>
     </w:rPr>
     <w:tblPr>
@@ -9107,6 +9517,7 @@
     </w:tblPr>
     <w:tblStylePr w:type="firstRow">
       <w:rPr>
+        <w:rFonts w:eastAsia="黑体"/>
         <w:sz w:val="24"/>
         <w:szCs w:val="24"/>
       </w:rPr>
@@ -9213,7 +9624,7 @@
       <w:spacing w:after="0" w:line="240" w:lineRule="auto"/>
     </w:pPr>
     <w:rPr>
-      <w:rFonts w:asciiTheme="majorHAnsi" w:cstheme="majorBidi" w:eastAsiaTheme="majorEastAsia" w:hAnsiTheme="majorHAnsi"/>
+      <w:rFonts w:asciiTheme="majorHAnsi" w:cstheme="majorBidi" w:hAnsiTheme="majorHAnsi" w:eastAsia="黑体"/>
       <w:color w:themeColor="text1" w:val="000000"/>
     </w:rPr>
     <w:tblPr>
@@ -9235,6 +9646,7 @@
     </w:tblPr>
     <w:tblStylePr w:type="firstRow">
       <w:rPr>
+        <w:rFonts w:eastAsia="黑体"/>
         <w:sz w:val="24"/>
         <w:szCs w:val="24"/>
       </w:rPr>
@@ -9364,12 +9776,14 @@
     </w:tcPr>
     <w:tblStylePr w:type="firstRow">
       <w:rPr>
+        <w:rFonts w:eastAsia="黑体"/>
         <w:b/>
         <w:bCs/>
       </w:rPr>
     </w:tblStylePr>
     <w:tblStylePr w:type="lastRow">
       <w:rPr>
+        <w:rFonts w:eastAsia="黑体"/>
         <w:b/>
         <w:bCs/>
       </w:rPr>
@@ -9382,12 +9796,14 @@
     </w:tblStylePr>
     <w:tblStylePr w:type="firstCol">
       <w:rPr>
+        <w:rFonts w:eastAsia="黑体"/>
         <w:b/>
         <w:bCs/>
       </w:rPr>
     </w:tblStylePr>
     <w:tblStylePr w:type="lastCol">
       <w:rPr>
+        <w:rFonts w:eastAsia="黑体"/>
         <w:b/>
         <w:bCs/>
       </w:rPr>
@@ -9437,12 +9853,14 @@
     </w:tcPr>
     <w:tblStylePr w:type="firstRow">
       <w:rPr>
+        <w:rFonts w:eastAsia="黑体"/>
         <w:b/>
         <w:bCs/>
       </w:rPr>
     </w:tblStylePr>
     <w:tblStylePr w:type="lastRow">
       <w:rPr>
+        <w:rFonts w:eastAsia="黑体"/>
         <w:b/>
         <w:bCs/>
       </w:rPr>
@@ -9455,12 +9873,14 @@
     </w:tblStylePr>
     <w:tblStylePr w:type="firstCol">
       <w:rPr>
+        <w:rFonts w:eastAsia="黑体"/>
         <w:b/>
         <w:bCs/>
       </w:rPr>
     </w:tblStylePr>
     <w:tblStylePr w:type="lastCol">
       <w:rPr>
+        <w:rFonts w:eastAsia="黑体"/>
         <w:b/>
         <w:bCs/>
       </w:rPr>
@@ -9510,12 +9930,14 @@
     </w:tcPr>
     <w:tblStylePr w:type="firstRow">
       <w:rPr>
+        <w:rFonts w:eastAsia="黑体"/>
         <w:b/>
         <w:bCs/>
       </w:rPr>
     </w:tblStylePr>
     <w:tblStylePr w:type="lastRow">
       <w:rPr>
+        <w:rFonts w:eastAsia="黑体"/>
         <w:b/>
         <w:bCs/>
       </w:rPr>
@@ -9528,12 +9950,14 @@
     </w:tblStylePr>
     <w:tblStylePr w:type="firstCol">
       <w:rPr>
+        <w:rFonts w:eastAsia="黑体"/>
         <w:b/>
         <w:bCs/>
       </w:rPr>
     </w:tblStylePr>
     <w:tblStylePr w:type="lastCol">
       <w:rPr>
+        <w:rFonts w:eastAsia="黑体"/>
         <w:b/>
         <w:bCs/>
       </w:rPr>
@@ -9583,12 +10007,14 @@
     </w:tcPr>
     <w:tblStylePr w:type="firstRow">
       <w:rPr>
+        <w:rFonts w:eastAsia="黑体"/>
         <w:b/>
         <w:bCs/>
       </w:rPr>
     </w:tblStylePr>
     <w:tblStylePr w:type="lastRow">
       <w:rPr>
+        <w:rFonts w:eastAsia="黑体"/>
         <w:b/>
         <w:bCs/>
       </w:rPr>
@@ -9601,12 +10027,14 @@
     </w:tblStylePr>
     <w:tblStylePr w:type="firstCol">
       <w:rPr>
+        <w:rFonts w:eastAsia="黑体"/>
         <w:b/>
         <w:bCs/>
       </w:rPr>
     </w:tblStylePr>
     <w:tblStylePr w:type="lastCol">
       <w:rPr>
+        <w:rFonts w:eastAsia="黑体"/>
         <w:b/>
         <w:bCs/>
       </w:rPr>
@@ -9656,12 +10084,14 @@
     </w:tcPr>
     <w:tblStylePr w:type="firstRow">
       <w:rPr>
+        <w:rFonts w:eastAsia="黑体"/>
         <w:b/>
         <w:bCs/>
       </w:rPr>
     </w:tblStylePr>
     <w:tblStylePr w:type="lastRow">
       <w:rPr>
+        <w:rFonts w:eastAsia="黑体"/>
         <w:b/>
         <w:bCs/>
       </w:rPr>
@@ -9674,12 +10104,14 @@
     </w:tblStylePr>
     <w:tblStylePr w:type="firstCol">
       <w:rPr>
+        <w:rFonts w:eastAsia="黑体"/>
         <w:b/>
         <w:bCs/>
       </w:rPr>
     </w:tblStylePr>
     <w:tblStylePr w:type="lastCol">
       <w:rPr>
+        <w:rFonts w:eastAsia="黑体"/>
         <w:b/>
         <w:bCs/>
       </w:rPr>
@@ -9729,12 +10161,14 @@
     </w:tcPr>
     <w:tblStylePr w:type="firstRow">
       <w:rPr>
+        <w:rFonts w:eastAsia="黑体"/>
         <w:b/>
         <w:bCs/>
       </w:rPr>
     </w:tblStylePr>
     <w:tblStylePr w:type="lastRow">
       <w:rPr>
+        <w:rFonts w:eastAsia="黑体"/>
         <w:b/>
         <w:bCs/>
       </w:rPr>
@@ -9747,12 +10181,14 @@
     </w:tblStylePr>
     <w:tblStylePr w:type="firstCol">
       <w:rPr>
+        <w:rFonts w:eastAsia="黑体"/>
         <w:b/>
         <w:bCs/>
       </w:rPr>
     </w:tblStylePr>
     <w:tblStylePr w:type="lastCol">
       <w:rPr>
+        <w:rFonts w:eastAsia="黑体"/>
         <w:b/>
         <w:bCs/>
       </w:rPr>
@@ -9802,12 +10238,14 @@
     </w:tcPr>
     <w:tblStylePr w:type="firstRow">
       <w:rPr>
+        <w:rFonts w:eastAsia="黑体"/>
         <w:b/>
         <w:bCs/>
       </w:rPr>
     </w:tblStylePr>
     <w:tblStylePr w:type="lastRow">
       <w:rPr>
+        <w:rFonts w:eastAsia="黑体"/>
         <w:b/>
         <w:bCs/>
       </w:rPr>
@@ -9820,12 +10258,14 @@
     </w:tblStylePr>
     <w:tblStylePr w:type="firstCol">
       <w:rPr>
+        <w:rFonts w:eastAsia="黑体"/>
         <w:b/>
         <w:bCs/>
       </w:rPr>
     </w:tblStylePr>
     <w:tblStylePr w:type="lastCol">
       <w:rPr>
+        <w:rFonts w:eastAsia="黑体"/>
         <w:b/>
         <w:bCs/>
       </w:rPr>
@@ -9852,7 +10292,7 @@
       <w:spacing w:after="0" w:line="240" w:lineRule="auto"/>
     </w:pPr>
     <w:rPr>
-      <w:rFonts w:asciiTheme="majorHAnsi" w:cstheme="majorBidi" w:eastAsiaTheme="majorEastAsia" w:hAnsiTheme="majorHAnsi"/>
+      <w:rFonts w:asciiTheme="majorHAnsi" w:cstheme="majorBidi" w:hAnsiTheme="majorHAnsi" w:eastAsia="黑体"/>
       <w:color w:themeColor="text1" w:val="000000"/>
     </w:rPr>
     <w:tblPr>
@@ -9879,6 +10319,7 @@
     </w:tcPr>
     <w:tblStylePr w:type="firstRow">
       <w:rPr>
+        <w:rFonts w:eastAsia="黑体"/>
         <w:b/>
         <w:bCs/>
         <w:color w:themeColor="text1" w:val="000000"/>
@@ -9890,6 +10331,7 @@
     </w:tblStylePr>
     <w:tblStylePr w:type="lastRow">
       <w:rPr>
+        <w:rFonts w:eastAsia="黑体"/>
         <w:b/>
         <w:bCs/>
         <w:color w:themeColor="text1" w:val="000000"/>
@@ -9909,6 +10351,7 @@
     </w:tblStylePr>
     <w:tblStylePr w:type="firstCol">
       <w:rPr>
+        <w:rFonts w:eastAsia="黑体"/>
         <w:b/>
         <w:bCs/>
         <w:color w:themeColor="text1" w:val="000000"/>
@@ -9928,6 +10371,7 @@
     </w:tblStylePr>
     <w:tblStylePr w:type="lastCol">
       <w:rPr>
+        <w:rFonts w:eastAsia="黑体"/>
         <w:b w:val="0"/>
         <w:bCs w:val="0"/>
         <w:color w:themeColor="text1" w:val="000000"/>
@@ -9977,7 +10421,7 @@
       <w:spacing w:after="0" w:line="240" w:lineRule="auto"/>
     </w:pPr>
     <w:rPr>
-      <w:rFonts w:asciiTheme="majorHAnsi" w:cstheme="majorBidi" w:eastAsiaTheme="majorEastAsia" w:hAnsiTheme="majorHAnsi"/>
+      <w:rFonts w:asciiTheme="majorHAnsi" w:cstheme="majorBidi" w:hAnsiTheme="majorHAnsi" w:eastAsia="黑体"/>
       <w:color w:themeColor="text1" w:val="000000"/>
     </w:rPr>
     <w:tblPr>
@@ -10004,6 +10448,7 @@
     </w:tcPr>
     <w:tblStylePr w:type="firstRow">
       <w:rPr>
+        <w:rFonts w:eastAsia="黑体"/>
         <w:b/>
         <w:bCs/>
         <w:color w:themeColor="text1" w:val="000000"/>
@@ -10015,6 +10460,7 @@
     </w:tblStylePr>
     <w:tblStylePr w:type="lastRow">
       <w:rPr>
+        <w:rFonts w:eastAsia="黑体"/>
         <w:b/>
         <w:bCs/>
         <w:color w:themeColor="text1" w:val="000000"/>
@@ -10034,6 +10480,7 @@
     </w:tblStylePr>
     <w:tblStylePr w:type="firstCol">
       <w:rPr>
+        <w:rFonts w:eastAsia="黑体"/>
         <w:b/>
         <w:bCs/>
         <w:color w:themeColor="text1" w:val="000000"/>
@@ -10053,6 +10500,7 @@
     </w:tblStylePr>
     <w:tblStylePr w:type="lastCol">
       <w:rPr>
+        <w:rFonts w:eastAsia="黑体"/>
         <w:b w:val="0"/>
         <w:bCs w:val="0"/>
         <w:color w:themeColor="text1" w:val="000000"/>
@@ -10102,7 +10550,7 @@
       <w:spacing w:after="0" w:line="240" w:lineRule="auto"/>
     </w:pPr>
     <w:rPr>
-      <w:rFonts w:asciiTheme="majorHAnsi" w:cstheme="majorBidi" w:eastAsiaTheme="majorEastAsia" w:hAnsiTheme="majorHAnsi"/>
+      <w:rFonts w:asciiTheme="majorHAnsi" w:cstheme="majorBidi" w:hAnsiTheme="majorHAnsi" w:eastAsia="黑体"/>
       <w:color w:themeColor="text1" w:val="000000"/>
     </w:rPr>
     <w:tblPr>
@@ -10129,6 +10577,7 @@
     </w:tcPr>
     <w:tblStylePr w:type="firstRow">
       <w:rPr>
+        <w:rFonts w:eastAsia="黑体"/>
         <w:b/>
         <w:bCs/>
         <w:color w:themeColor="text1" w:val="000000"/>
@@ -10140,6 +10589,7 @@
     </w:tblStylePr>
     <w:tblStylePr w:type="lastRow">
       <w:rPr>
+        <w:rFonts w:eastAsia="黑体"/>
         <w:b/>
         <w:bCs/>
         <w:color w:themeColor="text1" w:val="000000"/>
@@ -10159,6 +10609,7 @@
     </w:tblStylePr>
     <w:tblStylePr w:type="firstCol">
       <w:rPr>
+        <w:rFonts w:eastAsia="黑体"/>
         <w:b/>
         <w:bCs/>
         <w:color w:themeColor="text1" w:val="000000"/>
@@ -10178,6 +10629,7 @@
     </w:tblStylePr>
     <w:tblStylePr w:type="lastCol">
       <w:rPr>
+        <w:rFonts w:eastAsia="黑体"/>
         <w:b w:val="0"/>
         <w:bCs w:val="0"/>
         <w:color w:themeColor="text1" w:val="000000"/>
@@ -10227,7 +10679,7 @@
       <w:spacing w:after="0" w:line="240" w:lineRule="auto"/>
     </w:pPr>
     <w:rPr>
-      <w:rFonts w:asciiTheme="majorHAnsi" w:cstheme="majorBidi" w:eastAsiaTheme="majorEastAsia" w:hAnsiTheme="majorHAnsi"/>
+      <w:rFonts w:asciiTheme="majorHAnsi" w:cstheme="majorBidi" w:hAnsiTheme="majorHAnsi" w:eastAsia="黑体"/>
       <w:color w:themeColor="text1" w:val="000000"/>
     </w:rPr>
     <w:tblPr>
@@ -10254,6 +10706,7 @@
     </w:tcPr>
     <w:tblStylePr w:type="firstRow">
       <w:rPr>
+        <w:rFonts w:eastAsia="黑体"/>
         <w:b/>
         <w:bCs/>
         <w:color w:themeColor="text1" w:val="000000"/>
@@ -10265,6 +10718,7 @@
     </w:tblStylePr>
     <w:tblStylePr w:type="lastRow">
       <w:rPr>
+        <w:rFonts w:eastAsia="黑体"/>
         <w:b/>
         <w:bCs/>
         <w:color w:themeColor="text1" w:val="000000"/>
@@ -10284,6 +10738,7 @@
     </w:tblStylePr>
     <w:tblStylePr w:type="firstCol">
       <w:rPr>
+        <w:rFonts w:eastAsia="黑体"/>
         <w:b/>
         <w:bCs/>
         <w:color w:themeColor="text1" w:val="000000"/>
@@ -10303,6 +10758,7 @@
     </w:tblStylePr>
     <w:tblStylePr w:type="lastCol">
       <w:rPr>
+        <w:rFonts w:eastAsia="黑体"/>
         <w:b w:val="0"/>
         <w:bCs w:val="0"/>
         <w:color w:themeColor="text1" w:val="000000"/>
@@ -10352,7 +10808,7 @@
       <w:spacing w:after="0" w:line="240" w:lineRule="auto"/>
     </w:pPr>
     <w:rPr>
-      <w:rFonts w:asciiTheme="majorHAnsi" w:cstheme="majorBidi" w:eastAsiaTheme="majorEastAsia" w:hAnsiTheme="majorHAnsi"/>
+      <w:rFonts w:asciiTheme="majorHAnsi" w:cstheme="majorBidi" w:hAnsiTheme="majorHAnsi" w:eastAsia="黑体"/>
       <w:color w:themeColor="text1" w:val="000000"/>
     </w:rPr>
     <w:tblPr>
@@ -10379,6 +10835,7 @@
     </w:tcPr>
     <w:tblStylePr w:type="firstRow">
       <w:rPr>
+        <w:rFonts w:eastAsia="黑体"/>
         <w:b/>
         <w:bCs/>
         <w:color w:themeColor="text1" w:val="000000"/>
@@ -10390,6 +10847,7 @@
     </w:tblStylePr>
     <w:tblStylePr w:type="lastRow">
       <w:rPr>
+        <w:rFonts w:eastAsia="黑体"/>
         <w:b/>
         <w:bCs/>
         <w:color w:themeColor="text1" w:val="000000"/>
@@ -10409,6 +10867,7 @@
     </w:tblStylePr>
     <w:tblStylePr w:type="firstCol">
       <w:rPr>
+        <w:rFonts w:eastAsia="黑体"/>
         <w:b/>
         <w:bCs/>
         <w:color w:themeColor="text1" w:val="000000"/>
@@ -10428,6 +10887,7 @@
     </w:tblStylePr>
     <w:tblStylePr w:type="lastCol">
       <w:rPr>
+        <w:rFonts w:eastAsia="黑体"/>
         <w:b w:val="0"/>
         <w:bCs w:val="0"/>
         <w:color w:themeColor="text1" w:val="000000"/>
@@ -10477,7 +10937,7 @@
       <w:spacing w:after="0" w:line="240" w:lineRule="auto"/>
     </w:pPr>
     <w:rPr>
-      <w:rFonts w:asciiTheme="majorHAnsi" w:cstheme="majorBidi" w:eastAsiaTheme="majorEastAsia" w:hAnsiTheme="majorHAnsi"/>
+      <w:rFonts w:asciiTheme="majorHAnsi" w:cstheme="majorBidi" w:hAnsiTheme="majorHAnsi" w:eastAsia="黑体"/>
       <w:color w:themeColor="text1" w:val="000000"/>
     </w:rPr>
     <w:tblPr>
@@ -10504,6 +10964,7 @@
     </w:tcPr>
     <w:tblStylePr w:type="firstRow">
       <w:rPr>
+        <w:rFonts w:eastAsia="黑体"/>
         <w:b/>
         <w:bCs/>
         <w:color w:themeColor="text1" w:val="000000"/>
@@ -10515,6 +10976,7 @@
     </w:tblStylePr>
     <w:tblStylePr w:type="lastRow">
       <w:rPr>
+        <w:rFonts w:eastAsia="黑体"/>
         <w:b/>
         <w:bCs/>
         <w:color w:themeColor="text1" w:val="000000"/>
@@ -10534,6 +10996,7 @@
     </w:tblStylePr>
     <w:tblStylePr w:type="firstCol">
       <w:rPr>
+        <w:rFonts w:eastAsia="黑体"/>
         <w:b/>
         <w:bCs/>
         <w:color w:themeColor="text1" w:val="000000"/>
@@ -10553,6 +11016,7 @@
     </w:tblStylePr>
     <w:tblStylePr w:type="lastCol">
       <w:rPr>
+        <w:rFonts w:eastAsia="黑体"/>
         <w:b w:val="0"/>
         <w:bCs w:val="0"/>
         <w:color w:themeColor="text1" w:val="000000"/>
@@ -10602,7 +11066,7 @@
       <w:spacing w:after="0" w:line="240" w:lineRule="auto"/>
     </w:pPr>
     <w:rPr>
-      <w:rFonts w:asciiTheme="majorHAnsi" w:cstheme="majorBidi" w:eastAsiaTheme="majorEastAsia" w:hAnsiTheme="majorHAnsi"/>
+      <w:rFonts w:asciiTheme="majorHAnsi" w:cstheme="majorBidi" w:hAnsiTheme="majorHAnsi" w:eastAsia="黑体"/>
       <w:color w:themeColor="text1" w:val="000000"/>
     </w:rPr>
     <w:tblPr>
@@ -10629,6 +11093,7 @@
     </w:tcPr>
     <w:tblStylePr w:type="firstRow">
       <w:rPr>
+        <w:rFonts w:eastAsia="黑体"/>
         <w:b/>
         <w:bCs/>
         <w:color w:themeColor="text1" w:val="000000"/>
@@ -10640,6 +11105,7 @@
     </w:tblStylePr>
     <w:tblStylePr w:type="lastRow">
       <w:rPr>
+        <w:rFonts w:eastAsia="黑体"/>
         <w:b/>
         <w:bCs/>
         <w:color w:themeColor="text1" w:val="000000"/>
@@ -10659,6 +11125,7 @@
     </w:tblStylePr>
     <w:tblStylePr w:type="firstCol">
       <w:rPr>
+        <w:rFonts w:eastAsia="黑体"/>
         <w:b/>
         <w:bCs/>
         <w:color w:themeColor="text1" w:val="000000"/>
@@ -10678,6 +11145,7 @@
     </w:tblStylePr>
     <w:tblStylePr w:type="lastCol">
       <w:rPr>
+        <w:rFonts w:eastAsia="黑体"/>
         <w:b w:val="0"/>
         <w:bCs w:val="0"/>
         <w:color w:themeColor="text1" w:val="000000"/>
@@ -10750,6 +11218,7 @@
     </w:tcPr>
     <w:tblStylePr w:type="firstRow">
       <w:rPr>
+        <w:rFonts w:eastAsia="黑体"/>
         <w:b/>
         <w:bCs/>
         <w:i w:val="0"/>
@@ -10771,6 +11240,7 @@
     </w:tblStylePr>
     <w:tblStylePr w:type="lastRow">
       <w:rPr>
+        <w:rFonts w:eastAsia="黑体"/>
         <w:b/>
         <w:bCs/>
         <w:i w:val="0"/>
@@ -10792,6 +11262,7 @@
     </w:tblStylePr>
     <w:tblStylePr w:type="firstCol">
       <w:rPr>
+        <w:rFonts w:eastAsia="黑体"/>
         <w:b/>
         <w:bCs/>
         <w:i w:val="0"/>
@@ -10811,6 +11282,7 @@
     </w:tblStylePr>
     <w:tblStylePr w:type="lastCol">
       <w:rPr>
+        <w:rFonts w:eastAsia="黑体"/>
         <w:b/>
         <w:bCs/>
         <w:i w:val="0"/>
@@ -10891,6 +11363,7 @@
     </w:tcPr>
     <w:tblStylePr w:type="firstRow">
       <w:rPr>
+        <w:rFonts w:eastAsia="黑体"/>
         <w:b/>
         <w:bCs/>
         <w:i w:val="0"/>
@@ -10912,6 +11385,7 @@
     </w:tblStylePr>
     <w:tblStylePr w:type="lastRow">
       <w:rPr>
+        <w:rFonts w:eastAsia="黑体"/>
         <w:b/>
         <w:bCs/>
         <w:i w:val="0"/>
@@ -10933,6 +11407,7 @@
     </w:tblStylePr>
     <w:tblStylePr w:type="firstCol">
       <w:rPr>
+        <w:rFonts w:eastAsia="黑体"/>
         <w:b/>
         <w:bCs/>
         <w:i w:val="0"/>
@@ -10952,6 +11427,7 @@
     </w:tblStylePr>
     <w:tblStylePr w:type="lastCol">
       <w:rPr>
+        <w:rFonts w:eastAsia="黑体"/>
         <w:b/>
         <w:bCs/>
         <w:i w:val="0"/>
@@ -11032,6 +11508,7 @@
     </w:tcPr>
     <w:tblStylePr w:type="firstRow">
       <w:rPr>
+        <w:rFonts w:eastAsia="黑体"/>
         <w:b/>
         <w:bCs/>
         <w:i w:val="0"/>
@@ -11053,6 +11530,7 @@
     </w:tblStylePr>
     <w:tblStylePr w:type="lastRow">
       <w:rPr>
+        <w:rFonts w:eastAsia="黑体"/>
         <w:b/>
         <w:bCs/>
         <w:i w:val="0"/>
@@ -11074,6 +11552,7 @@
     </w:tblStylePr>
     <w:tblStylePr w:type="firstCol">
       <w:rPr>
+        <w:rFonts w:eastAsia="黑体"/>
         <w:b/>
         <w:bCs/>
         <w:i w:val="0"/>
@@ -11093,6 +11572,7 @@
     </w:tblStylePr>
     <w:tblStylePr w:type="lastCol">
       <w:rPr>
+        <w:rFonts w:eastAsia="黑体"/>
         <w:b/>
         <w:bCs/>
         <w:i w:val="0"/>
@@ -11173,6 +11653,7 @@
     </w:tcPr>
     <w:tblStylePr w:type="firstRow">
       <w:rPr>
+        <w:rFonts w:eastAsia="黑体"/>
         <w:b/>
         <w:bCs/>
         <w:i w:val="0"/>
@@ -11194,6 +11675,7 @@
     </w:tblStylePr>
     <w:tblStylePr w:type="lastRow">
       <w:rPr>
+        <w:rFonts w:eastAsia="黑体"/>
         <w:b/>
         <w:bCs/>
         <w:i w:val="0"/>
@@ -11215,6 +11697,7 @@
     </w:tblStylePr>
     <w:tblStylePr w:type="firstCol">
       <w:rPr>
+        <w:rFonts w:eastAsia="黑体"/>
         <w:b/>
         <w:bCs/>
         <w:i w:val="0"/>
@@ -11234,6 +11717,7 @@
     </w:tblStylePr>
     <w:tblStylePr w:type="lastCol">
       <w:rPr>
+        <w:rFonts w:eastAsia="黑体"/>
         <w:b/>
         <w:bCs/>
         <w:i w:val="0"/>
@@ -11314,6 +11798,7 @@
     </w:tcPr>
     <w:tblStylePr w:type="firstRow">
       <w:rPr>
+        <w:rFonts w:eastAsia="黑体"/>
         <w:b/>
         <w:bCs/>
         <w:i w:val="0"/>
@@ -11335,6 +11820,7 @@
     </w:tblStylePr>
     <w:tblStylePr w:type="lastRow">
       <w:rPr>
+        <w:rFonts w:eastAsia="黑体"/>
         <w:b/>
         <w:bCs/>
         <w:i w:val="0"/>
@@ -11356,6 +11842,7 @@
     </w:tblStylePr>
     <w:tblStylePr w:type="firstCol">
       <w:rPr>
+        <w:rFonts w:eastAsia="黑体"/>
         <w:b/>
         <w:bCs/>
         <w:i w:val="0"/>
@@ -11375,6 +11862,7 @@
     </w:tblStylePr>
     <w:tblStylePr w:type="lastCol">
       <w:rPr>
+        <w:rFonts w:eastAsia="黑体"/>
         <w:b/>
         <w:bCs/>
         <w:i w:val="0"/>
@@ -11455,6 +11943,7 @@
     </w:tcPr>
     <w:tblStylePr w:type="firstRow">
       <w:rPr>
+        <w:rFonts w:eastAsia="黑体"/>
         <w:b/>
         <w:bCs/>
         <w:i w:val="0"/>
@@ -11476,6 +11965,7 @@
     </w:tblStylePr>
     <w:tblStylePr w:type="lastRow">
       <w:rPr>
+        <w:rFonts w:eastAsia="黑体"/>
         <w:b/>
         <w:bCs/>
         <w:i w:val="0"/>
@@ -11497,6 +11987,7 @@
     </w:tblStylePr>
     <w:tblStylePr w:type="firstCol">
       <w:rPr>
+        <w:rFonts w:eastAsia="黑体"/>
         <w:b/>
         <w:bCs/>
         <w:i w:val="0"/>
@@ -11516,6 +12007,7 @@
     </w:tblStylePr>
     <w:tblStylePr w:type="lastCol">
       <w:rPr>
+        <w:rFonts w:eastAsia="黑体"/>
         <w:b/>
         <w:bCs/>
         <w:i w:val="0"/>
@@ -11596,6 +12088,7 @@
     </w:tcPr>
     <w:tblStylePr w:type="firstRow">
       <w:rPr>
+        <w:rFonts w:eastAsia="黑体"/>
         <w:b/>
         <w:bCs/>
         <w:i w:val="0"/>
@@ -11617,6 +12110,7 @@
     </w:tblStylePr>
     <w:tblStylePr w:type="lastRow">
       <w:rPr>
+        <w:rFonts w:eastAsia="黑体"/>
         <w:b/>
         <w:bCs/>
         <w:i w:val="0"/>
@@ -11638,6 +12132,7 @@
     </w:tblStylePr>
     <w:tblStylePr w:type="firstCol">
       <w:rPr>
+        <w:rFonts w:eastAsia="黑体"/>
         <w:b/>
         <w:bCs/>
         <w:i w:val="0"/>
@@ -11657,6 +12152,7 @@
     </w:tblStylePr>
     <w:tblStylePr w:type="lastCol">
       <w:rPr>
+        <w:rFonts w:eastAsia="黑体"/>
         <w:b/>
         <w:bCs/>
         <w:i w:val="0"/>
@@ -11714,6 +12210,7 @@
       <w:spacing w:after="0" w:line="240" w:lineRule="auto"/>
     </w:pPr>
     <w:rPr>
+      <w:rFonts w:eastAsia="黑体"/>
       <w:color w:themeColor="background1" w:val="FFFFFF"/>
     </w:rPr>
     <w:tblPr>
@@ -11732,6 +12229,7 @@
     </w:tcPr>
     <w:tblStylePr w:type="firstRow">
       <w:rPr>
+        <w:rFonts w:eastAsia="黑体"/>
         <w:b/>
         <w:bCs/>
       </w:rPr>
@@ -11828,6 +12326,7 @@
       <w:spacing w:after="0" w:line="240" w:lineRule="auto"/>
     </w:pPr>
     <w:rPr>
+      <w:rFonts w:eastAsia="黑体"/>
       <w:color w:themeColor="background1" w:val="FFFFFF"/>
     </w:rPr>
     <w:tblPr>
@@ -11846,6 +12345,7 @@
     </w:tcPr>
     <w:tblStylePr w:type="firstRow">
       <w:rPr>
+        <w:rFonts w:eastAsia="黑体"/>
         <w:b/>
         <w:bCs/>
       </w:rPr>
@@ -11942,6 +12442,7 @@
       <w:spacing w:after="0" w:line="240" w:lineRule="auto"/>
     </w:pPr>
     <w:rPr>
+      <w:rFonts w:eastAsia="黑体"/>
       <w:color w:themeColor="background1" w:val="FFFFFF"/>
     </w:rPr>
     <w:tblPr>
@@ -11960,6 +12461,7 @@
     </w:tcPr>
     <w:tblStylePr w:type="firstRow">
       <w:rPr>
+        <w:rFonts w:eastAsia="黑体"/>
         <w:b/>
         <w:bCs/>
       </w:rPr>
@@ -12056,6 +12558,7 @@
       <w:spacing w:after="0" w:line="240" w:lineRule="auto"/>
     </w:pPr>
     <w:rPr>
+      <w:rFonts w:eastAsia="黑体"/>
       <w:color w:themeColor="background1" w:val="FFFFFF"/>
     </w:rPr>
     <w:tblPr>
@@ -12074,6 +12577,7 @@
     </w:tcPr>
     <w:tblStylePr w:type="firstRow">
       <w:rPr>
+        <w:rFonts w:eastAsia="黑体"/>
         <w:b/>
         <w:bCs/>
       </w:rPr>
@@ -12170,6 +12674,7 @@
       <w:spacing w:after="0" w:line="240" w:lineRule="auto"/>
     </w:pPr>
     <w:rPr>
+      <w:rFonts w:eastAsia="黑体"/>
       <w:color w:themeColor="background1" w:val="FFFFFF"/>
     </w:rPr>
     <w:tblPr>
@@ -12188,6 +12693,7 @@
     </w:tcPr>
     <w:tblStylePr w:type="firstRow">
       <w:rPr>
+        <w:rFonts w:eastAsia="黑体"/>
         <w:b/>
         <w:bCs/>
       </w:rPr>
@@ -12284,6 +12790,7 @@
       <w:spacing w:after="0" w:line="240" w:lineRule="auto"/>
     </w:pPr>
     <w:rPr>
+      <w:rFonts w:eastAsia="黑体"/>
       <w:color w:themeColor="background1" w:val="FFFFFF"/>
     </w:rPr>
     <w:tblPr>
@@ -12302,6 +12809,7 @@
     </w:tcPr>
     <w:tblStylePr w:type="firstRow">
       <w:rPr>
+        <w:rFonts w:eastAsia="黑体"/>
         <w:b/>
         <w:bCs/>
       </w:rPr>
@@ -12398,6 +12906,7 @@
       <w:spacing w:after="0" w:line="240" w:lineRule="auto"/>
     </w:pPr>
     <w:rPr>
+      <w:rFonts w:eastAsia="黑体"/>
       <w:color w:themeColor="background1" w:val="FFFFFF"/>
     </w:rPr>
     <w:tblPr>
@@ -12416,6 +12925,7 @@
     </w:tcPr>
     <w:tblStylePr w:type="firstRow">
       <w:rPr>
+        <w:rFonts w:eastAsia="黑体"/>
         <w:b/>
         <w:bCs/>
       </w:rPr>
@@ -12512,6 +13022,7 @@
       <w:spacing w:after="0" w:line="240" w:lineRule="auto"/>
     </w:pPr>
     <w:rPr>
+      <w:rFonts w:eastAsia="黑体"/>
       <w:color w:themeColor="text1" w:val="000000"/>
     </w:rPr>
     <w:tblPr>
@@ -12538,6 +13049,7 @@
     </w:tcPr>
     <w:tblStylePr w:type="firstRow">
       <w:rPr>
+        <w:rFonts w:eastAsia="黑体"/>
         <w:b/>
         <w:bCs/>
       </w:rPr>
@@ -12556,6 +13068,7 @@
     </w:tblStylePr>
     <w:tblStylePr w:type="lastRow">
       <w:rPr>
+        <w:rFonts w:eastAsia="黑体"/>
         <w:b/>
         <w:bCs/>
         <w:color w:themeColor="background1" w:val="FFFFFF"/>
@@ -12570,6 +13083,7 @@
     </w:tblStylePr>
     <w:tblStylePr w:type="firstCol">
       <w:rPr>
+        <w:rFonts w:eastAsia="黑体"/>
         <w:color w:themeColor="background1" w:val="FFFFFF"/>
       </w:rPr>
       <w:tblPr/>
@@ -12587,6 +13101,7 @@
     </w:tblStylePr>
     <w:tblStylePr w:type="lastCol">
       <w:rPr>
+        <w:rFonts w:eastAsia="黑体"/>
         <w:color w:themeColor="background1" w:val="FFFFFF"/>
       </w:rPr>
       <w:tblPr/>
@@ -12616,11 +13131,13 @@
     </w:tblStylePr>
     <w:tblStylePr w:type="neCell">
       <w:rPr>
+        <w:rFonts w:eastAsia="黑体"/>
         <w:color w:themeColor="text1" w:val="000000"/>
       </w:rPr>
     </w:tblStylePr>
     <w:tblStylePr w:type="nwCell">
       <w:rPr>
+        <w:rFonts w:eastAsia="黑体"/>
         <w:color w:themeColor="text1" w:val="000000"/>
       </w:rPr>
     </w:tblStylePr>
@@ -12634,6 +13151,7 @@
       <w:spacing w:after="0" w:line="240" w:lineRule="auto"/>
     </w:pPr>
     <w:rPr>
+      <w:rFonts w:eastAsia="黑体"/>
       <w:color w:themeColor="text1" w:val="000000"/>
     </w:rPr>
     <w:tblPr>
@@ -12660,6 +13178,7 @@
     </w:tcPr>
     <w:tblStylePr w:type="firstRow">
       <w:rPr>
+        <w:rFonts w:eastAsia="黑体"/>
         <w:b/>
         <w:bCs/>
       </w:rPr>
@@ -12678,6 +13197,7 @@
     </w:tblStylePr>
     <w:tblStylePr w:type="lastRow">
       <w:rPr>
+        <w:rFonts w:eastAsia="黑体"/>
         <w:b/>
         <w:bCs/>
         <w:color w:themeColor="background1" w:val="FFFFFF"/>
@@ -12692,6 +13212,7 @@
     </w:tblStylePr>
     <w:tblStylePr w:type="firstCol">
       <w:rPr>
+        <w:rFonts w:eastAsia="黑体"/>
         <w:color w:themeColor="background1" w:val="FFFFFF"/>
       </w:rPr>
       <w:tblPr/>
@@ -12709,6 +13230,7 @@
     </w:tblStylePr>
     <w:tblStylePr w:type="lastCol">
       <w:rPr>
+        <w:rFonts w:eastAsia="黑体"/>
         <w:color w:themeColor="background1" w:val="FFFFFF"/>
       </w:rPr>
       <w:tblPr/>
@@ -12738,11 +13260,13 @@
     </w:tblStylePr>
     <w:tblStylePr w:type="neCell">
       <w:rPr>
+        <w:rFonts w:eastAsia="黑体"/>
         <w:color w:themeColor="text1" w:val="000000"/>
       </w:rPr>
     </w:tblStylePr>
     <w:tblStylePr w:type="nwCell">
       <w:rPr>
+        <w:rFonts w:eastAsia="黑体"/>
         <w:color w:themeColor="text1" w:val="000000"/>
       </w:rPr>
     </w:tblStylePr>
@@ -12756,6 +13280,7 @@
       <w:spacing w:after="0" w:line="240" w:lineRule="auto"/>
     </w:pPr>
     <w:rPr>
+      <w:rFonts w:eastAsia="黑体"/>
       <w:color w:themeColor="text1" w:val="000000"/>
     </w:rPr>
     <w:tblPr>
@@ -12782,6 +13307,7 @@
     </w:tcPr>
     <w:tblStylePr w:type="firstRow">
       <w:rPr>
+        <w:rFonts w:eastAsia="黑体"/>
         <w:b/>
         <w:bCs/>
       </w:rPr>
@@ -12800,6 +13326,7 @@
     </w:tblStylePr>
     <w:tblStylePr w:type="lastRow">
       <w:rPr>
+        <w:rFonts w:eastAsia="黑体"/>
         <w:b/>
         <w:bCs/>
         <w:color w:themeColor="background1" w:val="FFFFFF"/>
@@ -12814,6 +13341,7 @@
     </w:tblStylePr>
     <w:tblStylePr w:type="firstCol">
       <w:rPr>
+        <w:rFonts w:eastAsia="黑体"/>
         <w:color w:themeColor="background1" w:val="FFFFFF"/>
       </w:rPr>
       <w:tblPr/>
@@ -12831,6 +13359,7 @@
     </w:tblStylePr>
     <w:tblStylePr w:type="lastCol">
       <w:rPr>
+        <w:rFonts w:eastAsia="黑体"/>
         <w:color w:themeColor="background1" w:val="FFFFFF"/>
       </w:rPr>
       <w:tblPr/>
@@ -12860,11 +13389,13 @@
     </w:tblStylePr>
     <w:tblStylePr w:type="neCell">
       <w:rPr>
+        <w:rFonts w:eastAsia="黑体"/>
         <w:color w:themeColor="text1" w:val="000000"/>
       </w:rPr>
     </w:tblStylePr>
     <w:tblStylePr w:type="nwCell">
       <w:rPr>
+        <w:rFonts w:eastAsia="黑体"/>
         <w:color w:themeColor="text1" w:val="000000"/>
       </w:rPr>
     </w:tblStylePr>
@@ -12878,6 +13409,7 @@
       <w:spacing w:after="0" w:line="240" w:lineRule="auto"/>
     </w:pPr>
     <w:rPr>
+      <w:rFonts w:eastAsia="黑体"/>
       <w:color w:themeColor="text1" w:val="000000"/>
     </w:rPr>
     <w:tblPr>
@@ -12904,6 +13436,7 @@
     </w:tcPr>
     <w:tblStylePr w:type="firstRow">
       <w:rPr>
+        <w:rFonts w:eastAsia="黑体"/>
         <w:b/>
         <w:bCs/>
       </w:rPr>
@@ -12922,6 +13455,7 @@
     </w:tblStylePr>
     <w:tblStylePr w:type="lastRow">
       <w:rPr>
+        <w:rFonts w:eastAsia="黑体"/>
         <w:b/>
         <w:bCs/>
         <w:color w:themeColor="background1" w:val="FFFFFF"/>
@@ -12936,6 +13470,7 @@
     </w:tblStylePr>
     <w:tblStylePr w:type="firstCol">
       <w:rPr>
+        <w:rFonts w:eastAsia="黑体"/>
         <w:color w:themeColor="background1" w:val="FFFFFF"/>
       </w:rPr>
       <w:tblPr/>
@@ -12953,6 +13488,7 @@
     </w:tblStylePr>
     <w:tblStylePr w:type="lastCol">
       <w:rPr>
+        <w:rFonts w:eastAsia="黑体"/>
         <w:color w:themeColor="background1" w:val="FFFFFF"/>
       </w:rPr>
       <w:tblPr/>
@@ -12990,6 +13526,7 @@
       <w:spacing w:after="0" w:line="240" w:lineRule="auto"/>
     </w:pPr>
     <w:rPr>
+      <w:rFonts w:eastAsia="黑体"/>
       <w:color w:themeColor="text1" w:val="000000"/>
     </w:rPr>
     <w:tblPr>
@@ -13016,6 +13553,7 @@
     </w:tcPr>
     <w:tblStylePr w:type="firstRow">
       <w:rPr>
+        <w:rFonts w:eastAsia="黑体"/>
         <w:b/>
         <w:bCs/>
       </w:rPr>
@@ -13034,6 +13572,7 @@
     </w:tblStylePr>
     <w:tblStylePr w:type="lastRow">
       <w:rPr>
+        <w:rFonts w:eastAsia="黑体"/>
         <w:b/>
         <w:bCs/>
         <w:color w:themeColor="background1" w:val="FFFFFF"/>
@@ -13048,6 +13587,7 @@
     </w:tblStylePr>
     <w:tblStylePr w:type="firstCol">
       <w:rPr>
+        <w:rFonts w:eastAsia="黑体"/>
         <w:color w:themeColor="background1" w:val="FFFFFF"/>
       </w:rPr>
       <w:tblPr/>
@@ -13065,6 +13605,7 @@
     </w:tblStylePr>
     <w:tblStylePr w:type="lastCol">
       <w:rPr>
+        <w:rFonts w:eastAsia="黑体"/>
         <w:color w:themeColor="background1" w:val="FFFFFF"/>
       </w:rPr>
       <w:tblPr/>
@@ -13094,11 +13635,13 @@
     </w:tblStylePr>
     <w:tblStylePr w:type="neCell">
       <w:rPr>
+        <w:rFonts w:eastAsia="黑体"/>
         <w:color w:themeColor="text1" w:val="000000"/>
       </w:rPr>
     </w:tblStylePr>
     <w:tblStylePr w:type="nwCell">
       <w:rPr>
+        <w:rFonts w:eastAsia="黑体"/>
         <w:color w:themeColor="text1" w:val="000000"/>
       </w:rPr>
     </w:tblStylePr>
@@ -13112,6 +13655,7 @@
       <w:spacing w:after="0" w:line="240" w:lineRule="auto"/>
     </w:pPr>
     <w:rPr>
+      <w:rFonts w:eastAsia="黑体"/>
       <w:color w:themeColor="text1" w:val="000000"/>
     </w:rPr>
     <w:tblPr>
@@ -13138,6 +13682,7 @@
     </w:tcPr>
     <w:tblStylePr w:type="firstRow">
       <w:rPr>
+        <w:rFonts w:eastAsia="黑体"/>
         <w:b/>
         <w:bCs/>
       </w:rPr>
@@ -13156,6 +13701,7 @@
     </w:tblStylePr>
     <w:tblStylePr w:type="lastRow">
       <w:rPr>
+        <w:rFonts w:eastAsia="黑体"/>
         <w:b/>
         <w:bCs/>
         <w:color w:themeColor="background1" w:val="FFFFFF"/>
@@ -13170,6 +13716,7 @@
     </w:tblStylePr>
     <w:tblStylePr w:type="firstCol">
       <w:rPr>
+        <w:rFonts w:eastAsia="黑体"/>
         <w:color w:themeColor="background1" w:val="FFFFFF"/>
       </w:rPr>
       <w:tblPr/>
@@ -13187,6 +13734,7 @@
     </w:tblStylePr>
     <w:tblStylePr w:type="lastCol">
       <w:rPr>
+        <w:rFonts w:eastAsia="黑体"/>
         <w:color w:themeColor="background1" w:val="FFFFFF"/>
       </w:rPr>
       <w:tblPr/>
@@ -13216,11 +13764,13 @@
     </w:tblStylePr>
     <w:tblStylePr w:type="neCell">
       <w:rPr>
+        <w:rFonts w:eastAsia="黑体"/>
         <w:color w:themeColor="text1" w:val="000000"/>
       </w:rPr>
     </w:tblStylePr>
     <w:tblStylePr w:type="nwCell">
       <w:rPr>
+        <w:rFonts w:eastAsia="黑体"/>
         <w:color w:themeColor="text1" w:val="000000"/>
       </w:rPr>
     </w:tblStylePr>
@@ -13234,6 +13784,7 @@
       <w:spacing w:after="0" w:line="240" w:lineRule="auto"/>
     </w:pPr>
     <w:rPr>
+      <w:rFonts w:eastAsia="黑体"/>
       <w:color w:themeColor="text1" w:val="000000"/>
     </w:rPr>
     <w:tblPr>
@@ -13260,6 +13811,7 @@
     </w:tcPr>
     <w:tblStylePr w:type="firstRow">
       <w:rPr>
+        <w:rFonts w:eastAsia="黑体"/>
         <w:b/>
         <w:bCs/>
       </w:rPr>
@@ -13278,6 +13830,7 @@
     </w:tblStylePr>
     <w:tblStylePr w:type="lastRow">
       <w:rPr>
+        <w:rFonts w:eastAsia="黑体"/>
         <w:b/>
         <w:bCs/>
         <w:color w:themeColor="background1" w:val="FFFFFF"/>
@@ -13292,6 +13845,7 @@
     </w:tblStylePr>
     <w:tblStylePr w:type="firstCol">
       <w:rPr>
+        <w:rFonts w:eastAsia="黑体"/>
         <w:color w:themeColor="background1" w:val="FFFFFF"/>
       </w:rPr>
       <w:tblPr/>
@@ -13309,6 +13863,7 @@
     </w:tblStylePr>
     <w:tblStylePr w:type="lastCol">
       <w:rPr>
+        <w:rFonts w:eastAsia="黑体"/>
         <w:color w:themeColor="background1" w:val="FFFFFF"/>
       </w:rPr>
       <w:tblPr/>
@@ -13338,11 +13893,13 @@
     </w:tblStylePr>
     <w:tblStylePr w:type="neCell">
       <w:rPr>
+        <w:rFonts w:eastAsia="黑体"/>
         <w:color w:themeColor="text1" w:val="000000"/>
       </w:rPr>
     </w:tblStylePr>
     <w:tblStylePr w:type="nwCell">
       <w:rPr>
+        <w:rFonts w:eastAsia="黑体"/>
         <w:color w:themeColor="text1" w:val="000000"/>
       </w:rPr>
     </w:tblStylePr>
@@ -13356,6 +13913,7 @@
       <w:spacing w:after="0" w:line="240" w:lineRule="auto"/>
     </w:pPr>
     <w:rPr>
+      <w:rFonts w:eastAsia="黑体"/>
       <w:color w:themeColor="text1" w:val="000000"/>
     </w:rPr>
     <w:tblPr>
@@ -13374,6 +13932,7 @@
     </w:tcPr>
     <w:tblStylePr w:type="firstRow">
       <w:rPr>
+        <w:rFonts w:eastAsia="黑体"/>
         <w:b/>
         <w:bCs/>
         <w:color w:themeColor="background1" w:val="FFFFFF"/>
@@ -13388,6 +13947,7 @@
     </w:tblStylePr>
     <w:tblStylePr w:type="lastRow">
       <w:rPr>
+        <w:rFonts w:eastAsia="黑体"/>
         <w:b/>
         <w:bCs/>
         <w:color w:themeColor="accent2" w:themeShade="CC" w:val="9E3A38"/>
@@ -13402,12 +13962,14 @@
     </w:tblStylePr>
     <w:tblStylePr w:type="firstCol">
       <w:rPr>
+        <w:rFonts w:eastAsia="黑体"/>
         <w:b/>
         <w:bCs/>
       </w:rPr>
     </w:tblStylePr>
     <w:tblStylePr w:type="lastCol">
       <w:rPr>
+        <w:rFonts w:eastAsia="黑体"/>
         <w:b/>
         <w:bCs/>
       </w:rPr>
@@ -13442,6 +14004,7 @@
       <w:spacing w:after="0" w:line="240" w:lineRule="auto"/>
     </w:pPr>
     <w:rPr>
+      <w:rFonts w:eastAsia="黑体"/>
       <w:color w:themeColor="text1" w:val="000000"/>
     </w:rPr>
     <w:tblPr>
@@ -13460,6 +14023,7 @@
     </w:tcPr>
     <w:tblStylePr w:type="firstRow">
       <w:rPr>
+        <w:rFonts w:eastAsia="黑体"/>
         <w:b/>
         <w:bCs/>
         <w:color w:themeColor="background1" w:val="FFFFFF"/>
@@ -13474,6 +14038,7 @@
     </w:tblStylePr>
     <w:tblStylePr w:type="lastRow">
       <w:rPr>
+        <w:rFonts w:eastAsia="黑体"/>
         <w:b/>
         <w:bCs/>
         <w:color w:themeColor="accent2" w:themeShade="CC" w:val="9E3A38"/>
@@ -13488,12 +14053,14 @@
     </w:tblStylePr>
     <w:tblStylePr w:type="firstCol">
       <w:rPr>
+        <w:rFonts w:eastAsia="黑体"/>
         <w:b/>
         <w:bCs/>
       </w:rPr>
     </w:tblStylePr>
     <w:tblStylePr w:type="lastCol">
       <w:rPr>
+        <w:rFonts w:eastAsia="黑体"/>
         <w:b/>
         <w:bCs/>
       </w:rPr>
@@ -13528,6 +14095,7 @@
       <w:spacing w:after="0" w:line="240" w:lineRule="auto"/>
     </w:pPr>
     <w:rPr>
+      <w:rFonts w:eastAsia="黑体"/>
       <w:color w:themeColor="text1" w:val="000000"/>
     </w:rPr>
     <w:tblPr>
@@ -13546,6 +14114,7 @@
     </w:tcPr>
     <w:tblStylePr w:type="firstRow">
       <w:rPr>
+        <w:rFonts w:eastAsia="黑体"/>
         <w:b/>
         <w:bCs/>
         <w:color w:themeColor="background1" w:val="FFFFFF"/>
@@ -13560,6 +14129,7 @@
     </w:tblStylePr>
     <w:tblStylePr w:type="lastRow">
       <w:rPr>
+        <w:rFonts w:eastAsia="黑体"/>
         <w:b/>
         <w:bCs/>
         <w:color w:themeColor="accent2" w:themeShade="CC" w:val="9E3A38"/>
@@ -13574,12 +14144,14 @@
     </w:tblStylePr>
     <w:tblStylePr w:type="firstCol">
       <w:rPr>
+        <w:rFonts w:eastAsia="黑体"/>
         <w:b/>
         <w:bCs/>
       </w:rPr>
     </w:tblStylePr>
     <w:tblStylePr w:type="lastCol">
       <w:rPr>
+        <w:rFonts w:eastAsia="黑体"/>
         <w:b/>
         <w:bCs/>
       </w:rPr>
@@ -13614,6 +14186,7 @@
       <w:spacing w:after="0" w:line="240" w:lineRule="auto"/>
     </w:pPr>
     <w:rPr>
+      <w:rFonts w:eastAsia="黑体"/>
       <w:color w:themeColor="text1" w:val="000000"/>
     </w:rPr>
     <w:tblPr>
@@ -13632,6 +14205,7 @@
     </w:tcPr>
     <w:tblStylePr w:type="firstRow">
       <w:rPr>
+        <w:rFonts w:eastAsia="黑体"/>
         <w:b/>
         <w:bCs/>
         <w:color w:themeColor="background1" w:val="FFFFFF"/>
@@ -13646,6 +14220,7 @@
     </w:tblStylePr>
     <w:tblStylePr w:type="lastRow">
       <w:rPr>
+        <w:rFonts w:eastAsia="黑体"/>
         <w:b/>
         <w:bCs/>
         <w:color w:themeColor="accent4" w:themeShade="CC" w:val="664E82"/>
@@ -13660,12 +14235,14 @@
     </w:tblStylePr>
     <w:tblStylePr w:type="firstCol">
       <w:rPr>
+        <w:rFonts w:eastAsia="黑体"/>
         <w:b/>
         <w:bCs/>
       </w:rPr>
     </w:tblStylePr>
     <w:tblStylePr w:type="lastCol">
       <w:rPr>
+        <w:rFonts w:eastAsia="黑体"/>
         <w:b/>
         <w:bCs/>
       </w:rPr>
@@ -13700,6 +14277,7 @@
       <w:spacing w:after="0" w:line="240" w:lineRule="auto"/>
     </w:pPr>
     <w:rPr>
+      <w:rFonts w:eastAsia="黑体"/>
       <w:color w:themeColor="text1" w:val="000000"/>
     </w:rPr>
     <w:tblPr>
@@ -13718,6 +14296,7 @@
     </w:tcPr>
     <w:tblStylePr w:type="firstRow">
       <w:rPr>
+        <w:rFonts w:eastAsia="黑体"/>
         <w:b/>
         <w:bCs/>
         <w:color w:themeColor="background1" w:val="FFFFFF"/>
@@ -13732,6 +14311,7 @@
     </w:tblStylePr>
     <w:tblStylePr w:type="lastRow">
       <w:rPr>
+        <w:rFonts w:eastAsia="黑体"/>
         <w:b/>
         <w:bCs/>
         <w:color w:themeColor="accent3" w:themeShade="CC" w:val="7E9C40"/>
@@ -13746,12 +14326,14 @@
     </w:tblStylePr>
     <w:tblStylePr w:type="firstCol">
       <w:rPr>
+        <w:rFonts w:eastAsia="黑体"/>
         <w:b/>
         <w:bCs/>
       </w:rPr>
     </w:tblStylePr>
     <w:tblStylePr w:type="lastCol">
       <w:rPr>
+        <w:rFonts w:eastAsia="黑体"/>
         <w:b/>
         <w:bCs/>
       </w:rPr>
@@ -13786,6 +14368,7 @@
       <w:spacing w:after="0" w:line="240" w:lineRule="auto"/>
     </w:pPr>
     <w:rPr>
+      <w:rFonts w:eastAsia="黑体"/>
       <w:color w:themeColor="text1" w:val="000000"/>
     </w:rPr>
     <w:tblPr>
@@ -13804,6 +14387,7 @@
     </w:tcPr>
     <w:tblStylePr w:type="firstRow">
       <w:rPr>
+        <w:rFonts w:eastAsia="黑体"/>
         <w:b/>
         <w:bCs/>
         <w:color w:themeColor="background1" w:val="FFFFFF"/>
@@ -13818,6 +14402,7 @@
     </w:tblStylePr>
     <w:tblStylePr w:type="lastRow">
       <w:rPr>
+        <w:rFonts w:eastAsia="黑体"/>
         <w:b/>
         <w:bCs/>
         <w:color w:themeColor="accent6" w:themeShade="CC" w:val="F2730A"/>
@@ -13832,12 +14417,14 @@
     </w:tblStylePr>
     <w:tblStylePr w:type="firstCol">
       <w:rPr>
+        <w:rFonts w:eastAsia="黑体"/>
         <w:b/>
         <w:bCs/>
       </w:rPr>
     </w:tblStylePr>
     <w:tblStylePr w:type="lastCol">
       <w:rPr>
+        <w:rFonts w:eastAsia="黑体"/>
         <w:b/>
         <w:bCs/>
       </w:rPr>
@@ -13872,6 +14459,7 @@
       <w:spacing w:after="0" w:line="240" w:lineRule="auto"/>
     </w:pPr>
     <w:rPr>
+      <w:rFonts w:eastAsia="黑体"/>
       <w:color w:themeColor="text1" w:val="000000"/>
     </w:rPr>
     <w:tblPr>
@@ -13890,6 +14478,7 @@
     </w:tcPr>
     <w:tblStylePr w:type="firstRow">
       <w:rPr>
+        <w:rFonts w:eastAsia="黑体"/>
         <w:b/>
         <w:bCs/>
         <w:color w:themeColor="background1" w:val="FFFFFF"/>
@@ -13904,6 +14493,7 @@
     </w:tblStylePr>
     <w:tblStylePr w:type="lastRow">
       <w:rPr>
+        <w:rFonts w:eastAsia="黑体"/>
         <w:b/>
         <w:bCs/>
         <w:color w:themeColor="accent5" w:themeShade="CC" w:val="348DA5"/>
@@ -13918,12 +14508,14 @@
     </w:tblStylePr>
     <w:tblStylePr w:type="firstCol">
       <w:rPr>
+        <w:rFonts w:eastAsia="黑体"/>
         <w:b/>
         <w:bCs/>
       </w:rPr>
     </w:tblStylePr>
     <w:tblStylePr w:type="lastCol">
       <w:rPr>
+        <w:rFonts w:eastAsia="黑体"/>
         <w:b/>
         <w:bCs/>
       </w:rPr>
@@ -13958,6 +14550,7 @@
       <w:spacing w:after="0" w:line="240" w:lineRule="auto"/>
     </w:pPr>
     <w:rPr>
+      <w:rFonts w:eastAsia="黑体"/>
       <w:color w:themeColor="text1" w:val="000000"/>
     </w:rPr>
     <w:tblPr>
@@ -13979,6 +14572,7 @@
     </w:tcPr>
     <w:tblStylePr w:type="firstRow">
       <w:rPr>
+        <w:rFonts w:eastAsia="黑体"/>
         <w:b/>
         <w:bCs/>
       </w:rPr>
@@ -13989,6 +14583,7 @@
     </w:tblStylePr>
     <w:tblStylePr w:type="lastRow">
       <w:rPr>
+        <w:rFonts w:eastAsia="黑体"/>
         <w:b/>
         <w:bCs/>
         <w:color w:themeColor="text1" w:val="000000"/>
@@ -14000,6 +14595,7 @@
     </w:tblStylePr>
     <w:tblStylePr w:type="firstCol">
       <w:rPr>
+        <w:rFonts w:eastAsia="黑体"/>
         <w:color w:themeColor="background1" w:val="FFFFFF"/>
       </w:rPr>
       <w:tblPr/>
@@ -14009,6 +14605,7 @@
     </w:tblStylePr>
     <w:tblStylePr w:type="lastCol">
       <w:rPr>
+        <w:rFonts w:eastAsia="黑体"/>
         <w:color w:themeColor="background1" w:val="FFFFFF"/>
       </w:rPr>
       <w:tblPr/>
@@ -14038,6 +14635,7 @@
       <w:spacing w:after="0" w:line="240" w:lineRule="auto"/>
     </w:pPr>
     <w:rPr>
+      <w:rFonts w:eastAsia="黑体"/>
       <w:color w:themeColor="text1" w:val="000000"/>
     </w:rPr>
     <w:tblPr>
@@ -14059,6 +14657,7 @@
     </w:tcPr>
     <w:tblStylePr w:type="firstRow">
       <w:rPr>
+        <w:rFonts w:eastAsia="黑体"/>
         <w:b/>
         <w:bCs/>
       </w:rPr>
@@ -14069,6 +14668,7 @@
     </w:tblStylePr>
     <w:tblStylePr w:type="lastRow">
       <w:rPr>
+        <w:rFonts w:eastAsia="黑体"/>
         <w:b/>
         <w:bCs/>
         <w:color w:themeColor="text1" w:val="000000"/>
@@ -14080,6 +14680,7 @@
     </w:tblStylePr>
     <w:tblStylePr w:type="firstCol">
       <w:rPr>
+        <w:rFonts w:eastAsia="黑体"/>
         <w:color w:themeColor="background1" w:val="FFFFFF"/>
       </w:rPr>
       <w:tblPr/>
@@ -14089,6 +14690,7 @@
     </w:tblStylePr>
     <w:tblStylePr w:type="lastCol">
       <w:rPr>
+        <w:rFonts w:eastAsia="黑体"/>
         <w:color w:themeColor="background1" w:val="FFFFFF"/>
       </w:rPr>
       <w:tblPr/>
@@ -14118,6 +14720,7 @@
       <w:spacing w:after="0" w:line="240" w:lineRule="auto"/>
     </w:pPr>
     <w:rPr>
+      <w:rFonts w:eastAsia="黑体"/>
       <w:color w:themeColor="text1" w:val="000000"/>
     </w:rPr>
     <w:tblPr>
@@ -14139,6 +14742,7 @@
     </w:tcPr>
     <w:tblStylePr w:type="firstRow">
       <w:rPr>
+        <w:rFonts w:eastAsia="黑体"/>
         <w:b/>
         <w:bCs/>
       </w:rPr>
@@ -14149,6 +14753,7 @@
     </w:tblStylePr>
     <w:tblStylePr w:type="lastRow">
       <w:rPr>
+        <w:rFonts w:eastAsia="黑体"/>
         <w:b/>
         <w:bCs/>
         <w:color w:themeColor="text1" w:val="000000"/>
@@ -14160,6 +14765,7 @@
     </w:tblStylePr>
     <w:tblStylePr w:type="firstCol">
       <w:rPr>
+        <w:rFonts w:eastAsia="黑体"/>
         <w:color w:themeColor="background1" w:val="FFFFFF"/>
       </w:rPr>
       <w:tblPr/>
@@ -14169,6 +14775,7 @@
     </w:tblStylePr>
     <w:tblStylePr w:type="lastCol">
       <w:rPr>
+        <w:rFonts w:eastAsia="黑体"/>
         <w:color w:themeColor="background1" w:val="FFFFFF"/>
       </w:rPr>
       <w:tblPr/>
@@ -14198,6 +14805,7 @@
       <w:spacing w:after="0" w:line="240" w:lineRule="auto"/>
     </w:pPr>
     <w:rPr>
+      <w:rFonts w:eastAsia="黑体"/>
       <w:color w:themeColor="text1" w:val="000000"/>
     </w:rPr>
     <w:tblPr>
@@ -14219,6 +14827,7 @@
     </w:tcPr>
     <w:tblStylePr w:type="firstRow">
       <w:rPr>
+        <w:rFonts w:eastAsia="黑体"/>
         <w:b/>
         <w:bCs/>
       </w:rPr>
@@ -14229,6 +14838,7 @@
     </w:tblStylePr>
     <w:tblStylePr w:type="lastRow">
       <w:rPr>
+        <w:rFonts w:eastAsia="黑体"/>
         <w:b/>
         <w:bCs/>
         <w:color w:themeColor="text1" w:val="000000"/>
@@ -14240,6 +14850,7 @@
     </w:tblStylePr>
     <w:tblStylePr w:type="firstCol">
       <w:rPr>
+        <w:rFonts w:eastAsia="黑体"/>
         <w:color w:themeColor="background1" w:val="FFFFFF"/>
       </w:rPr>
       <w:tblPr/>
@@ -14249,6 +14860,7 @@
     </w:tblStylePr>
     <w:tblStylePr w:type="lastCol">
       <w:rPr>
+        <w:rFonts w:eastAsia="黑体"/>
         <w:color w:themeColor="background1" w:val="FFFFFF"/>
       </w:rPr>
       <w:tblPr/>
@@ -14278,6 +14890,7 @@
       <w:spacing w:after="0" w:line="240" w:lineRule="auto"/>
     </w:pPr>
     <w:rPr>
+      <w:rFonts w:eastAsia="黑体"/>
       <w:color w:themeColor="text1" w:val="000000"/>
     </w:rPr>
     <w:tblPr>
@@ -14299,6 +14912,7 @@
     </w:tcPr>
     <w:tblStylePr w:type="firstRow">
       <w:rPr>
+        <w:rFonts w:eastAsia="黑体"/>
         <w:b/>
         <w:bCs/>
       </w:rPr>
@@ -14309,6 +14923,7 @@
     </w:tblStylePr>
     <w:tblStylePr w:type="lastRow">
       <w:rPr>
+        <w:rFonts w:eastAsia="黑体"/>
         <w:b/>
         <w:bCs/>
         <w:color w:themeColor="text1" w:val="000000"/>
@@ -14320,6 +14935,7 @@
     </w:tblStylePr>
     <w:tblStylePr w:type="firstCol">
       <w:rPr>
+        <w:rFonts w:eastAsia="黑体"/>
         <w:color w:themeColor="background1" w:val="FFFFFF"/>
       </w:rPr>
       <w:tblPr/>
@@ -14329,6 +14945,7 @@
     </w:tblStylePr>
     <w:tblStylePr w:type="lastCol">
       <w:rPr>
+        <w:rFonts w:eastAsia="黑体"/>
         <w:color w:themeColor="background1" w:val="FFFFFF"/>
       </w:rPr>
       <w:tblPr/>
@@ -14358,6 +14975,7 @@
       <w:spacing w:after="0" w:line="240" w:lineRule="auto"/>
     </w:pPr>
     <w:rPr>
+      <w:rFonts w:eastAsia="黑体"/>
       <w:color w:themeColor="text1" w:val="000000"/>
     </w:rPr>
     <w:tblPr>
@@ -14379,6 +14997,7 @@
     </w:tcPr>
     <w:tblStylePr w:type="firstRow">
       <w:rPr>
+        <w:rFonts w:eastAsia="黑体"/>
         <w:b/>
         <w:bCs/>
       </w:rPr>
@@ -14389,6 +15008,7 @@
     </w:tblStylePr>
     <w:tblStylePr w:type="lastRow">
       <w:rPr>
+        <w:rFonts w:eastAsia="黑体"/>
         <w:b/>
         <w:bCs/>
         <w:color w:themeColor="text1" w:val="000000"/>
@@ -14400,6 +15020,7 @@
     </w:tblStylePr>
     <w:tblStylePr w:type="firstCol">
       <w:rPr>
+        <w:rFonts w:eastAsia="黑体"/>
         <w:color w:themeColor="background1" w:val="FFFFFF"/>
       </w:rPr>
       <w:tblPr/>
@@ -14409,6 +15030,7 @@
     </w:tblStylePr>
     <w:tblStylePr w:type="lastCol">
       <w:rPr>
+        <w:rFonts w:eastAsia="黑体"/>
         <w:color w:themeColor="background1" w:val="FFFFFF"/>
       </w:rPr>
       <w:tblPr/>
@@ -14438,6 +15060,7 @@
       <w:spacing w:after="0" w:line="240" w:lineRule="auto"/>
     </w:pPr>
     <w:rPr>
+      <w:rFonts w:eastAsia="黑体"/>
       <w:color w:themeColor="text1" w:val="000000"/>
     </w:rPr>
     <w:tblPr>
@@ -14459,6 +15082,7 @@
     </w:tcPr>
     <w:tblStylePr w:type="firstRow">
       <w:rPr>
+        <w:rFonts w:eastAsia="黑体"/>
         <w:b/>
         <w:bCs/>
       </w:rPr>
@@ -14469,6 +15093,7 @@
     </w:tblStylePr>
     <w:tblStylePr w:type="lastRow">
       <w:rPr>
+        <w:rFonts w:eastAsia="黑体"/>
         <w:b/>
         <w:bCs/>
         <w:color w:themeColor="text1" w:val="000000"/>
@@ -14480,6 +15105,7 @@
     </w:tblStylePr>
     <w:tblStylePr w:type="firstCol">
       <w:rPr>
+        <w:rFonts w:eastAsia="黑体"/>
         <w:color w:themeColor="background1" w:val="FFFFFF"/>
       </w:rPr>
       <w:tblPr/>
@@ -14489,6 +15115,7 @@
     </w:tblStylePr>
     <w:tblStylePr w:type="lastCol">
       <w:rPr>
+        <w:rFonts w:eastAsia="黑体"/>
         <w:color w:themeColor="background1" w:val="FFFFFF"/>
       </w:rPr>
       <w:tblPr/>
@@ -14521,6 +15148,7 @@
     <w:name w:val="KeywordTok"/>
     <w:basedOn w:val="VerbatimChar"/>
     <w:rPr>
+      <w:rFonts w:eastAsia="黑体"/>
       <w:b/>
       <w:color w:val="007020"/>
     </w:rPr>
@@ -14529,6 +15157,7 @@
     <w:name w:val="DataTypeTok"/>
     <w:basedOn w:val="VerbatimChar"/>
     <w:rPr>
+      <w:rFonts w:eastAsia="黑体"/>
       <w:color w:val="902000"/>
     </w:rPr>
   </w:style>
@@ -14536,6 +15165,7 @@
     <w:name w:val="DecValTok"/>
     <w:basedOn w:val="VerbatimChar"/>
     <w:rPr>
+      <w:rFonts w:eastAsia="黑体"/>
       <w:color w:val="40a070"/>
     </w:rPr>
   </w:style>
@@ -14543,6 +15173,7 @@
     <w:name w:val="BaseNTok"/>
     <w:basedOn w:val="VerbatimChar"/>
     <w:rPr>
+      <w:rFonts w:eastAsia="黑体"/>
       <w:color w:val="40a070"/>
     </w:rPr>
   </w:style>
@@ -14550,6 +15181,7 @@
     <w:name w:val="FloatTok"/>
     <w:basedOn w:val="VerbatimChar"/>
     <w:rPr>
+      <w:rFonts w:eastAsia="黑体"/>
       <w:color w:val="40a070"/>
     </w:rPr>
   </w:style>
@@ -14557,6 +15189,7 @@
     <w:name w:val="ConstantTok"/>
     <w:basedOn w:val="VerbatimChar"/>
     <w:rPr>
+      <w:rFonts w:eastAsia="黑体"/>
       <w:color w:val="880000"/>
     </w:rPr>
   </w:style>
@@ -14564,6 +15197,7 @@
     <w:name w:val="CharTok"/>
     <w:basedOn w:val="VerbatimChar"/>
     <w:rPr>
+      <w:rFonts w:eastAsia="黑体"/>
       <w:color w:val="4070a0"/>
     </w:rPr>
   </w:style>
@@ -14571,6 +15205,7 @@
     <w:name w:val="SpecialCharTok"/>
     <w:basedOn w:val="VerbatimChar"/>
     <w:rPr>
+      <w:rFonts w:eastAsia="黑体"/>
       <w:color w:val="4070a0"/>
     </w:rPr>
   </w:style>
@@ -14578,6 +15213,7 @@
     <w:name w:val="StringTok"/>
     <w:basedOn w:val="VerbatimChar"/>
     <w:rPr>
+      <w:rFonts w:eastAsia="黑体"/>
       <w:color w:val="4070a0"/>
     </w:rPr>
   </w:style>
@@ -14585,6 +15221,7 @@
     <w:name w:val="VerbatimStringTok"/>
     <w:basedOn w:val="VerbatimChar"/>
     <w:rPr>
+      <w:rFonts w:eastAsia="黑体"/>
       <w:color w:val="4070a0"/>
     </w:rPr>
   </w:style>
@@ -14592,6 +15229,7 @@
     <w:name w:val="SpecialStringTok"/>
     <w:basedOn w:val="VerbatimChar"/>
     <w:rPr>
+      <w:rFonts w:eastAsia="黑体"/>
       <w:color w:val="bb6688"/>
     </w:rPr>
   </w:style>
@@ -14599,6 +15237,7 @@
     <w:name w:val="ImportTok"/>
     <w:basedOn w:val="VerbatimChar"/>
     <w:rPr>
+      <w:rFonts w:eastAsia="黑体"/>
       <w:b/>
       <w:color w:val="008000"/>
     </w:rPr>
@@ -14607,6 +15246,7 @@
     <w:name w:val="CommentTok"/>
     <w:basedOn w:val="VerbatimChar"/>
     <w:rPr>
+      <w:rFonts w:eastAsia="黑体"/>
       <w:i/>
       <w:color w:val="60a0b0"/>
     </w:rPr>
@@ -14615,6 +15255,7 @@
     <w:name w:val="DocumentationTok"/>
     <w:basedOn w:val="VerbatimChar"/>
     <w:rPr>
+      <w:rFonts w:eastAsia="黑体"/>
       <w:i/>
       <w:color w:val="ba2121"/>
     </w:rPr>
@@ -14623,6 +15264,7 @@
     <w:name w:val="AnnotationTok"/>
     <w:basedOn w:val="VerbatimChar"/>
     <w:rPr>
+      <w:rFonts w:eastAsia="黑体"/>
       <w:b/>
       <w:i/>
       <w:color w:val="60a0b0"/>
@@ -14632,6 +15274,7 @@
     <w:name w:val="CommentVarTok"/>
     <w:basedOn w:val="VerbatimChar"/>
     <w:rPr>
+      <w:rFonts w:eastAsia="黑体"/>
       <w:b/>
       <w:i/>
       <w:color w:val="60a0b0"/>
@@ -14641,6 +15284,7 @@
     <w:name w:val="OtherTok"/>
     <w:basedOn w:val="VerbatimChar"/>
     <w:rPr>
+      <w:rFonts w:eastAsia="黑体"/>
       <w:color w:val="007020"/>
     </w:rPr>
   </w:style>
@@ -14648,6 +15292,7 @@
     <w:name w:val="FunctionTok"/>
     <w:basedOn w:val="VerbatimChar"/>
     <w:rPr>
+      <w:rFonts w:eastAsia="黑体"/>
       <w:color w:val="06287e"/>
     </w:rPr>
   </w:style>
@@ -14655,6 +15300,7 @@
     <w:name w:val="VariableTok"/>
     <w:basedOn w:val="VerbatimChar"/>
     <w:rPr>
+      <w:rFonts w:eastAsia="黑体"/>
       <w:color w:val="19177c"/>
     </w:rPr>
   </w:style>
@@ -14662,6 +15308,7 @@
     <w:name w:val="ControlFlowTok"/>
     <w:basedOn w:val="VerbatimChar"/>
     <w:rPr>
+      <w:rFonts w:eastAsia="黑体"/>
       <w:b/>
       <w:color w:val="007020"/>
     </w:rPr>
@@ -14670,6 +15317,7 @@
     <w:name w:val="OperatorTok"/>
     <w:basedOn w:val="VerbatimChar"/>
     <w:rPr>
+      <w:rFonts w:eastAsia="黑体"/>
       <w:color w:val="666666"/>
     </w:rPr>
   </w:style>
@@ -14677,18 +15325,22 @@
     <w:name w:val="BuiltInTok"/>
     <w:basedOn w:val="VerbatimChar"/>
     <w:rPr>
+      <w:rFonts w:eastAsia="黑体"/>
       <w:color w:val="008000"/>
     </w:rPr>
   </w:style>
   <w:style w:type="character" w:customStyle="1" w:styleId="ExtensionTok">
     <w:name w:val="ExtensionTok"/>
     <w:basedOn w:val="VerbatimChar"/>
-    <w:rPr/>
+    <w:rPr>
+      <w:rFonts w:eastAsia="黑体"/>
+    </w:rPr>
   </w:style>
   <w:style w:type="character" w:customStyle="1" w:styleId="PreprocessorTok">
     <w:name w:val="PreprocessorTok"/>
     <w:basedOn w:val="VerbatimChar"/>
     <w:rPr>
+      <w:rFonts w:eastAsia="黑体"/>
       <w:color w:val="bc7a00"/>
     </w:rPr>
   </w:style>
@@ -14696,18 +15348,22 @@
     <w:name w:val="AttributeTok"/>
     <w:basedOn w:val="VerbatimChar"/>
     <w:rPr>
+      <w:rFonts w:eastAsia="黑体"/>
       <w:color w:val="7d9029"/>
     </w:rPr>
   </w:style>
   <w:style w:type="character" w:customStyle="1" w:styleId="RegionMarkerTok">
     <w:name w:val="RegionMarkerTok"/>
     <w:basedOn w:val="VerbatimChar"/>
-    <w:rPr/>
+    <w:rPr>
+      <w:rFonts w:eastAsia="黑体"/>
+    </w:rPr>
   </w:style>
   <w:style w:type="character" w:customStyle="1" w:styleId="InformationTok">
     <w:name w:val="InformationTok"/>
     <w:basedOn w:val="VerbatimChar"/>
     <w:rPr>
+      <w:rFonts w:eastAsia="黑体"/>
       <w:b/>
       <w:i/>
       <w:color w:val="60a0b0"/>
@@ -14717,6 +15373,7 @@
     <w:name w:val="WarningTok"/>
     <w:basedOn w:val="VerbatimChar"/>
     <w:rPr>
+      <w:rFonts w:eastAsia="黑体"/>
       <w:b/>
       <w:i/>
       <w:color w:val="60a0b0"/>
@@ -14726,6 +15383,7 @@
     <w:name w:val="AlertTok"/>
     <w:basedOn w:val="VerbatimChar"/>
     <w:rPr>
+      <w:rFonts w:eastAsia="黑体"/>
       <w:b/>
       <w:color w:val="ff0000"/>
     </w:rPr>
@@ -14734,6 +15392,7 @@
     <w:name w:val="ErrorTok"/>
     <w:basedOn w:val="VerbatimChar"/>
     <w:rPr>
+      <w:rFonts w:eastAsia="黑体"/>
       <w:b/>
       <w:color w:val="ff0000"/>
     </w:rPr>
@@ -14741,7 +15400,9 @@
   <w:style w:type="character" w:customStyle="1" w:styleId="NormalTok">
     <w:name w:val="NormalTok"/>
     <w:basedOn w:val="VerbatimChar"/>
-    <w:rPr/>
+    <w:rPr>
+      <w:rFonts w:eastAsia="黑体"/>
+    </w:rPr>
   </w:style>
 </w:styles>
 </file>
@@ -14790,12 +15451,12 @@
     <a:fontScheme name="Office">
       <a:majorFont>
         <a:latin typeface="Calibri"/>
-        <a:ea typeface=""/>
+        <a:ea typeface="黑体"/>
         <a:cs typeface=""/>
         <a:font script="Jpan" typeface="ＭＳ ゴシック"/>
         <a:font script="Hang" typeface="맑은 고딕"/>
-        <a:font script="Hans" typeface="宋体"/>
-        <a:font script="Hant" typeface="新細明體"/>
+        <a:font script="Hans" typeface="黑体"/>
+        <a:font script="Hant" typeface="黑体"/>
         <a:font script="Arab" typeface="Times New Roman"/>
         <a:font script="Hebr" typeface="Times New Roman"/>
         <a:font script="Thai" typeface="Angsana New"/>
@@ -14825,12 +15486,12 @@
       </a:majorFont>
       <a:minorFont>
         <a:latin typeface="Cambria"/>
-        <a:ea typeface=""/>
+        <a:ea typeface="黑体"/>
         <a:cs typeface=""/>
         <a:font script="Jpan" typeface="ＭＳ 明朝"/>
         <a:font script="Hang" typeface="맑은 고딕"/>
-        <a:font script="Hans" typeface="宋体"/>
-        <a:font script="Hant" typeface="新細明體"/>
+        <a:font script="Hans" typeface="黑体"/>
+        <a:font script="Hant" typeface="黑体"/>
         <a:font script="Arab" typeface="Arial"/>
         <a:font script="Hebr" typeface="Arial"/>
         <a:font script="Thai" typeface="Cordia New"/>

--- a/05-数字电路/03-单片机及嵌入式接口/按键检测电路/按键检测电路.docx
+++ b/05-数字电路/03-单片机及嵌入式接口/按键检测电路/按键检测电路.docx
@@ -2380,7 +2380,7 @@
           <w:color w:val="555555"/>
           <w:sz w:val="21"/>
         </w:rPr>
-        <w:t>材料收集者：杜文杰，WX手机：19519196569，QQ:3478827729</w:t>
+        <w:t>材料收集者：杜文杰，微信/手机：19519196569，QQ:3478827729</w:t>
       </w:r>
     </w:p>
     <w:sectPr>
